--- a/fra/docx/53.content.docx
+++ b/fra/docx/53.content.docx
@@ -11,6 +11,15 @@
         <w:pStyle w:val="Heading2"/>
       </w:pPr>
       <w:r>
+        <w:t>Resource: Notes d'étude (Tyndale)</w:t>
+      </w:r>
+      <w:r/>
+    </w:p>
+    <w:p>
+      <w:pPr>
+        <w:pStyle w:val="Heading2"/>
+      </w:pPr>
+      <w:r>
         <w:t>License Information</w:t>
       </w:r>
       <w:r/>
@@ -21,7 +30,7 @@
         <w:rPr>
           <w:b/>
         </w:rPr>
-        <w:t>Study Notes (Tyndale)</w:t>
+        <w:t>Notes d'étude (Tyndale)</w:t>
       </w:r>
       <w:r>
         <w:t xml:space="preserve"> (French) is based on</w:t>
@@ -74,7 +83,7 @@
         <w:pStyle w:val="Heading1"/>
       </w:pPr>
       <w:r>
-        <w:t>Study Notes (Tyndale)</w:t>
+        <w:t>Notes d'étude (Tyndale)</w:t>
       </w:r>
     </w:p>
     <w:p>
@@ -83,6 +92,51 @@
           <w:headerReference w:type="even" r:id="rId8"/>
           <w:headerReference w:type="default" r:id="rId9"/>
           <w:footerReference w:type="default" r:id="rId10"/>
+          <w:footnotePr>
+            <w:numRestart w:val="eachSect"/>
+          </w:footnotePr>
+          <w:type w:val="continuous"/>
+          <w:pgSz w:w="12240" w:h="15840" w:code="1"/>
+          <w:pgMar w:top="1440" w:right="1440" w:bottom="1440" w:left="1440" w:header="504" w:footer="504" w:gutter="0"/>
+          <w:cols w:space="708"/>
+          <w:titlePg/>
+          <w:docGrid w:linePitch="360"/>
+        </w:sectPr>
+      </w:pPr>
+    </w:p>
+    <w:p>
+      <w:r/>
+    </w:p>
+    <w:p>
+      <w:pPr>
+        <w:pStyle w:val="Heading2"/>
+      </w:pPr>
+      <w:r>
+        <w:t>2TH</w:t>
+      </w:r>
+      <w:r/>
+    </w:p>
+    <w:p>
+      <w:r/>
+      <w:r>
+        <w:rPr>
+          <w:i/>
+        </w:rPr>
+        <w:t>2 Thessaloniciens 1.1–2, 2 Thessaloniciens 1.2, 2 Thessaloniciens 1.3, 2 Thessaloniciens 1.3–10, 2 Thessaloniciens 1.4, 2 Thessaloniciens 1.5, 2 Thessaloniciens 1.7, 2 Thessaloniciens 1.9, 2 Thessaloniciens 1.10, 2 Thessaloniciens 1.11, 2 Thessaloniciens 1.11–12, 2 Thessaloniciens 1.12, 2 Thessaloniciens 2.1, 2 Thessaloniciens 2.1–12, 2 Thessaloniciens 2.2, 2 Thessaloniciens 2.3, 2 Thessaloniciens 2.4, 2 Thessaloniciens 2.6, 2 Thessaloniciens 2.7, 2 Thessaloniciens 2.8, 2 Thessaloniciens 2.9, 2 Thessaloniciens 2.11, 2 Thessaloniciens 2.12, 2 Thessaloniciens 2.14, 2 Thessaloniciens 2.15, 2 Thessaloniciens 2.16, 2 Thessaloniciens 2.17, 2 Thessaloniciens 3.1, 2 Thessaloniciens 3.1–5, 2 Thessaloniciens 3.2, 2 Thessaloniciens 3.3, 2 Thessaloniciens 3.5, 2 Thessaloniciens 3.6, 2 Thessaloniciens 3.6–15, 2 Thessaloniciens 3.7, 2 Thessaloniciens 3.8, 2 Thessaloniciens 3.9, 2 Thessaloniciens 3.10, 2 Thessaloniciens 3.12, 2 Thessaloniciens 3.13, 2 Thessaloniciens 3.14, 2 Thessaloniciens 3.15, 2 Thessaloniciens 3.16, 2 Thessaloniciens 3.17, 2 Thessaloniciens 3.18</w:t>
+      </w:r>
+      <w:r/>
+    </w:p>
+    <w:p>
+      <w:r/>
+      <w:r>
+        <w:t xml:space="preserve"> </w:t>
+      </w:r>
+      <w:r/>
+      <w:r/>
+    </w:p>
+    <w:p>
+      <w:pPr>
+        <w:sectPr>
           <w:footnotePr>
             <w:numRestart w:val="eachSect"/>
           </w:footnotePr>

--- a/fra/docx/53.content.docx
+++ b/fra/docx/53.content.docx
@@ -4,49 +4,89 @@
   <w:body>
     <w:p/>
     <w:p>
-      <w:r/>
+      <w:pPr/>
+      <w:r>
+        <w:rPr>
+          <w:lang w:val="fr_FR" w:bidi="fr_FR"/>
+        </w:rPr>
+      </w:r>
     </w:p>
     <w:p>
       <w:pPr>
         <w:pStyle w:val="Heading2"/>
       </w:pPr>
       <w:r>
+        <w:rPr>
+          <w:lang w:val="fr_FR" w:bidi="fr_FR"/>
+        </w:rPr>
         <w:t>Resource: Notes d'étude (Tyndale)</w:t>
       </w:r>
-      <w:r/>
+      <w:r>
+        <w:rPr>
+          <w:lang w:val="fr_FR" w:bidi="fr_FR"/>
+        </w:rPr>
+      </w:r>
     </w:p>
     <w:p>
       <w:pPr>
         <w:pStyle w:val="Heading2"/>
       </w:pPr>
       <w:r>
+        <w:rPr>
+          <w:lang w:val="fr_FR" w:bidi="fr_FR"/>
+        </w:rPr>
         <w:t>License Information</w:t>
       </w:r>
-      <w:r/>
-    </w:p>
-    <w:p>
-      <w:r/>
+      <w:r>
+        <w:rPr>
+          <w:lang w:val="fr_FR" w:bidi="fr_FR"/>
+        </w:rPr>
+      </w:r>
+    </w:p>
+    <w:p>
+      <w:pPr/>
+      <w:r>
+        <w:rPr>
+          <w:lang w:val="fr_FR" w:bidi="fr_FR"/>
+        </w:rPr>
+      </w:r>
       <w:r>
         <w:rPr>
           <w:b/>
+          <w:lang w:val="fr_FR" w:bidi="fr_FR"/>
         </w:rPr>
         <w:t>Notes d'étude (Tyndale)</w:t>
       </w:r>
       <w:r>
+        <w:rPr>
+          <w:lang w:val="fr_FR" w:bidi="fr_FR"/>
+        </w:rPr>
         <w:t xml:space="preserve"> (French) is based on</w:t>
       </w:r>
       <w:r>
+        <w:rPr>
+          <w:lang w:val="fr_FR" w:bidi="fr_FR"/>
+        </w:rPr>
         <w:t xml:space="preserve">: </w:t>
       </w:r>
       <w:r>
+        <w:rPr>
+          <w:lang w:val="fr_FR" w:bidi="fr_FR"/>
+        </w:rPr>
         <w:t>Tyndale Open Study Notes</w:t>
       </w:r>
       <w:r>
+        <w:rPr>
+          <w:lang w:val="fr_FR" w:bidi="fr_FR"/>
+        </w:rPr>
         <w:t xml:space="preserve">, </w:t>
       </w:r>
       <w:hyperlink r:id="rId13">
         <w:r>
           <w:rPr>
+            <w:lang w:val="fr_FR" w:bidi="fr_FR"/>
+          </w:rPr>
+          <w:rPr>
             <w:color w:val="0000EE"/>
             <w:u w:val="single"/>
           </w:rPr>
@@ -54,11 +94,17 @@
         </w:r>
       </w:hyperlink>
       <w:r>
+        <w:rPr>
+          <w:lang w:val="fr_FR" w:bidi="fr_FR"/>
+        </w:rPr>
         <w:t xml:space="preserve">, 2019, which is licensed under a </w:t>
       </w:r>
       <w:hyperlink r:id="rId14">
         <w:r>
           <w:rPr>
+            <w:lang w:val="fr_FR" w:bidi="fr_FR"/>
+          </w:rPr>
+          <w:rPr>
             <w:color w:val="0000EE"/>
             <w:u w:val="single"/>
           </w:rPr>
@@ -66,23 +112,49 @@
         </w:r>
       </w:hyperlink>
       <w:r>
+        <w:rPr>
+          <w:lang w:val="fr_FR" w:bidi="fr_FR"/>
+        </w:rPr>
         <w:t>.</w:t>
       </w:r>
-      <w:r/>
-    </w:p>
-    <w:p>
-      <w:r/>
-      <w:r>
+      <w:r>
+        <w:rPr>
+          <w:lang w:val="fr_FR" w:bidi="fr_FR"/>
+        </w:rPr>
+      </w:r>
+    </w:p>
+    <w:p>
+      <w:pPr/>
+      <w:r>
+        <w:rPr>
+          <w:lang w:val="fr_FR" w:bidi="fr_FR"/>
+        </w:rPr>
+      </w:r>
+      <w:r>
+        <w:rPr>
+          <w:lang w:val="fr_FR" w:bidi="fr_FR"/>
+        </w:rPr>
         <w:t>This PDF version is provided under the same license.</w:t>
       </w:r>
-      <w:r/>
-      <w:r/>
+      <w:r>
+        <w:rPr>
+          <w:lang w:val="fr_FR" w:bidi="fr_FR"/>
+        </w:rPr>
+      </w:r>
+      <w:r>
+        <w:rPr>
+          <w:lang w:val="fr_FR" w:bidi="fr_FR"/>
+        </w:rPr>
+      </w:r>
     </w:p>
     <w:p>
       <w:pPr>
         <w:pStyle w:val="Heading1"/>
       </w:pPr>
       <w:r>
+        <w:rPr>
+          <w:lang w:val="fr_FR" w:bidi="fr_FR"/>
+        </w:rPr>
         <w:t>Notes d'étude (Tyndale)</w:t>
       </w:r>
     </w:p>
@@ -105,34 +177,72 @@
       </w:pPr>
     </w:p>
     <w:p>
-      <w:r/>
+      <w:pPr/>
+      <w:r>
+        <w:rPr>
+          <w:lang w:val="fr_FR" w:bidi="fr_FR"/>
+        </w:rPr>
+      </w:r>
     </w:p>
     <w:p>
       <w:pPr>
         <w:pStyle w:val="Heading2"/>
       </w:pPr>
       <w:r>
+        <w:rPr>
+          <w:lang w:val="fr_FR" w:bidi="fr_FR"/>
+        </w:rPr>
         <w:t>2TH</w:t>
       </w:r>
-      <w:r/>
-    </w:p>
-    <w:p>
-      <w:r/>
+      <w:r>
+        <w:rPr>
+          <w:lang w:val="fr_FR" w:bidi="fr_FR"/>
+        </w:rPr>
+      </w:r>
+    </w:p>
+    <w:p>
+      <w:pPr/>
+      <w:r>
+        <w:rPr>
+          <w:lang w:val="fr_FR" w:bidi="fr_FR"/>
+        </w:rPr>
+      </w:r>
       <w:r>
         <w:rPr>
           <w:i/>
+          <w:lang w:val="fr_FR" w:bidi="fr_FR"/>
         </w:rPr>
         <w:t>2 Thessaloniciens 1.1–2, 2 Thessaloniciens 1.2, 2 Thessaloniciens 1.3, 2 Thessaloniciens 1.3–10, 2 Thessaloniciens 1.4, 2 Thessaloniciens 1.5, 2 Thessaloniciens 1.7, 2 Thessaloniciens 1.9, 2 Thessaloniciens 1.10, 2 Thessaloniciens 1.11, 2 Thessaloniciens 1.11–12, 2 Thessaloniciens 1.12, 2 Thessaloniciens 2.1, 2 Thessaloniciens 2.1–12, 2 Thessaloniciens 2.2, 2 Thessaloniciens 2.3, 2 Thessaloniciens 2.4, 2 Thessaloniciens 2.6, 2 Thessaloniciens 2.7, 2 Thessaloniciens 2.8, 2 Thessaloniciens 2.9, 2 Thessaloniciens 2.11, 2 Thessaloniciens 2.12, 2 Thessaloniciens 2.14, 2 Thessaloniciens 2.15, 2 Thessaloniciens 2.16, 2 Thessaloniciens 2.17, 2 Thessaloniciens 3.1, 2 Thessaloniciens 3.1–5, 2 Thessaloniciens 3.2, 2 Thessaloniciens 3.3, 2 Thessaloniciens 3.5, 2 Thessaloniciens 3.6, 2 Thessaloniciens 3.6–15, 2 Thessaloniciens 3.7, 2 Thessaloniciens 3.8, 2 Thessaloniciens 3.9, 2 Thessaloniciens 3.10, 2 Thessaloniciens 3.12, 2 Thessaloniciens 3.13, 2 Thessaloniciens 3.14, 2 Thessaloniciens 3.15, 2 Thessaloniciens 3.16, 2 Thessaloniciens 3.17, 2 Thessaloniciens 3.18</w:t>
       </w:r>
-      <w:r/>
-    </w:p>
-    <w:p>
-      <w:r/>
-      <w:r>
+      <w:r>
+        <w:rPr>
+          <w:lang w:val="fr_FR" w:bidi="fr_FR"/>
+        </w:rPr>
+      </w:r>
+    </w:p>
+    <w:p>
+      <w:pPr/>
+      <w:r>
+        <w:rPr>
+          <w:lang w:val="fr_FR" w:bidi="fr_FR"/>
+        </w:rPr>
+      </w:r>
+      <w:r>
+        <w:rPr>
+          <w:lang w:val="fr_FR" w:bidi="fr_FR"/>
+        </w:rPr>
         <w:t xml:space="preserve"> </w:t>
       </w:r>
-      <w:r/>
-      <w:r/>
+      <w:r>
+        <w:rPr>
+          <w:lang w:val="fr_FR" w:bidi="fr_FR"/>
+        </w:rPr>
+      </w:r>
+      <w:r>
+        <w:rPr>
+          <w:lang w:val="fr_FR" w:bidi="fr_FR"/>
+        </w:rPr>
+      </w:r>
     </w:p>
     <w:p>
       <w:pPr>
@@ -150,63 +260,122 @@
       </w:pPr>
     </w:p>
     <w:p>
-      <w:r/>
+      <w:pPr/>
+      <w:r>
+        <w:rPr>
+          <w:lang w:val="fr_FR" w:bidi="fr_FR"/>
+        </w:rPr>
+      </w:r>
     </w:p>
     <w:p>
       <w:pPr>
         <w:pStyle w:val="Heading2"/>
       </w:pPr>
       <w:r>
+        <w:rPr>
+          <w:lang w:val="fr_FR" w:bidi="fr_FR"/>
+        </w:rPr>
         <w:t>2 Thessaloniciens 1.1–2</w:t>
       </w:r>
-      <w:r/>
-    </w:p>
-    <w:p>
-      <w:r/>
-      <w:r>
+      <w:r>
+        <w:rPr>
+          <w:lang w:val="fr_FR" w:bidi="fr_FR"/>
+        </w:rPr>
+      </w:r>
+    </w:p>
+    <w:p>
+      <w:pPr/>
+      <w:r>
+        <w:rPr>
+          <w:lang w:val="fr_FR" w:bidi="fr_FR"/>
+        </w:rPr>
+      </w:r>
+      <w:r>
+        <w:rPr>
+          <w:lang w:val="fr_FR" w:bidi="fr_FR"/>
+        </w:rPr>
         <w:t>Paul suit d’anciens usages de rédaction de lettres, mais au lieu de la salutation habituelle (</w:t>
       </w:r>
       <w:r>
         <w:rPr>
           <w:i/>
+          <w:lang w:val="fr_FR" w:bidi="fr_FR"/>
         </w:rPr>
         <w:t>chairein</w:t>
       </w:r>
       <w:r>
+        <w:rPr>
+          <w:lang w:val="fr_FR" w:bidi="fr_FR"/>
+        </w:rPr>
         <w:t xml:space="preserve"> en grec), il les bénit avec grâce (</w:t>
       </w:r>
       <w:r>
         <w:rPr>
           <w:i/>
+          <w:lang w:val="fr_FR" w:bidi="fr_FR"/>
         </w:rPr>
         <w:t>charis</w:t>
       </w:r>
       <w:r>
+        <w:rPr>
+          <w:lang w:val="fr_FR" w:bidi="fr_FR"/>
+        </w:rPr>
         <w:t xml:space="preserve"> en grec) et paix.</w:t>
       </w:r>
-      <w:r/>
-      <w:r/>
-    </w:p>
-    <w:p>
-      <w:r/>
+      <w:r>
+        <w:rPr>
+          <w:lang w:val="fr_FR" w:bidi="fr_FR"/>
+        </w:rPr>
+      </w:r>
+      <w:r>
+        <w:rPr>
+          <w:lang w:val="fr_FR" w:bidi="fr_FR"/>
+        </w:rPr>
+      </w:r>
+    </w:p>
+    <w:p>
+      <w:pPr/>
+      <w:r>
+        <w:rPr>
+          <w:lang w:val="fr_FR" w:bidi="fr_FR"/>
+        </w:rPr>
+      </w:r>
     </w:p>
     <w:p>
       <w:pPr>
         <w:pStyle w:val="Heading2"/>
       </w:pPr>
       <w:r>
+        <w:rPr>
+          <w:lang w:val="fr_FR" w:bidi="fr_FR"/>
+        </w:rPr>
         <w:t>2 Thessaloniciens 1.2</w:t>
       </w:r>
-      <w:r/>
-    </w:p>
-    <w:p>
-      <w:r/>
-      <w:r>
+      <w:r>
+        <w:rPr>
+          <w:lang w:val="fr_FR" w:bidi="fr_FR"/>
+        </w:rPr>
+      </w:r>
+    </w:p>
+    <w:p>
+      <w:pPr/>
+      <w:r>
+        <w:rPr>
+          <w:lang w:val="fr_FR" w:bidi="fr_FR"/>
+        </w:rPr>
+      </w:r>
+      <w:r>
+        <w:rPr>
+          <w:lang w:val="fr_FR" w:bidi="fr_FR"/>
+        </w:rPr>
         <w:t>Dieu notre Père et le Seigneur Jésus-Christ sont tous deux source de grâce et de paix. L’espoir des Thessaloniciens était lié à la grâce de Dieu (</w:t>
       </w:r>
       <w:hyperlink r:id="rId15">
         <w:r>
           <w:rPr>
+            <w:lang w:val="fr_FR" w:bidi="fr_FR"/>
+          </w:rPr>
+          <w:rPr>
             <w:color w:val="0000EE"/>
             <w:u w:val="single"/>
           </w:rPr>
@@ -214,11 +383,17 @@
         </w:r>
       </w:hyperlink>
       <w:r>
+        <w:rPr>
+          <w:lang w:val="fr_FR" w:bidi="fr_FR"/>
+        </w:rPr>
         <w:t>), et même dans la persécution, ils pouvaient vivre sa paix (</w:t>
       </w:r>
       <w:hyperlink r:id="rId16">
         <w:r>
           <w:rPr>
+            <w:lang w:val="fr_FR" w:bidi="fr_FR"/>
+          </w:rPr>
+          <w:rPr>
             <w:color w:val="0000EE"/>
             <w:u w:val="single"/>
           </w:rPr>
@@ -226,40 +401,78 @@
         </w:r>
       </w:hyperlink>
       <w:r>
+        <w:rPr>
+          <w:lang w:val="fr_FR" w:bidi="fr_FR"/>
+        </w:rPr>
         <w:t>).</w:t>
       </w:r>
-      <w:r/>
-      <w:r/>
-    </w:p>
-    <w:p>
-      <w:r/>
+      <w:r>
+        <w:rPr>
+          <w:lang w:val="fr_FR" w:bidi="fr_FR"/>
+        </w:rPr>
+      </w:r>
+      <w:r>
+        <w:rPr>
+          <w:lang w:val="fr_FR" w:bidi="fr_FR"/>
+        </w:rPr>
+      </w:r>
+    </w:p>
+    <w:p>
+      <w:pPr/>
+      <w:r>
+        <w:rPr>
+          <w:lang w:val="fr_FR" w:bidi="fr_FR"/>
+        </w:rPr>
+      </w:r>
     </w:p>
     <w:p>
       <w:pPr>
         <w:pStyle w:val="Heading2"/>
       </w:pPr>
       <w:r>
+        <w:rPr>
+          <w:lang w:val="fr_FR" w:bidi="fr_FR"/>
+        </w:rPr>
         <w:t>2 Thessaloniciens 1.3</w:t>
       </w:r>
-      <w:r/>
-    </w:p>
-    <w:p>
-      <w:r/>
-      <w:r>
+      <w:r>
+        <w:rPr>
+          <w:lang w:val="fr_FR" w:bidi="fr_FR"/>
+        </w:rPr>
+      </w:r>
+    </w:p>
+    <w:p>
+      <w:pPr/>
+      <w:r>
+        <w:rPr>
+          <w:lang w:val="fr_FR" w:bidi="fr_FR"/>
+        </w:rPr>
+      </w:r>
+      <w:r>
+        <w:rPr>
+          <w:lang w:val="fr_FR" w:bidi="fr_FR"/>
+        </w:rPr>
         <w:t xml:space="preserve">frères : Du Grec </w:t>
       </w:r>
       <w:r>
         <w:rPr>
           <w:i/>
+          <w:lang w:val="fr_FR" w:bidi="fr_FR"/>
         </w:rPr>
         <w:t>adelphoi</w:t>
       </w:r>
       <w:r>
+        <w:rPr>
+          <w:lang w:val="fr_FR" w:bidi="fr_FR"/>
+        </w:rPr>
         <w:t>, un terme générique qui désigne les membres d’une même famille, hommes et femmes. • rendre continuellement grâces à Dieu : Paul commence par rendre grâce pour la foi, la charité et la « persévérance » des Thessaloniciens (</w:t>
       </w:r>
       <w:hyperlink r:id="rId17">
         <w:r>
           <w:rPr>
+            <w:lang w:val="fr_FR" w:bidi="fr_FR"/>
+          </w:rPr>
+          <w:rPr>
             <w:color w:val="0000EE"/>
             <w:u w:val="single"/>
           </w:rPr>
@@ -267,11 +480,17 @@
         </w:r>
       </w:hyperlink>
       <w:r>
+        <w:rPr>
+          <w:lang w:val="fr_FR" w:bidi="fr_FR"/>
+        </w:rPr>
         <w:t xml:space="preserve">). Ces vertus chrétiennes fondamentales (voir </w:t>
       </w:r>
       <w:hyperlink r:id="rId18">
         <w:r>
           <w:rPr>
+            <w:lang w:val="fr_FR" w:bidi="fr_FR"/>
+          </w:rPr>
+          <w:rPr>
             <w:color w:val="0000EE"/>
             <w:u w:val="single"/>
           </w:rPr>
@@ -279,11 +498,17 @@
         </w:r>
       </w:hyperlink>
       <w:r>
+        <w:rPr>
+          <w:lang w:val="fr_FR" w:bidi="fr_FR"/>
+        </w:rPr>
         <w:t xml:space="preserve"> ; </w:t>
       </w:r>
       <w:hyperlink r:id="rId19">
         <w:r>
           <w:rPr>
+            <w:lang w:val="fr_FR" w:bidi="fr_FR"/>
+          </w:rPr>
+          <w:rPr>
             <w:color w:val="0000EE"/>
             <w:u w:val="single"/>
           </w:rPr>
@@ -291,11 +516,17 @@
         </w:r>
       </w:hyperlink>
       <w:r>
+        <w:rPr>
+          <w:lang w:val="fr_FR" w:bidi="fr_FR"/>
+        </w:rPr>
         <w:t xml:space="preserve"> ; </w:t>
       </w:r>
       <w:hyperlink r:id="rId20">
         <w:r>
           <w:rPr>
+            <w:lang w:val="fr_FR" w:bidi="fr_FR"/>
+          </w:rPr>
+          <w:rPr>
             <w:color w:val="0000EE"/>
             <w:u w:val="single"/>
           </w:rPr>
@@ -303,11 +534,17 @@
         </w:r>
       </w:hyperlink>
       <w:r>
+        <w:rPr>
+          <w:lang w:val="fr_FR" w:bidi="fr_FR"/>
+        </w:rPr>
         <w:t xml:space="preserve"> ; </w:t>
       </w:r>
       <w:hyperlink r:id="rId21">
         <w:r>
           <w:rPr>
+            <w:lang w:val="fr_FR" w:bidi="fr_FR"/>
+          </w:rPr>
+          <w:rPr>
             <w:color w:val="0000EE"/>
             <w:u w:val="single"/>
           </w:rPr>
@@ -315,11 +552,17 @@
         </w:r>
       </w:hyperlink>
       <w:r>
+        <w:rPr>
+          <w:lang w:val="fr_FR" w:bidi="fr_FR"/>
+        </w:rPr>
         <w:t>) se développaient dans l’église malgré la persécution endurée (</w:t>
       </w:r>
       <w:hyperlink r:id="rId22">
         <w:r>
           <w:rPr>
+            <w:lang w:val="fr_FR" w:bidi="fr_FR"/>
+          </w:rPr>
+          <w:rPr>
             <w:color w:val="0000EE"/>
             <w:u w:val="single"/>
           </w:rPr>
@@ -327,31 +570,65 @@
         </w:r>
       </w:hyperlink>
       <w:r>
+        <w:rPr>
+          <w:lang w:val="fr_FR" w:bidi="fr_FR"/>
+        </w:rPr>
         <w:t>).</w:t>
       </w:r>
-      <w:r/>
-      <w:r/>
-    </w:p>
-    <w:p>
-      <w:r/>
+      <w:r>
+        <w:rPr>
+          <w:lang w:val="fr_FR" w:bidi="fr_FR"/>
+        </w:rPr>
+      </w:r>
+      <w:r>
+        <w:rPr>
+          <w:lang w:val="fr_FR" w:bidi="fr_FR"/>
+        </w:rPr>
+      </w:r>
+    </w:p>
+    <w:p>
+      <w:pPr/>
+      <w:r>
+        <w:rPr>
+          <w:lang w:val="fr_FR" w:bidi="fr_FR"/>
+        </w:rPr>
+      </w:r>
     </w:p>
     <w:p>
       <w:pPr>
         <w:pStyle w:val="Heading2"/>
       </w:pPr>
       <w:r>
+        <w:rPr>
+          <w:lang w:val="fr_FR" w:bidi="fr_FR"/>
+        </w:rPr>
         <w:t>2 Thessaloniciens 1.3–10</w:t>
       </w:r>
-      <w:r/>
-    </w:p>
-    <w:p>
-      <w:r/>
-      <w:r>
+      <w:r>
+        <w:rPr>
+          <w:lang w:val="fr_FR" w:bidi="fr_FR"/>
+        </w:rPr>
+      </w:r>
+    </w:p>
+    <w:p>
+      <w:pPr/>
+      <w:r>
+        <w:rPr>
+          <w:lang w:val="fr_FR" w:bidi="fr_FR"/>
+        </w:rPr>
+      </w:r>
+      <w:r>
+        <w:rPr>
+          <w:lang w:val="fr_FR" w:bidi="fr_FR"/>
+        </w:rPr>
         <w:t>Après avoir rendu grâces à Dieu pour l’église de Thessalonique (</w:t>
       </w:r>
       <w:hyperlink r:id="rId23">
         <w:r>
           <w:rPr>
+            <w:lang w:val="fr_FR" w:bidi="fr_FR"/>
+          </w:rPr>
+          <w:rPr>
             <w:color w:val="0000EE"/>
             <w:u w:val="single"/>
           </w:rPr>
@@ -359,11 +636,17 @@
         </w:r>
       </w:hyperlink>
       <w:r>
+        <w:rPr>
+          <w:lang w:val="fr_FR" w:bidi="fr_FR"/>
+        </w:rPr>
         <w:t>), Paul écrit au sujet de la persécution (</w:t>
       </w:r>
       <w:hyperlink r:id="rId17">
         <w:r>
           <w:rPr>
+            <w:lang w:val="fr_FR" w:bidi="fr_FR"/>
+          </w:rPr>
+          <w:rPr>
             <w:color w:val="0000EE"/>
             <w:u w:val="single"/>
           </w:rPr>
@@ -371,11 +654,17 @@
         </w:r>
       </w:hyperlink>
       <w:r>
+        <w:rPr>
+          <w:lang w:val="fr_FR" w:bidi="fr_FR"/>
+        </w:rPr>
         <w:t>) qui s’est intensifiée depuis sa première lettre (</w:t>
       </w:r>
       <w:hyperlink r:id="rId24">
         <w:r>
           <w:rPr>
+            <w:lang w:val="fr_FR" w:bidi="fr_FR"/>
+          </w:rPr>
+          <w:rPr>
             <w:color w:val="0000EE"/>
             <w:u w:val="single"/>
           </w:rPr>
@@ -383,11 +672,17 @@
         </w:r>
       </w:hyperlink>
       <w:r>
+        <w:rPr>
+          <w:lang w:val="fr_FR" w:bidi="fr_FR"/>
+        </w:rPr>
         <w:t xml:space="preserve"> ; </w:t>
       </w:r>
       <w:hyperlink r:id="rId25">
         <w:r>
           <w:rPr>
+            <w:lang w:val="fr_FR" w:bidi="fr_FR"/>
+          </w:rPr>
+          <w:rPr>
             <w:color w:val="0000EE"/>
             <w:u w:val="single"/>
           </w:rPr>
@@ -395,11 +690,17 @@
         </w:r>
       </w:hyperlink>
       <w:r>
+        <w:rPr>
+          <w:lang w:val="fr_FR" w:bidi="fr_FR"/>
+        </w:rPr>
         <w:t xml:space="preserve"> ; </w:t>
       </w:r>
       <w:hyperlink r:id="rId26">
         <w:r>
           <w:rPr>
+            <w:lang w:val="fr_FR" w:bidi="fr_FR"/>
+          </w:rPr>
+          <w:rPr>
             <w:color w:val="0000EE"/>
             <w:u w:val="single"/>
           </w:rPr>
@@ -407,11 +708,17 @@
         </w:r>
       </w:hyperlink>
       <w:r>
+        <w:rPr>
+          <w:lang w:val="fr_FR" w:bidi="fr_FR"/>
+        </w:rPr>
         <w:t>). Dieu consolera de leurs souffrances (</w:t>
       </w:r>
       <w:hyperlink r:id="rId27">
         <w:r>
           <w:rPr>
+            <w:lang w:val="fr_FR" w:bidi="fr_FR"/>
+          </w:rPr>
+          <w:rPr>
             <w:color w:val="0000EE"/>
             <w:u w:val="single"/>
           </w:rPr>
@@ -419,31 +726,65 @@
         </w:r>
       </w:hyperlink>
       <w:r>
+        <w:rPr>
+          <w:lang w:val="fr_FR" w:bidi="fr_FR"/>
+        </w:rPr>
         <w:t>) et jugera leurs persécuteurs.</w:t>
       </w:r>
-      <w:r/>
-      <w:r/>
-    </w:p>
-    <w:p>
-      <w:r/>
+      <w:r>
+        <w:rPr>
+          <w:lang w:val="fr_FR" w:bidi="fr_FR"/>
+        </w:rPr>
+      </w:r>
+      <w:r>
+        <w:rPr>
+          <w:lang w:val="fr_FR" w:bidi="fr_FR"/>
+        </w:rPr>
+      </w:r>
+    </w:p>
+    <w:p>
+      <w:pPr/>
+      <w:r>
+        <w:rPr>
+          <w:lang w:val="fr_FR" w:bidi="fr_FR"/>
+        </w:rPr>
+      </w:r>
     </w:p>
     <w:p>
       <w:pPr>
         <w:pStyle w:val="Heading2"/>
       </w:pPr>
       <w:r>
+        <w:rPr>
+          <w:lang w:val="fr_FR" w:bidi="fr_FR"/>
+        </w:rPr>
         <w:t>2 Thessaloniciens 1.4</w:t>
       </w:r>
-      <w:r/>
-    </w:p>
-    <w:p>
-      <w:r/>
-      <w:r>
+      <w:r>
+        <w:rPr>
+          <w:lang w:val="fr_FR" w:bidi="fr_FR"/>
+        </w:rPr>
+      </w:r>
+    </w:p>
+    <w:p>
+      <w:pPr/>
+      <w:r>
+        <w:rPr>
+          <w:lang w:val="fr_FR" w:bidi="fr_FR"/>
+        </w:rPr>
+      </w:r>
+      <w:r>
+        <w:rPr>
+          <w:lang w:val="fr_FR" w:bidi="fr_FR"/>
+        </w:rPr>
         <w:t>Le fait que Paul se vante auprès d’autres églises de la persévérance et de la foi des Thessaloniciens peut stimuler leur détermination à endurer et à rester fidèles face à l’hostilité (</w:t>
       </w:r>
       <w:hyperlink r:id="rId25">
         <w:r>
           <w:rPr>
+            <w:lang w:val="fr_FR" w:bidi="fr_FR"/>
+          </w:rPr>
+          <w:rPr>
             <w:color w:val="0000EE"/>
             <w:u w:val="single"/>
           </w:rPr>
@@ -451,11 +792,17 @@
         </w:r>
       </w:hyperlink>
       <w:r>
+        <w:rPr>
+          <w:lang w:val="fr_FR" w:bidi="fr_FR"/>
+        </w:rPr>
         <w:t xml:space="preserve">; </w:t>
       </w:r>
       <w:hyperlink r:id="rId26">
         <w:r>
           <w:rPr>
+            <w:lang w:val="fr_FR" w:bidi="fr_FR"/>
+          </w:rPr>
+          <w:rPr>
             <w:color w:val="0000EE"/>
             <w:u w:val="single"/>
           </w:rPr>
@@ -463,31 +810,65 @@
         </w:r>
       </w:hyperlink>
       <w:r>
+        <w:rPr>
+          <w:lang w:val="fr_FR" w:bidi="fr_FR"/>
+        </w:rPr>
         <w:t>).</w:t>
       </w:r>
-      <w:r/>
-      <w:r/>
-    </w:p>
-    <w:p>
-      <w:r/>
+      <w:r>
+        <w:rPr>
+          <w:lang w:val="fr_FR" w:bidi="fr_FR"/>
+        </w:rPr>
+      </w:r>
+      <w:r>
+        <w:rPr>
+          <w:lang w:val="fr_FR" w:bidi="fr_FR"/>
+        </w:rPr>
+      </w:r>
+    </w:p>
+    <w:p>
+      <w:pPr/>
+      <w:r>
+        <w:rPr>
+          <w:lang w:val="fr_FR" w:bidi="fr_FR"/>
+        </w:rPr>
+      </w:r>
     </w:p>
     <w:p>
       <w:pPr>
         <w:pStyle w:val="Heading2"/>
       </w:pPr>
       <w:r>
+        <w:rPr>
+          <w:lang w:val="fr_FR" w:bidi="fr_FR"/>
+        </w:rPr>
         <w:t>2 Thessaloniciens 1.5</w:t>
       </w:r>
-      <w:r/>
-    </w:p>
-    <w:p>
-      <w:r/>
-      <w:r>
+      <w:r>
+        <w:rPr>
+          <w:lang w:val="fr_FR" w:bidi="fr_FR"/>
+        </w:rPr>
+      </w:r>
+    </w:p>
+    <w:p>
+      <w:pPr/>
+      <w:r>
+        <w:rPr>
+          <w:lang w:val="fr_FR" w:bidi="fr_FR"/>
+        </w:rPr>
+      </w:r>
+      <w:r>
+        <w:rPr>
+          <w:lang w:val="fr_FR" w:bidi="fr_FR"/>
+        </w:rPr>
         <w:t>Ceux qui sont appelés par Dieu à entrer dans son Royaume souffriront pour cela (</w:t>
       </w:r>
       <w:hyperlink r:id="rId28">
         <w:r>
           <w:rPr>
+            <w:lang w:val="fr_FR" w:bidi="fr_FR"/>
+          </w:rPr>
+          <w:rPr>
             <w:color w:val="0000EE"/>
             <w:u w:val="single"/>
           </w:rPr>
@@ -495,11 +876,17 @@
         </w:r>
       </w:hyperlink>
       <w:r>
+        <w:rPr>
+          <w:lang w:val="fr_FR" w:bidi="fr_FR"/>
+        </w:rPr>
         <w:t xml:space="preserve">; </w:t>
       </w:r>
       <w:hyperlink r:id="rId29">
         <w:r>
           <w:rPr>
+            <w:lang w:val="fr_FR" w:bidi="fr_FR"/>
+          </w:rPr>
+          <w:rPr>
             <w:color w:val="0000EE"/>
             <w:u w:val="single"/>
           </w:rPr>
@@ -507,31 +894,65 @@
         </w:r>
       </w:hyperlink>
       <w:r>
+        <w:rPr>
+          <w:lang w:val="fr_FR" w:bidi="fr_FR"/>
+        </w:rPr>
         <w:t>).</w:t>
       </w:r>
-      <w:r/>
-      <w:r/>
-    </w:p>
-    <w:p>
-      <w:r/>
+      <w:r>
+        <w:rPr>
+          <w:lang w:val="fr_FR" w:bidi="fr_FR"/>
+        </w:rPr>
+      </w:r>
+      <w:r>
+        <w:rPr>
+          <w:lang w:val="fr_FR" w:bidi="fr_FR"/>
+        </w:rPr>
+      </w:r>
+    </w:p>
+    <w:p>
+      <w:pPr/>
+      <w:r>
+        <w:rPr>
+          <w:lang w:val="fr_FR" w:bidi="fr_FR"/>
+        </w:rPr>
+      </w:r>
     </w:p>
     <w:p>
       <w:pPr>
         <w:pStyle w:val="Heading2"/>
       </w:pPr>
       <w:r>
+        <w:rPr>
+          <w:lang w:val="fr_FR" w:bidi="fr_FR"/>
+        </w:rPr>
         <w:t>2 Thessaloniciens 1.7</w:t>
       </w:r>
-      <w:r/>
-    </w:p>
-    <w:p>
-      <w:r/>
-      <w:r>
+      <w:r>
+        <w:rPr>
+          <w:lang w:val="fr_FR" w:bidi="fr_FR"/>
+        </w:rPr>
+      </w:r>
+    </w:p>
+    <w:p>
+      <w:pPr/>
+      <w:r>
+        <w:rPr>
+          <w:lang w:val="fr_FR" w:bidi="fr_FR"/>
+        </w:rPr>
+      </w:r>
+      <w:r>
+        <w:rPr>
+          <w:lang w:val="fr_FR" w:bidi="fr_FR"/>
+        </w:rPr>
         <w:t>repos : Comme soulagement de la souffrance. • Ailleurs, Paul parle de « l’avènement » du Christ (</w:t>
       </w:r>
       <w:hyperlink r:id="rId30">
         <w:r>
           <w:rPr>
+            <w:lang w:val="fr_FR" w:bidi="fr_FR"/>
+          </w:rPr>
+          <w:rPr>
             <w:color w:val="0000EE"/>
             <w:u w:val="single"/>
           </w:rPr>
@@ -539,11 +960,17 @@
         </w:r>
       </w:hyperlink>
       <w:r>
+        <w:rPr>
+          <w:lang w:val="fr_FR" w:bidi="fr_FR"/>
+        </w:rPr>
         <w:t xml:space="preserve"> ; </w:t>
       </w:r>
       <w:hyperlink r:id="rId31">
         <w:r>
           <w:rPr>
+            <w:lang w:val="fr_FR" w:bidi="fr_FR"/>
+          </w:rPr>
+          <w:rPr>
             <w:color w:val="0000EE"/>
             <w:u w:val="single"/>
           </w:rPr>
@@ -551,11 +978,17 @@
         </w:r>
       </w:hyperlink>
       <w:r>
+        <w:rPr>
+          <w:lang w:val="fr_FR" w:bidi="fr_FR"/>
+        </w:rPr>
         <w:t xml:space="preserve"> ; </w:t>
       </w:r>
       <w:hyperlink r:id="rId32">
         <w:r>
           <w:rPr>
+            <w:lang w:val="fr_FR" w:bidi="fr_FR"/>
+          </w:rPr>
+          <w:rPr>
             <w:color w:val="0000EE"/>
             <w:u w:val="single"/>
           </w:rPr>
@@ -563,11 +996,17 @@
         </w:r>
       </w:hyperlink>
       <w:r>
+        <w:rPr>
+          <w:lang w:val="fr_FR" w:bidi="fr_FR"/>
+        </w:rPr>
         <w:t xml:space="preserve"> ; </w:t>
       </w:r>
       <w:hyperlink r:id="rId33">
         <w:r>
           <w:rPr>
+            <w:lang w:val="fr_FR" w:bidi="fr_FR"/>
+          </w:rPr>
+          <w:rPr>
             <w:color w:val="0000EE"/>
             <w:u w:val="single"/>
           </w:rPr>
@@ -575,11 +1014,17 @@
         </w:r>
       </w:hyperlink>
       <w:r>
+        <w:rPr>
+          <w:lang w:val="fr_FR" w:bidi="fr_FR"/>
+        </w:rPr>
         <w:t xml:space="preserve"> ; </w:t>
       </w:r>
       <w:hyperlink r:id="rId34">
         <w:r>
           <w:rPr>
+            <w:lang w:val="fr_FR" w:bidi="fr_FR"/>
+          </w:rPr>
+          <w:rPr>
             <w:color w:val="0000EE"/>
             <w:u w:val="single"/>
           </w:rPr>
@@ -587,11 +1032,17 @@
         </w:r>
       </w:hyperlink>
       <w:r>
+        <w:rPr>
+          <w:lang w:val="fr_FR" w:bidi="fr_FR"/>
+        </w:rPr>
         <w:t xml:space="preserve">) ; ici, il parle de cet événement comme d’une « apparition » du Seigneur Jésus, qui ne peut encore être physiquement visible (cf. </w:t>
       </w:r>
       <w:hyperlink r:id="rId35">
         <w:r>
           <w:rPr>
+            <w:lang w:val="fr_FR" w:bidi="fr_FR"/>
+          </w:rPr>
+          <w:rPr>
             <w:color w:val="0000EE"/>
             <w:u w:val="single"/>
           </w:rPr>
@@ -599,11 +1050,17 @@
         </w:r>
       </w:hyperlink>
       <w:r>
+        <w:rPr>
+          <w:lang w:val="fr_FR" w:bidi="fr_FR"/>
+        </w:rPr>
         <w:t xml:space="preserve"> ; </w:t>
       </w:r>
       <w:hyperlink r:id="rId36">
         <w:r>
           <w:rPr>
+            <w:lang w:val="fr_FR" w:bidi="fr_FR"/>
+          </w:rPr>
+          <w:rPr>
             <w:color w:val="0000EE"/>
             <w:u w:val="single"/>
           </w:rPr>
@@ -611,31 +1068,65 @@
         </w:r>
       </w:hyperlink>
       <w:r>
+        <w:rPr>
+          <w:lang w:val="fr_FR" w:bidi="fr_FR"/>
+        </w:rPr>
         <w:t>).</w:t>
       </w:r>
-      <w:r/>
-      <w:r/>
-    </w:p>
-    <w:p>
-      <w:r/>
+      <w:r>
+        <w:rPr>
+          <w:lang w:val="fr_FR" w:bidi="fr_FR"/>
+        </w:rPr>
+      </w:r>
+      <w:r>
+        <w:rPr>
+          <w:lang w:val="fr_FR" w:bidi="fr_FR"/>
+        </w:rPr>
+      </w:r>
+    </w:p>
+    <w:p>
+      <w:pPr/>
+      <w:r>
+        <w:rPr>
+          <w:lang w:val="fr_FR" w:bidi="fr_FR"/>
+        </w:rPr>
+      </w:r>
     </w:p>
     <w:p>
       <w:pPr>
         <w:pStyle w:val="Heading2"/>
       </w:pPr>
       <w:r>
+        <w:rPr>
+          <w:lang w:val="fr_FR" w:bidi="fr_FR"/>
+        </w:rPr>
         <w:t>2 Thessaloniciens 1.9</w:t>
       </w:r>
-      <w:r/>
-    </w:p>
-    <w:p>
-      <w:r/>
-      <w:r>
+      <w:r>
+        <w:rPr>
+          <w:lang w:val="fr_FR" w:bidi="fr_FR"/>
+        </w:rPr>
+      </w:r>
+    </w:p>
+    <w:p>
+      <w:pPr/>
+      <w:r>
+        <w:rPr>
+          <w:lang w:val="fr_FR" w:bidi="fr_FR"/>
+        </w:rPr>
+      </w:r>
+      <w:r>
+        <w:rPr>
+          <w:lang w:val="fr_FR" w:bidi="fr_FR"/>
+        </w:rPr>
         <w:t>Ils seront châtiés pour avoir rejeté le message du Christ (</w:t>
       </w:r>
       <w:hyperlink r:id="rId37">
         <w:r>
           <w:rPr>
+            <w:lang w:val="fr_FR" w:bidi="fr_FR"/>
+          </w:rPr>
+          <w:rPr>
             <w:color w:val="0000EE"/>
             <w:u w:val="single"/>
           </w:rPr>
@@ -643,11 +1134,17 @@
         </w:r>
       </w:hyperlink>
       <w:r>
+        <w:rPr>
+          <w:lang w:val="fr_FR" w:bidi="fr_FR"/>
+        </w:rPr>
         <w:t xml:space="preserve">). • La ruine éternelle (voir </w:t>
       </w:r>
       <w:hyperlink r:id="rId38">
         <w:r>
           <w:rPr>
+            <w:lang w:val="fr_FR" w:bidi="fr_FR"/>
+          </w:rPr>
+          <w:rPr>
             <w:color w:val="0000EE"/>
             <w:u w:val="single"/>
           </w:rPr>
@@ -655,11 +1152,17 @@
         </w:r>
       </w:hyperlink>
       <w:r>
+        <w:rPr>
+          <w:lang w:val="fr_FR" w:bidi="fr_FR"/>
+        </w:rPr>
         <w:t xml:space="preserve">; </w:t>
       </w:r>
       <w:hyperlink r:id="rId39">
         <w:r>
           <w:rPr>
+            <w:lang w:val="fr_FR" w:bidi="fr_FR"/>
+          </w:rPr>
+          <w:rPr>
             <w:color w:val="0000EE"/>
             <w:u w:val="single"/>
           </w:rPr>
@@ -667,11 +1170,17 @@
         </w:r>
       </w:hyperlink>
       <w:r>
+        <w:rPr>
+          <w:lang w:val="fr_FR" w:bidi="fr_FR"/>
+        </w:rPr>
         <w:t>) est irrévocable. • Le fait d’être loin de la face du Seigneur renvoie au jugement à venir (</w:t>
       </w:r>
       <w:hyperlink r:id="rId40">
         <w:r>
           <w:rPr>
+            <w:lang w:val="fr_FR" w:bidi="fr_FR"/>
+          </w:rPr>
+          <w:rPr>
             <w:color w:val="0000EE"/>
             <w:u w:val="single"/>
           </w:rPr>
@@ -679,11 +1188,17 @@
         </w:r>
       </w:hyperlink>
       <w:r>
+        <w:rPr>
+          <w:lang w:val="fr_FR" w:bidi="fr_FR"/>
+        </w:rPr>
         <w:t xml:space="preserve">, </w:t>
       </w:r>
       <w:hyperlink r:id="rId41">
         <w:r>
           <w:rPr>
+            <w:lang w:val="fr_FR" w:bidi="fr_FR"/>
+          </w:rPr>
+          <w:rPr>
             <w:color w:val="0000EE"/>
             <w:u w:val="single"/>
           </w:rPr>
@@ -691,11 +1206,17 @@
         </w:r>
       </w:hyperlink>
       <w:r>
+        <w:rPr>
+          <w:lang w:val="fr_FR" w:bidi="fr_FR"/>
+        </w:rPr>
         <w:t xml:space="preserve">, </w:t>
       </w:r>
       <w:hyperlink r:id="rId42">
         <w:r>
           <w:rPr>
+            <w:lang w:val="fr_FR" w:bidi="fr_FR"/>
+          </w:rPr>
+          <w:rPr>
             <w:color w:val="0000EE"/>
             <w:u w:val="single"/>
           </w:rPr>
@@ -703,31 +1224,65 @@
         </w:r>
       </w:hyperlink>
       <w:r>
+        <w:rPr>
+          <w:lang w:val="fr_FR" w:bidi="fr_FR"/>
+        </w:rPr>
         <w:t>).</w:t>
       </w:r>
-      <w:r/>
-      <w:r/>
-    </w:p>
-    <w:p>
-      <w:r/>
+      <w:r>
+        <w:rPr>
+          <w:lang w:val="fr_FR" w:bidi="fr_FR"/>
+        </w:rPr>
+      </w:r>
+      <w:r>
+        <w:rPr>
+          <w:lang w:val="fr_FR" w:bidi="fr_FR"/>
+        </w:rPr>
+      </w:r>
+    </w:p>
+    <w:p>
+      <w:pPr/>
+      <w:r>
+        <w:rPr>
+          <w:lang w:val="fr_FR" w:bidi="fr_FR"/>
+        </w:rPr>
+      </w:r>
     </w:p>
     <w:p>
       <w:pPr>
         <w:pStyle w:val="Heading2"/>
       </w:pPr>
       <w:r>
+        <w:rPr>
+          <w:lang w:val="fr_FR" w:bidi="fr_FR"/>
+        </w:rPr>
         <w:t>2 Thessaloniciens 1.10</w:t>
       </w:r>
-      <w:r/>
-    </w:p>
-    <w:p>
-      <w:r/>
-      <w:r>
+      <w:r>
+        <w:rPr>
+          <w:lang w:val="fr_FR" w:bidi="fr_FR"/>
+        </w:rPr>
+      </w:r>
+    </w:p>
+    <w:p>
+      <w:pPr/>
+      <w:r>
+        <w:rPr>
+          <w:lang w:val="fr_FR" w:bidi="fr_FR"/>
+        </w:rPr>
+      </w:r>
+      <w:r>
+        <w:rPr>
+          <w:lang w:val="fr_FR" w:bidi="fr_FR"/>
+        </w:rPr>
         <w:t>ce jour-là : Le jour du Seigneur (</w:t>
       </w:r>
       <w:hyperlink r:id="rId43">
         <w:r>
           <w:rPr>
+            <w:lang w:val="fr_FR" w:bidi="fr_FR"/>
+          </w:rPr>
+          <w:rPr>
             <w:color w:val="0000EE"/>
             <w:u w:val="single"/>
           </w:rPr>
@@ -735,11 +1290,17 @@
         </w:r>
       </w:hyperlink>
       <w:r>
+        <w:rPr>
+          <w:lang w:val="fr_FR" w:bidi="fr_FR"/>
+        </w:rPr>
         <w:t xml:space="preserve"> ; </w:t>
       </w:r>
       <w:hyperlink r:id="rId44">
         <w:r>
           <w:rPr>
+            <w:lang w:val="fr_FR" w:bidi="fr_FR"/>
+          </w:rPr>
+          <w:rPr>
             <w:color w:val="0000EE"/>
             <w:u w:val="single"/>
           </w:rPr>
@@ -747,37 +1308,77 @@
         </w:r>
       </w:hyperlink>
       <w:r>
+        <w:rPr>
+          <w:lang w:val="fr_FR" w:bidi="fr_FR"/>
+        </w:rPr>
         <w:t xml:space="preserve"> ; voir la note thématique « </w:t>
       </w:r>
       <w:r>
+        <w:rPr>
+          <w:lang w:val="fr_FR" w:bidi="fr_FR"/>
+        </w:rPr>
         <w:t>Le Jour du Seigneur</w:t>
       </w:r>
       <w:r>
+        <w:rPr>
+          <w:lang w:val="fr_FR" w:bidi="fr_FR"/>
+        </w:rPr>
         <w:t xml:space="preserve"> »).</w:t>
       </w:r>
-      <w:r/>
-      <w:r/>
-    </w:p>
-    <w:p>
-      <w:r/>
+      <w:r>
+        <w:rPr>
+          <w:lang w:val="fr_FR" w:bidi="fr_FR"/>
+        </w:rPr>
+      </w:r>
+      <w:r>
+        <w:rPr>
+          <w:lang w:val="fr_FR" w:bidi="fr_FR"/>
+        </w:rPr>
+      </w:r>
+    </w:p>
+    <w:p>
+      <w:pPr/>
+      <w:r>
+        <w:rPr>
+          <w:lang w:val="fr_FR" w:bidi="fr_FR"/>
+        </w:rPr>
+      </w:r>
     </w:p>
     <w:p>
       <w:pPr>
         <w:pStyle w:val="Heading2"/>
       </w:pPr>
       <w:r>
+        <w:rPr>
+          <w:lang w:val="fr_FR" w:bidi="fr_FR"/>
+        </w:rPr>
         <w:t>2 Thessaloniciens 1.11</w:t>
       </w:r>
-      <w:r/>
-    </w:p>
-    <w:p>
-      <w:r/>
-      <w:r>
+      <w:r>
+        <w:rPr>
+          <w:lang w:val="fr_FR" w:bidi="fr_FR"/>
+        </w:rPr>
+      </w:r>
+    </w:p>
+    <w:p>
+      <w:pPr/>
+      <w:r>
+        <w:rPr>
+          <w:lang w:val="fr_FR" w:bidi="fr_FR"/>
+        </w:rPr>
+      </w:r>
+      <w:r>
+        <w:rPr>
+          <w:lang w:val="fr_FR" w:bidi="fr_FR"/>
+        </w:rPr>
         <w:t>Dieu vous juge dignes de la vocation : Paul avait précédemment rappelé aux Thessaloniciens qu’il les avait appelés à se conduire « d’une manière digne de Dieu » (</w:t>
       </w:r>
       <w:hyperlink r:id="rId29">
         <w:r>
           <w:rPr>
+            <w:lang w:val="fr_FR" w:bidi="fr_FR"/>
+          </w:rPr>
+          <w:rPr>
             <w:color w:val="0000EE"/>
             <w:u w:val="single"/>
           </w:rPr>
@@ -785,11 +1386,17 @@
         </w:r>
       </w:hyperlink>
       <w:r>
+        <w:rPr>
+          <w:lang w:val="fr_FR" w:bidi="fr_FR"/>
+        </w:rPr>
         <w:t xml:space="preserve"> ; voir aussi </w:t>
       </w:r>
       <w:hyperlink r:id="rId45">
         <w:r>
           <w:rPr>
+            <w:lang w:val="fr_FR" w:bidi="fr_FR"/>
+          </w:rPr>
+          <w:rPr>
             <w:color w:val="0000EE"/>
             <w:u w:val="single"/>
           </w:rPr>
@@ -797,11 +1404,17 @@
         </w:r>
       </w:hyperlink>
       <w:r>
+        <w:rPr>
+          <w:lang w:val="fr_FR" w:bidi="fr_FR"/>
+        </w:rPr>
         <w:t xml:space="preserve"> ; </w:t>
       </w:r>
       <w:hyperlink r:id="rId46">
         <w:r>
           <w:rPr>
+            <w:lang w:val="fr_FR" w:bidi="fr_FR"/>
+          </w:rPr>
+          <w:rPr>
             <w:color w:val="0000EE"/>
             <w:u w:val="single"/>
           </w:rPr>
@@ -809,11 +1422,17 @@
         </w:r>
       </w:hyperlink>
       <w:r>
+        <w:rPr>
+          <w:lang w:val="fr_FR" w:bidi="fr_FR"/>
+        </w:rPr>
         <w:t xml:space="preserve"> ; </w:t>
       </w:r>
       <w:hyperlink r:id="rId47">
         <w:r>
           <w:rPr>
+            <w:lang w:val="fr_FR" w:bidi="fr_FR"/>
+          </w:rPr>
+          <w:rPr>
             <w:color w:val="0000EE"/>
             <w:u w:val="single"/>
           </w:rPr>
@@ -821,31 +1440,65 @@
         </w:r>
       </w:hyperlink>
       <w:r>
+        <w:rPr>
+          <w:lang w:val="fr_FR" w:bidi="fr_FR"/>
+        </w:rPr>
         <w:t>). • Paul priait pour que Dieu accorde aux Thessaloniciens de vivre avec puissance et de travailler d’une manière qui lui plait.</w:t>
       </w:r>
-      <w:r/>
-      <w:r/>
-    </w:p>
-    <w:p>
-      <w:r/>
+      <w:r>
+        <w:rPr>
+          <w:lang w:val="fr_FR" w:bidi="fr_FR"/>
+        </w:rPr>
+      </w:r>
+      <w:r>
+        <w:rPr>
+          <w:lang w:val="fr_FR" w:bidi="fr_FR"/>
+        </w:rPr>
+      </w:r>
+    </w:p>
+    <w:p>
+      <w:pPr/>
+      <w:r>
+        <w:rPr>
+          <w:lang w:val="fr_FR" w:bidi="fr_FR"/>
+        </w:rPr>
+      </w:r>
     </w:p>
     <w:p>
       <w:pPr>
         <w:pStyle w:val="Heading2"/>
       </w:pPr>
       <w:r>
+        <w:rPr>
+          <w:lang w:val="fr_FR" w:bidi="fr_FR"/>
+        </w:rPr>
         <w:t>2 Thessaloniciens 1.11–12</w:t>
       </w:r>
-      <w:r/>
-    </w:p>
-    <w:p>
-      <w:r/>
-      <w:r>
+      <w:r>
+        <w:rPr>
+          <w:lang w:val="fr_FR" w:bidi="fr_FR"/>
+        </w:rPr>
+      </w:r>
+    </w:p>
+    <w:p>
+      <w:pPr/>
+      <w:r>
+        <w:rPr>
+          <w:lang w:val="fr_FR" w:bidi="fr_FR"/>
+        </w:rPr>
+      </w:r>
+      <w:r>
+        <w:rPr>
+          <w:lang w:val="fr_FR" w:bidi="fr_FR"/>
+        </w:rPr>
         <w:t>Paul garantit aux Thessaloniciens la justice promise par Dieu, tant envers eux qu’envers leurs persécuteurs (</w:t>
       </w:r>
       <w:hyperlink r:id="rId27">
         <w:r>
           <w:rPr>
+            <w:lang w:val="fr_FR" w:bidi="fr_FR"/>
+          </w:rPr>
+          <w:rPr>
             <w:color w:val="0000EE"/>
             <w:u w:val="single"/>
           </w:rPr>
@@ -853,31 +1506,65 @@
         </w:r>
       </w:hyperlink>
       <w:r>
+        <w:rPr>
+          <w:lang w:val="fr_FR" w:bidi="fr_FR"/>
+        </w:rPr>
         <w:t>). Comme la délivrance future implique de remplir les responsabilités présentes, Paul prie pour qu’ils soient trouvés dignes au retour du Christ.</w:t>
       </w:r>
-      <w:r/>
-      <w:r/>
-    </w:p>
-    <w:p>
-      <w:r/>
+      <w:r>
+        <w:rPr>
+          <w:lang w:val="fr_FR" w:bidi="fr_FR"/>
+        </w:rPr>
+      </w:r>
+      <w:r>
+        <w:rPr>
+          <w:lang w:val="fr_FR" w:bidi="fr_FR"/>
+        </w:rPr>
+      </w:r>
+    </w:p>
+    <w:p>
+      <w:pPr/>
+      <w:r>
+        <w:rPr>
+          <w:lang w:val="fr_FR" w:bidi="fr_FR"/>
+        </w:rPr>
+      </w:r>
     </w:p>
     <w:p>
       <w:pPr>
         <w:pStyle w:val="Heading2"/>
       </w:pPr>
       <w:r>
+        <w:rPr>
+          <w:lang w:val="fr_FR" w:bidi="fr_FR"/>
+        </w:rPr>
         <w:t>2 Thessaloniciens 1.12</w:t>
       </w:r>
-      <w:r/>
-    </w:p>
-    <w:p>
-      <w:r/>
-      <w:r>
+      <w:r>
+        <w:rPr>
+          <w:lang w:val="fr_FR" w:bidi="fr_FR"/>
+        </w:rPr>
+      </w:r>
+    </w:p>
+    <w:p>
+      <w:pPr/>
+      <w:r>
+        <w:rPr>
+          <w:lang w:val="fr_FR" w:bidi="fr_FR"/>
+        </w:rPr>
+      </w:r>
+      <w:r>
+        <w:rPr>
+          <w:lang w:val="fr_FR" w:bidi="fr_FR"/>
+        </w:rPr>
         <w:t>Bien que le nom de notre Seigneur n’ait pas été reconnu par les persécuteurs des Thessaloniciens (</w:t>
       </w:r>
       <w:hyperlink r:id="rId37">
         <w:r>
           <w:rPr>
+            <w:lang w:val="fr_FR" w:bidi="fr_FR"/>
+          </w:rPr>
+          <w:rPr>
             <w:color w:val="0000EE"/>
             <w:u w:val="single"/>
           </w:rPr>
@@ -885,11 +1572,17 @@
         </w:r>
       </w:hyperlink>
       <w:r>
+        <w:rPr>
+          <w:lang w:val="fr_FR" w:bidi="fr_FR"/>
+        </w:rPr>
         <w:t>), Jésus sera finalement glorifié grâce à la vie des croyants. De plus, eux aussi seront glorifiés avec lui (</w:t>
       </w:r>
       <w:hyperlink r:id="rId48">
         <w:r>
           <w:rPr>
+            <w:lang w:val="fr_FR" w:bidi="fr_FR"/>
+          </w:rPr>
+          <w:rPr>
             <w:color w:val="0000EE"/>
             <w:u w:val="single"/>
           </w:rPr>
@@ -897,11 +1590,17 @@
         </w:r>
       </w:hyperlink>
       <w:r>
+        <w:rPr>
+          <w:lang w:val="fr_FR" w:bidi="fr_FR"/>
+        </w:rPr>
         <w:t xml:space="preserve"> ; </w:t>
       </w:r>
       <w:hyperlink r:id="rId29">
         <w:r>
           <w:rPr>
+            <w:lang w:val="fr_FR" w:bidi="fr_FR"/>
+          </w:rPr>
+          <w:rPr>
             <w:color w:val="0000EE"/>
             <w:u w:val="single"/>
           </w:rPr>
@@ -909,11 +1608,17 @@
         </w:r>
       </w:hyperlink>
       <w:r>
+        <w:rPr>
+          <w:lang w:val="fr_FR" w:bidi="fr_FR"/>
+        </w:rPr>
         <w:t xml:space="preserve"> ; cf. </w:t>
       </w:r>
       <w:hyperlink r:id="rId49">
         <w:r>
           <w:rPr>
+            <w:lang w:val="fr_FR" w:bidi="fr_FR"/>
+          </w:rPr>
+          <w:rPr>
             <w:color w:val="0000EE"/>
             <w:u w:val="single"/>
           </w:rPr>
@@ -921,11 +1626,17 @@
         </w:r>
       </w:hyperlink>
       <w:r>
+        <w:rPr>
+          <w:lang w:val="fr_FR" w:bidi="fr_FR"/>
+        </w:rPr>
         <w:t xml:space="preserve"> ; </w:t>
       </w:r>
       <w:hyperlink r:id="rId50">
         <w:r>
           <w:rPr>
+            <w:lang w:val="fr_FR" w:bidi="fr_FR"/>
+          </w:rPr>
+          <w:rPr>
             <w:color w:val="0000EE"/>
             <w:u w:val="single"/>
           </w:rPr>
@@ -933,11 +1644,17 @@
         </w:r>
       </w:hyperlink>
       <w:r>
+        <w:rPr>
+          <w:lang w:val="fr_FR" w:bidi="fr_FR"/>
+        </w:rPr>
         <w:t xml:space="preserve">). Cf. </w:t>
       </w:r>
       <w:hyperlink r:id="rId51">
         <w:r>
           <w:rPr>
+            <w:lang w:val="fr_FR" w:bidi="fr_FR"/>
+          </w:rPr>
+          <w:rPr>
             <w:color w:val="0000EE"/>
             <w:u w:val="single"/>
           </w:rPr>
@@ -945,31 +1662,65 @@
         </w:r>
       </w:hyperlink>
       <w:r>
+        <w:rPr>
+          <w:lang w:val="fr_FR" w:bidi="fr_FR"/>
+        </w:rPr>
         <w:t>.</w:t>
       </w:r>
-      <w:r/>
-      <w:r/>
-    </w:p>
-    <w:p>
-      <w:r/>
+      <w:r>
+        <w:rPr>
+          <w:lang w:val="fr_FR" w:bidi="fr_FR"/>
+        </w:rPr>
+      </w:r>
+      <w:r>
+        <w:rPr>
+          <w:lang w:val="fr_FR" w:bidi="fr_FR"/>
+        </w:rPr>
+      </w:r>
+    </w:p>
+    <w:p>
+      <w:pPr/>
+      <w:r>
+        <w:rPr>
+          <w:lang w:val="fr_FR" w:bidi="fr_FR"/>
+        </w:rPr>
+      </w:r>
     </w:p>
     <w:p>
       <w:pPr>
         <w:pStyle w:val="Heading2"/>
       </w:pPr>
       <w:r>
+        <w:rPr>
+          <w:lang w:val="fr_FR" w:bidi="fr_FR"/>
+        </w:rPr>
         <w:t>2 Thessaloniciens 2.1</w:t>
       </w:r>
-      <w:r/>
-    </w:p>
-    <w:p>
-      <w:r/>
-      <w:r>
+      <w:r>
+        <w:rPr>
+          <w:lang w:val="fr_FR" w:bidi="fr_FR"/>
+        </w:rPr>
+      </w:r>
+    </w:p>
+    <w:p>
+      <w:pPr/>
+      <w:r>
+        <w:rPr>
+          <w:lang w:val="fr_FR" w:bidi="fr_FR"/>
+        </w:rPr>
+      </w:r>
+      <w:r>
+        <w:rPr>
+          <w:lang w:val="fr_FR" w:bidi="fr_FR"/>
+        </w:rPr>
         <w:t>À l’avènement de notre Seigneur Jésus-Christ (</w:t>
       </w:r>
       <w:hyperlink r:id="rId52">
         <w:r>
           <w:rPr>
+            <w:lang w:val="fr_FR" w:bidi="fr_FR"/>
+          </w:rPr>
+          <w:rPr>
             <w:color w:val="0000EE"/>
             <w:u w:val="single"/>
           </w:rPr>
@@ -977,11 +1728,17 @@
         </w:r>
       </w:hyperlink>
       <w:r>
+        <w:rPr>
+          <w:lang w:val="fr_FR" w:bidi="fr_FR"/>
+        </w:rPr>
         <w:t xml:space="preserve"> ; </w:t>
       </w:r>
       <w:hyperlink r:id="rId31">
         <w:r>
           <w:rPr>
+            <w:lang w:val="fr_FR" w:bidi="fr_FR"/>
+          </w:rPr>
+          <w:rPr>
             <w:color w:val="0000EE"/>
             <w:u w:val="single"/>
           </w:rPr>
@@ -989,11 +1746,17 @@
         </w:r>
       </w:hyperlink>
       <w:r>
+        <w:rPr>
+          <w:lang w:val="fr_FR" w:bidi="fr_FR"/>
+        </w:rPr>
         <w:t xml:space="preserve"> ; </w:t>
       </w:r>
       <w:hyperlink r:id="rId32">
         <w:r>
           <w:rPr>
+            <w:lang w:val="fr_FR" w:bidi="fr_FR"/>
+          </w:rPr>
+          <w:rPr>
             <w:color w:val="0000EE"/>
             <w:u w:val="single"/>
           </w:rPr>
@@ -1001,11 +1764,17 @@
         </w:r>
       </w:hyperlink>
       <w:r>
+        <w:rPr>
+          <w:lang w:val="fr_FR" w:bidi="fr_FR"/>
+        </w:rPr>
         <w:t xml:space="preserve"> ; </w:t>
       </w:r>
       <w:hyperlink r:id="rId53">
         <w:r>
           <w:rPr>
+            <w:lang w:val="fr_FR" w:bidi="fr_FR"/>
+          </w:rPr>
+          <w:rPr>
             <w:color w:val="0000EE"/>
             <w:u w:val="single"/>
           </w:rPr>
@@ -1013,11 +1782,17 @@
         </w:r>
       </w:hyperlink>
       <w:r>
+        <w:rPr>
+          <w:lang w:val="fr_FR" w:bidi="fr_FR"/>
+        </w:rPr>
         <w:t xml:space="preserve"> ; </w:t>
       </w:r>
       <w:hyperlink r:id="rId34">
         <w:r>
           <w:rPr>
+            <w:lang w:val="fr_FR" w:bidi="fr_FR"/>
+          </w:rPr>
+          <w:rPr>
             <w:color w:val="0000EE"/>
             <w:u w:val="single"/>
           </w:rPr>
@@ -1025,11 +1800,17 @@
         </w:r>
       </w:hyperlink>
       <w:r>
+        <w:rPr>
+          <w:lang w:val="fr_FR" w:bidi="fr_FR"/>
+        </w:rPr>
         <w:t>), tout son peuple sera rassemblé pour le rencontrer. Cet événement se produira lors de la résurrection et du ravissement de l’Église (</w:t>
       </w:r>
       <w:hyperlink r:id="rId54">
         <w:r>
           <w:rPr>
+            <w:lang w:val="fr_FR" w:bidi="fr_FR"/>
+          </w:rPr>
+          <w:rPr>
             <w:color w:val="0000EE"/>
             <w:u w:val="single"/>
           </w:rPr>
@@ -1037,31 +1818,65 @@
         </w:r>
       </w:hyperlink>
       <w:r>
+        <w:rPr>
+          <w:lang w:val="fr_FR" w:bidi="fr_FR"/>
+        </w:rPr>
         <w:t>).</w:t>
       </w:r>
-      <w:r/>
-      <w:r/>
-    </w:p>
-    <w:p>
-      <w:r/>
+      <w:r>
+        <w:rPr>
+          <w:lang w:val="fr_FR" w:bidi="fr_FR"/>
+        </w:rPr>
+      </w:r>
+      <w:r>
+        <w:rPr>
+          <w:lang w:val="fr_FR" w:bidi="fr_FR"/>
+        </w:rPr>
+      </w:r>
+    </w:p>
+    <w:p>
+      <w:pPr/>
+      <w:r>
+        <w:rPr>
+          <w:lang w:val="fr_FR" w:bidi="fr_FR"/>
+        </w:rPr>
+      </w:r>
     </w:p>
     <w:p>
       <w:pPr>
         <w:pStyle w:val="Heading2"/>
       </w:pPr>
       <w:r>
+        <w:rPr>
+          <w:lang w:val="fr_FR" w:bidi="fr_FR"/>
+        </w:rPr>
         <w:t>2 Thessaloniciens 2.1–12</w:t>
       </w:r>
-      <w:r/>
-    </w:p>
-    <w:p>
-      <w:r/>
-      <w:r>
+      <w:r>
+        <w:rPr>
+          <w:lang w:val="fr_FR" w:bidi="fr_FR"/>
+        </w:rPr>
+      </w:r>
+    </w:p>
+    <w:p>
+      <w:pPr/>
+      <w:r>
+        <w:rPr>
+          <w:lang w:val="fr_FR" w:bidi="fr_FR"/>
+        </w:rPr>
+      </w:r>
+      <w:r>
+        <w:rPr>
+          <w:lang w:val="fr_FR" w:bidi="fr_FR"/>
+        </w:rPr>
         <w:t>Un faux enseignement sur le jour du Seigneur avait troublé l’église de Thessalonique (</w:t>
       </w:r>
       <w:hyperlink r:id="rId55">
         <w:r>
           <w:rPr>
+            <w:lang w:val="fr_FR" w:bidi="fr_FR"/>
+          </w:rPr>
+          <w:rPr>
             <w:color w:val="0000EE"/>
             <w:u w:val="single"/>
           </w:rPr>
@@ -1069,11 +1884,17 @@
         </w:r>
       </w:hyperlink>
       <w:r>
+        <w:rPr>
+          <w:lang w:val="fr_FR" w:bidi="fr_FR"/>
+        </w:rPr>
         <w:t>). Paul leur rappelle (</w:t>
       </w:r>
       <w:hyperlink r:id="rId56">
         <w:r>
           <w:rPr>
+            <w:lang w:val="fr_FR" w:bidi="fr_FR"/>
+          </w:rPr>
+          <w:rPr>
             <w:color w:val="0000EE"/>
             <w:u w:val="single"/>
           </w:rPr>
@@ -1081,11 +1902,17 @@
         </w:r>
       </w:hyperlink>
       <w:r>
+        <w:rPr>
+          <w:lang w:val="fr_FR" w:bidi="fr_FR"/>
+        </w:rPr>
         <w:t>) que deux événements précéderont ce jour : une grande apostasie et la révélation de l’homme du péché (</w:t>
       </w:r>
       <w:hyperlink r:id="rId57">
         <w:r>
           <w:rPr>
+            <w:lang w:val="fr_FR" w:bidi="fr_FR"/>
+          </w:rPr>
+          <w:rPr>
             <w:color w:val="0000EE"/>
             <w:u w:val="single"/>
           </w:rPr>
@@ -1093,11 +1920,17 @@
         </w:r>
       </w:hyperlink>
       <w:r>
+        <w:rPr>
+          <w:lang w:val="fr_FR" w:bidi="fr_FR"/>
+        </w:rPr>
         <w:t>). Christ détruira cet homme à son retour (</w:t>
       </w:r>
       <w:hyperlink r:id="rId58">
         <w:r>
           <w:rPr>
+            <w:lang w:val="fr_FR" w:bidi="fr_FR"/>
+          </w:rPr>
+          <w:rPr>
             <w:color w:val="0000EE"/>
             <w:u w:val="single"/>
           </w:rPr>
@@ -1105,11 +1938,17 @@
         </w:r>
       </w:hyperlink>
       <w:r>
+        <w:rPr>
+          <w:lang w:val="fr_FR" w:bidi="fr_FR"/>
+        </w:rPr>
         <w:t xml:space="preserve">, </w:t>
       </w:r>
       <w:hyperlink r:id="rId59">
         <w:r>
           <w:rPr>
+            <w:lang w:val="fr_FR" w:bidi="fr_FR"/>
+          </w:rPr>
+          <w:rPr>
             <w:color w:val="0000EE"/>
             <w:u w:val="single"/>
           </w:rPr>
@@ -1117,11 +1956,17 @@
         </w:r>
       </w:hyperlink>
       <w:r>
+        <w:rPr>
+          <w:lang w:val="fr_FR" w:bidi="fr_FR"/>
+        </w:rPr>
         <w:t>), et ceux qui ont été trompés seront également jugés (</w:t>
       </w:r>
       <w:hyperlink r:id="rId60">
         <w:r>
           <w:rPr>
+            <w:lang w:val="fr_FR" w:bidi="fr_FR"/>
+          </w:rPr>
+          <w:rPr>
             <w:color w:val="0000EE"/>
             <w:u w:val="single"/>
           </w:rPr>
@@ -1129,31 +1974,65 @@
         </w:r>
       </w:hyperlink>
       <w:r>
+        <w:rPr>
+          <w:lang w:val="fr_FR" w:bidi="fr_FR"/>
+        </w:rPr>
         <w:t>).</w:t>
       </w:r>
-      <w:r/>
-      <w:r/>
-    </w:p>
-    <w:p>
-      <w:r/>
+      <w:r>
+        <w:rPr>
+          <w:lang w:val="fr_FR" w:bidi="fr_FR"/>
+        </w:rPr>
+      </w:r>
+      <w:r>
+        <w:rPr>
+          <w:lang w:val="fr_FR" w:bidi="fr_FR"/>
+        </w:rPr>
+      </w:r>
+    </w:p>
+    <w:p>
+      <w:pPr/>
+      <w:r>
+        <w:rPr>
+          <w:lang w:val="fr_FR" w:bidi="fr_FR"/>
+        </w:rPr>
+      </w:r>
     </w:p>
     <w:p>
       <w:pPr>
         <w:pStyle w:val="Heading2"/>
       </w:pPr>
       <w:r>
+        <w:rPr>
+          <w:lang w:val="fr_FR" w:bidi="fr_FR"/>
+        </w:rPr>
         <w:t>2 Thessaloniciens 2.2</w:t>
       </w:r>
-      <w:r/>
-    </w:p>
-    <w:p>
-      <w:r/>
-      <w:r>
+      <w:r>
+        <w:rPr>
+          <w:lang w:val="fr_FR" w:bidi="fr_FR"/>
+        </w:rPr>
+      </w:r>
+    </w:p>
+    <w:p>
+      <w:pPr/>
+      <w:r>
+        <w:rPr>
+          <w:lang w:val="fr_FR" w:bidi="fr_FR"/>
+        </w:rPr>
+      </w:r>
+      <w:r>
+        <w:rPr>
+          <w:lang w:val="fr_FR" w:bidi="fr_FR"/>
+        </w:rPr>
         <w:t>Les Thessaloniciens avaient précédemment demandé à Paul quand le jour du Seigneur viendrait (</w:t>
       </w:r>
       <w:hyperlink r:id="rId61">
         <w:r>
           <w:rPr>
+            <w:lang w:val="fr_FR" w:bidi="fr_FR"/>
+          </w:rPr>
+          <w:rPr>
             <w:color w:val="0000EE"/>
             <w:u w:val="single"/>
           </w:rPr>
@@ -1161,11 +2040,17 @@
         </w:r>
       </w:hyperlink>
       <w:r>
+        <w:rPr>
+          <w:lang w:val="fr_FR" w:bidi="fr_FR"/>
+        </w:rPr>
         <w:t xml:space="preserve">). À présent, un faux enseignement selon lequel ce jour aurait déjà eu lieu (cf. </w:t>
       </w:r>
       <w:hyperlink r:id="rId62">
         <w:r>
           <w:rPr>
+            <w:lang w:val="fr_FR" w:bidi="fr_FR"/>
+          </w:rPr>
+          <w:rPr>
             <w:color w:val="0000EE"/>
             <w:u w:val="single"/>
           </w:rPr>
@@ -1173,17 +2058,29 @@
         </w:r>
       </w:hyperlink>
       <w:r>
+        <w:rPr>
+          <w:lang w:val="fr_FR" w:bidi="fr_FR"/>
+        </w:rPr>
         <w:t xml:space="preserve">) les font vaciller dans la foi et les effraie. • soit </w:t>
       </w:r>
       <w:r>
+        <w:rPr>
+          <w:lang w:val="fr_FR" w:bidi="fr_FR"/>
+        </w:rPr>
         <w:t>par quelque inspiration, soit par quelque parole, ou par quelque lettre</w:t>
       </w:r>
       <w:r>
+        <w:rPr>
+          <w:lang w:val="fr_FR" w:bidi="fr_FR"/>
+        </w:rPr>
         <w:t xml:space="preserve"> : L’enseignement viendrait d’une fausse prophétie (cf. </w:t>
       </w:r>
       <w:hyperlink r:id="rId63">
         <w:r>
           <w:rPr>
+            <w:lang w:val="fr_FR" w:bidi="fr_FR"/>
+          </w:rPr>
+          <w:rPr>
             <w:color w:val="0000EE"/>
             <w:u w:val="single"/>
           </w:rPr>
@@ -1191,31 +2088,65 @@
         </w:r>
       </w:hyperlink>
       <w:r>
+        <w:rPr>
+          <w:lang w:val="fr_FR" w:bidi="fr_FR"/>
+        </w:rPr>
         <w:t>), d’un sermon trompeur, ou d’une lettre faussement attribuée à Paul.</w:t>
       </w:r>
-      <w:r/>
-      <w:r/>
-    </w:p>
-    <w:p>
-      <w:r/>
+      <w:r>
+        <w:rPr>
+          <w:lang w:val="fr_FR" w:bidi="fr_FR"/>
+        </w:rPr>
+      </w:r>
+      <w:r>
+        <w:rPr>
+          <w:lang w:val="fr_FR" w:bidi="fr_FR"/>
+        </w:rPr>
+      </w:r>
+    </w:p>
+    <w:p>
+      <w:pPr/>
+      <w:r>
+        <w:rPr>
+          <w:lang w:val="fr_FR" w:bidi="fr_FR"/>
+        </w:rPr>
+      </w:r>
     </w:p>
     <w:p>
       <w:pPr>
         <w:pStyle w:val="Heading2"/>
       </w:pPr>
       <w:r>
+        <w:rPr>
+          <w:lang w:val="fr_FR" w:bidi="fr_FR"/>
+        </w:rPr>
         <w:t>2 Thessaloniciens 2.3</w:t>
       </w:r>
-      <w:r/>
-    </w:p>
-    <w:p>
-      <w:r/>
-      <w:r>
+      <w:r>
+        <w:rPr>
+          <w:lang w:val="fr_FR" w:bidi="fr_FR"/>
+        </w:rPr>
+      </w:r>
+    </w:p>
+    <w:p>
+      <w:pPr/>
+      <w:r>
+        <w:rPr>
+          <w:lang w:val="fr_FR" w:bidi="fr_FR"/>
+        </w:rPr>
+      </w:r>
+      <w:r>
+        <w:rPr>
+          <w:lang w:val="fr_FR" w:bidi="fr_FR"/>
+        </w:rPr>
         <w:t>Deux événements précéderont le jour du Seigneur (</w:t>
       </w:r>
       <w:hyperlink r:id="rId43">
         <w:r>
           <w:rPr>
+            <w:lang w:val="fr_FR" w:bidi="fr_FR"/>
+          </w:rPr>
+          <w:rPr>
             <w:color w:val="0000EE"/>
             <w:u w:val="single"/>
           </w:rPr>
@@ -1223,11 +2154,17 @@
         </w:r>
       </w:hyperlink>
       <w:r>
+        <w:rPr>
+          <w:lang w:val="fr_FR" w:bidi="fr_FR"/>
+        </w:rPr>
         <w:t>). • Les théologies juive et chrétienne ont toutes deux fait la prédiction d’une grande rébellion contre Dieu avant la fin (</w:t>
       </w:r>
       <w:hyperlink r:id="rId64">
         <w:r>
           <w:rPr>
+            <w:lang w:val="fr_FR" w:bidi="fr_FR"/>
+          </w:rPr>
+          <w:rPr>
             <w:color w:val="0000EE"/>
             <w:u w:val="single"/>
           </w:rPr>
@@ -1235,11 +2172,17 @@
         </w:r>
       </w:hyperlink>
       <w:r>
+        <w:rPr>
+          <w:lang w:val="fr_FR" w:bidi="fr_FR"/>
+        </w:rPr>
         <w:t xml:space="preserve">; </w:t>
       </w:r>
       <w:hyperlink r:id="rId65">
         <w:r>
           <w:rPr>
+            <w:lang w:val="fr_FR" w:bidi="fr_FR"/>
+          </w:rPr>
+          <w:rPr>
             <w:color w:val="0000EE"/>
             <w:u w:val="single"/>
           </w:rPr>
@@ -1247,20 +2190,30 @@
         </w:r>
       </w:hyperlink>
       <w:r>
+        <w:rPr>
+          <w:lang w:val="fr_FR" w:bidi="fr_FR"/>
+        </w:rPr>
         <w:t xml:space="preserve">). • L’homme du péché est sans loi ou contre la loi : son caractère est défini par le péché. • le fils de la perdition (ou </w:t>
       </w:r>
       <w:r>
         <w:rPr>
           <w:i/>
+          <w:lang w:val="fr_FR" w:bidi="fr_FR"/>
         </w:rPr>
         <w:t>celui destiné à la destruction</w:t>
       </w:r>
       <w:r>
+        <w:rPr>
+          <w:lang w:val="fr_FR" w:bidi="fr_FR"/>
+        </w:rPr>
         <w:t>) : L’accent est mis sur la propre perdition de l’homme sans loi (</w:t>
       </w:r>
       <w:hyperlink r:id="rId59">
         <w:r>
           <w:rPr>
+            <w:lang w:val="fr_FR" w:bidi="fr_FR"/>
+          </w:rPr>
+          <w:rPr>
             <w:color w:val="0000EE"/>
             <w:u w:val="single"/>
           </w:rPr>
@@ -1268,31 +2221,65 @@
         </w:r>
       </w:hyperlink>
       <w:r>
+        <w:rPr>
+          <w:lang w:val="fr_FR" w:bidi="fr_FR"/>
+        </w:rPr>
         <w:t>) plutôt que sur la destruction qu’il apporterait.</w:t>
       </w:r>
-      <w:r/>
-      <w:r/>
-    </w:p>
-    <w:p>
-      <w:r/>
+      <w:r>
+        <w:rPr>
+          <w:lang w:val="fr_FR" w:bidi="fr_FR"/>
+        </w:rPr>
+      </w:r>
+      <w:r>
+        <w:rPr>
+          <w:lang w:val="fr_FR" w:bidi="fr_FR"/>
+        </w:rPr>
+      </w:r>
+    </w:p>
+    <w:p>
+      <w:pPr/>
+      <w:r>
+        <w:rPr>
+          <w:lang w:val="fr_FR" w:bidi="fr_FR"/>
+        </w:rPr>
+      </w:r>
     </w:p>
     <w:p>
       <w:pPr>
         <w:pStyle w:val="Heading2"/>
       </w:pPr>
       <w:r>
+        <w:rPr>
+          <w:lang w:val="fr_FR" w:bidi="fr_FR"/>
+        </w:rPr>
         <w:t>2 Thessaloniciens 2.4</w:t>
       </w:r>
-      <w:r/>
-    </w:p>
-    <w:p>
-      <w:r/>
-      <w:r>
+      <w:r>
+        <w:rPr>
+          <w:lang w:val="fr_FR" w:bidi="fr_FR"/>
+        </w:rPr>
+      </w:r>
+    </w:p>
+    <w:p>
+      <w:pPr/>
+      <w:r>
+        <w:rPr>
+          <w:lang w:val="fr_FR" w:bidi="fr_FR"/>
+        </w:rPr>
+      </w:r>
+      <w:r>
+        <w:rPr>
+          <w:lang w:val="fr_FR" w:bidi="fr_FR"/>
+        </w:rPr>
         <w:t xml:space="preserve">qui s’élève : Comme d’autres villes romaines, Thessalonique a fait construire des temples pour le culte de l’empereur. Ce culte a inspiré celui décrit ici. • jusqu’à s’asseoir dans le temple de Dieu : La profanation du Temple à Jérusalem par Antiochos Épiphane en 167 av. J.-C. (voir </w:t>
       </w:r>
       <w:hyperlink r:id="rId66">
         <w:r>
           <w:rPr>
+            <w:lang w:val="fr_FR" w:bidi="fr_FR"/>
+          </w:rPr>
+          <w:rPr>
             <w:color w:val="0000EE"/>
             <w:u w:val="single"/>
           </w:rPr>
@@ -1300,11 +2287,17 @@
         </w:r>
       </w:hyperlink>
       <w:r>
+        <w:rPr>
+          <w:lang w:val="fr_FR" w:bidi="fr_FR"/>
+        </w:rPr>
         <w:t xml:space="preserve">; </w:t>
       </w:r>
       <w:hyperlink r:id="rId67">
         <w:r>
           <w:rPr>
+            <w:lang w:val="fr_FR" w:bidi="fr_FR"/>
+          </w:rPr>
+          <w:rPr>
             <w:color w:val="0000EE"/>
             <w:u w:val="single"/>
           </w:rPr>
@@ -1312,11 +2305,17 @@
         </w:r>
       </w:hyperlink>
       <w:r>
+        <w:rPr>
+          <w:lang w:val="fr_FR" w:bidi="fr_FR"/>
+        </w:rPr>
         <w:t xml:space="preserve">; </w:t>
       </w:r>
       <w:hyperlink r:id="rId68">
         <w:r>
           <w:rPr>
+            <w:lang w:val="fr_FR" w:bidi="fr_FR"/>
+          </w:rPr>
+          <w:rPr>
             <w:color w:val="0000EE"/>
             <w:u w:val="single"/>
           </w:rPr>
@@ -1324,11 +2323,17 @@
         </w:r>
       </w:hyperlink>
       <w:r>
+        <w:rPr>
+          <w:lang w:val="fr_FR" w:bidi="fr_FR"/>
+        </w:rPr>
         <w:t>) a peut-être préfiguré l’événement prédit ici (</w:t>
       </w:r>
       <w:hyperlink r:id="rId69">
         <w:r>
           <w:rPr>
+            <w:lang w:val="fr_FR" w:bidi="fr_FR"/>
+          </w:rPr>
+          <w:rPr>
             <w:color w:val="0000EE"/>
             <w:u w:val="single"/>
           </w:rPr>
@@ -1336,11 +2341,17 @@
         </w:r>
       </w:hyperlink>
       <w:r>
+        <w:rPr>
+          <w:lang w:val="fr_FR" w:bidi="fr_FR"/>
+        </w:rPr>
         <w:t xml:space="preserve">; </w:t>
       </w:r>
       <w:hyperlink r:id="rId70">
         <w:r>
           <w:rPr>
+            <w:lang w:val="fr_FR" w:bidi="fr_FR"/>
+          </w:rPr>
+          <w:rPr>
             <w:color w:val="0000EE"/>
             <w:u w:val="single"/>
           </w:rPr>
@@ -1348,38 +2359,56 @@
         </w:r>
       </w:hyperlink>
       <w:r>
+        <w:rPr>
+          <w:lang w:val="fr_FR" w:bidi="fr_FR"/>
+        </w:rPr>
         <w:t xml:space="preserve">). Cela peut aussi renvoyer à la tentative de l’empereur Caligula, appelé « le nouveau dieu fait manifeste », d’ériger sa propre image dans le Temple en 40 apr. J.‑C. Parallèlement, le </w:t>
       </w:r>
       <w:r>
         <w:rPr>
           <w:i/>
+          <w:lang w:val="fr_FR" w:bidi="fr_FR"/>
         </w:rPr>
         <w:t>temple</w:t>
       </w:r>
       <w:r>
+        <w:rPr>
+          <w:lang w:val="fr_FR" w:bidi="fr_FR"/>
+        </w:rPr>
         <w:t xml:space="preserve"> peut être un temple impérial (</w:t>
       </w:r>
       <w:r>
         <w:rPr>
           <w:i/>
+          <w:lang w:val="fr_FR" w:bidi="fr_FR"/>
         </w:rPr>
         <w:t>de Dieu</w:t>
       </w:r>
       <w:r>
+        <w:rPr>
+          <w:lang w:val="fr_FR" w:bidi="fr_FR"/>
+        </w:rPr>
         <w:t xml:space="preserve"> pourrait être </w:t>
       </w:r>
       <w:r>
         <w:rPr>
           <w:i/>
+          <w:lang w:val="fr_FR" w:bidi="fr_FR"/>
         </w:rPr>
         <w:t>du dieu</w:t>
       </w:r>
       <w:r>
+        <w:rPr>
+          <w:lang w:val="fr_FR" w:bidi="fr_FR"/>
+        </w:rPr>
         <w:t>) érigé en l’honneur de l’homme du péché et non nécessairement un temple reconstruit à Jérusalem. • se proclamant lui-même Dieu (</w:t>
       </w:r>
       <w:hyperlink r:id="rId71">
         <w:r>
           <w:rPr>
+            <w:lang w:val="fr_FR" w:bidi="fr_FR"/>
+          </w:rPr>
+          <w:rPr>
             <w:color w:val="0000EE"/>
             <w:u w:val="single"/>
           </w:rPr>
@@ -1387,31 +2416,65 @@
         </w:r>
       </w:hyperlink>
       <w:r>
+        <w:rPr>
+          <w:lang w:val="fr_FR" w:bidi="fr_FR"/>
+        </w:rPr>
         <w:t>) : L’attribution de titres divins à l’empereur était courante au premier siècle.</w:t>
       </w:r>
-      <w:r/>
-      <w:r/>
-    </w:p>
-    <w:p>
-      <w:r/>
+      <w:r>
+        <w:rPr>
+          <w:lang w:val="fr_FR" w:bidi="fr_FR"/>
+        </w:rPr>
+      </w:r>
+      <w:r>
+        <w:rPr>
+          <w:lang w:val="fr_FR" w:bidi="fr_FR"/>
+        </w:rPr>
+      </w:r>
+    </w:p>
+    <w:p>
+      <w:pPr/>
+      <w:r>
+        <w:rPr>
+          <w:lang w:val="fr_FR" w:bidi="fr_FR"/>
+        </w:rPr>
+      </w:r>
     </w:p>
     <w:p>
       <w:pPr>
         <w:pStyle w:val="Heading2"/>
       </w:pPr>
       <w:r>
+        <w:rPr>
+          <w:lang w:val="fr_FR" w:bidi="fr_FR"/>
+        </w:rPr>
         <w:t>2 Thessaloniciens 2.6</w:t>
       </w:r>
-      <w:r/>
-    </w:p>
-    <w:p>
-      <w:r/>
-      <w:r>
+      <w:r>
+        <w:rPr>
+          <w:lang w:val="fr_FR" w:bidi="fr_FR"/>
+        </w:rPr>
+      </w:r>
+    </w:p>
+    <w:p>
+      <w:pPr/>
+      <w:r>
+        <w:rPr>
+          <w:lang w:val="fr_FR" w:bidi="fr_FR"/>
+        </w:rPr>
+      </w:r>
+      <w:r>
+        <w:rPr>
+          <w:lang w:val="fr_FR" w:bidi="fr_FR"/>
+        </w:rPr>
         <w:t>ce qui le retient : Différentes choses peuvent ici être identifiées, comme Dieu, le Saint-Esprit, l'église, l'Évangile, Paul, l'empereur, l'Empire romain ou les autorités. Autrement dit, le terme peut renvoyer à quelque chose ou quelqu'un qui précède l'homme du péché, un impie de cette époque (</w:t>
       </w:r>
       <w:hyperlink r:id="rId72">
         <w:r>
           <w:rPr>
+            <w:lang w:val="fr_FR" w:bidi="fr_FR"/>
+          </w:rPr>
+          <w:rPr>
             <w:color w:val="0000EE"/>
             <w:u w:val="single"/>
           </w:rPr>
@@ -1419,11 +2482,17 @@
         </w:r>
       </w:hyperlink>
       <w:r>
+        <w:rPr>
+          <w:lang w:val="fr_FR" w:bidi="fr_FR"/>
+        </w:rPr>
         <w:t>). Dans la littérature grecque, cette expression pouvait décrire une possession démoniaque. Ce personnage préparerait le chemin pour l'impie pour lorsque son temps viendrait (</w:t>
       </w:r>
       <w:hyperlink r:id="rId58">
         <w:r>
           <w:rPr>
+            <w:lang w:val="fr_FR" w:bidi="fr_FR"/>
+          </w:rPr>
+          <w:rPr>
             <w:color w:val="0000EE"/>
             <w:u w:val="single"/>
           </w:rPr>
@@ -1431,11 +2500,17 @@
         </w:r>
       </w:hyperlink>
       <w:r>
+        <w:rPr>
+          <w:lang w:val="fr_FR" w:bidi="fr_FR"/>
+        </w:rPr>
         <w:t xml:space="preserve">, </w:t>
       </w:r>
       <w:hyperlink r:id="rId59">
         <w:r>
           <w:rPr>
+            <w:lang w:val="fr_FR" w:bidi="fr_FR"/>
+          </w:rPr>
+          <w:rPr>
             <w:color w:val="0000EE"/>
             <w:u w:val="single"/>
           </w:rPr>
@@ -1443,31 +2518,65 @@
         </w:r>
       </w:hyperlink>
       <w:r>
+        <w:rPr>
+          <w:lang w:val="fr_FR" w:bidi="fr_FR"/>
+        </w:rPr>
         <w:t>).</w:t>
       </w:r>
-      <w:r/>
-      <w:r/>
-    </w:p>
-    <w:p>
-      <w:r/>
+      <w:r>
+        <w:rPr>
+          <w:lang w:val="fr_FR" w:bidi="fr_FR"/>
+        </w:rPr>
+      </w:r>
+      <w:r>
+        <w:rPr>
+          <w:lang w:val="fr_FR" w:bidi="fr_FR"/>
+        </w:rPr>
+      </w:r>
+    </w:p>
+    <w:p>
+      <w:pPr/>
+      <w:r>
+        <w:rPr>
+          <w:lang w:val="fr_FR" w:bidi="fr_FR"/>
+        </w:rPr>
+      </w:r>
     </w:p>
     <w:p>
       <w:pPr>
         <w:pStyle w:val="Heading2"/>
       </w:pPr>
       <w:r>
+        <w:rPr>
+          <w:lang w:val="fr_FR" w:bidi="fr_FR"/>
+        </w:rPr>
         <w:t>2 Thessaloniciens 2.7</w:t>
       </w:r>
-      <w:r/>
-    </w:p>
-    <w:p>
-      <w:r/>
-      <w:r>
+      <w:r>
+        <w:rPr>
+          <w:lang w:val="fr_FR" w:bidi="fr_FR"/>
+        </w:rPr>
+      </w:r>
+    </w:p>
+    <w:p>
+      <w:pPr/>
+      <w:r>
+        <w:rPr>
+          <w:lang w:val="fr_FR" w:bidi="fr_FR"/>
+        </w:rPr>
+      </w:r>
+      <w:r>
+        <w:rPr>
+          <w:lang w:val="fr_FR" w:bidi="fr_FR"/>
+        </w:rPr>
         <w:t>La puissance de l’homme du péché à venir (</w:t>
       </w:r>
       <w:hyperlink r:id="rId73">
         <w:r>
           <w:rPr>
+            <w:lang w:val="fr_FR" w:bidi="fr_FR"/>
+          </w:rPr>
+          <w:rPr>
             <w:color w:val="0000EE"/>
             <w:u w:val="single"/>
           </w:rPr>
@@ -1475,20 +2584,30 @@
         </w:r>
       </w:hyperlink>
       <w:r>
+        <w:rPr>
+          <w:lang w:val="fr_FR" w:bidi="fr_FR"/>
+        </w:rPr>
         <w:t>) est déjà à l’œuvre secrètement</w:t>
       </w:r>
       <w:r>
         <w:rPr>
           <w:i/>
+          <w:lang w:val="fr_FR" w:bidi="fr_FR"/>
         </w:rPr>
         <w:t>,</w:t>
       </w:r>
       <w:r>
+        <w:rPr>
+          <w:lang w:val="fr_FR" w:bidi="fr_FR"/>
+        </w:rPr>
         <w:t xml:space="preserve"> comme les antéchrists du verset </w:t>
       </w:r>
       <w:hyperlink r:id="rId74">
         <w:r>
           <w:rPr>
+            <w:lang w:val="fr_FR" w:bidi="fr_FR"/>
+          </w:rPr>
+          <w:rPr>
             <w:color w:val="0000EE"/>
             <w:u w:val="single"/>
           </w:rPr>
@@ -1496,20 +2615,30 @@
         </w:r>
       </w:hyperlink>
       <w:r>
+        <w:rPr>
+          <w:lang w:val="fr_FR" w:bidi="fr_FR"/>
+        </w:rPr>
         <w:t xml:space="preserve">. • le mystère (du grec </w:t>
       </w:r>
       <w:r>
         <w:rPr>
           <w:i/>
+          <w:lang w:val="fr_FR" w:bidi="fr_FR"/>
         </w:rPr>
         <w:t>mustērion</w:t>
       </w:r>
       <w:r>
+        <w:rPr>
+          <w:lang w:val="fr_FR" w:bidi="fr_FR"/>
+        </w:rPr>
         <w:t xml:space="preserve">) : Un terme couramment utilisé pour les rituels dans les religions mystiques (voir </w:t>
       </w:r>
       <w:hyperlink r:id="rId75">
         <w:r>
           <w:rPr>
+            <w:lang w:val="fr_FR" w:bidi="fr_FR"/>
+          </w:rPr>
+          <w:rPr>
             <w:color w:val="0000EE"/>
             <w:u w:val="single"/>
           </w:rPr>
@@ -1517,11 +2646,17 @@
         </w:r>
       </w:hyperlink>
       <w:r>
+        <w:rPr>
+          <w:lang w:val="fr_FR" w:bidi="fr_FR"/>
+        </w:rPr>
         <w:t>). • agit déjà : Comme une intervention surnaturelle, qu’elle soit divine (</w:t>
       </w:r>
       <w:hyperlink r:id="rId76">
         <w:r>
           <w:rPr>
+            <w:lang w:val="fr_FR" w:bidi="fr_FR"/>
+          </w:rPr>
+          <w:rPr>
             <w:color w:val="0000EE"/>
             <w:u w:val="single"/>
           </w:rPr>
@@ -1529,11 +2664,17 @@
         </w:r>
       </w:hyperlink>
       <w:r>
+        <w:rPr>
+          <w:lang w:val="fr_FR" w:bidi="fr_FR"/>
+        </w:rPr>
         <w:t>) ou, ici, maléfique (</w:t>
       </w:r>
       <w:hyperlink r:id="rId77">
         <w:r>
           <w:rPr>
+            <w:lang w:val="fr_FR" w:bidi="fr_FR"/>
+          </w:rPr>
+          <w:rPr>
             <w:color w:val="0000EE"/>
             <w:u w:val="single"/>
           </w:rPr>
@@ -1541,11 +2682,17 @@
         </w:r>
       </w:hyperlink>
       <w:r>
+        <w:rPr>
+          <w:lang w:val="fr_FR" w:bidi="fr_FR"/>
+        </w:rPr>
         <w:t xml:space="preserve">; </w:t>
       </w:r>
       <w:hyperlink r:id="rId78">
         <w:r>
           <w:rPr>
+            <w:lang w:val="fr_FR" w:bidi="fr_FR"/>
+          </w:rPr>
+          <w:rPr>
             <w:color w:val="0000EE"/>
             <w:u w:val="single"/>
           </w:rPr>
@@ -1553,11 +2700,17 @@
         </w:r>
       </w:hyperlink>
       <w:r>
+        <w:rPr>
+          <w:lang w:val="fr_FR" w:bidi="fr_FR"/>
+        </w:rPr>
         <w:t>). • celui qui le retient : Cette proposition peut renvoyer à celui qui s’oppose à l’homme du péché, à celui qui est possédé, ou à Satan, celui qui possède (</w:t>
       </w:r>
       <w:hyperlink r:id="rId77">
         <w:r>
           <w:rPr>
+            <w:lang w:val="fr_FR" w:bidi="fr_FR"/>
+          </w:rPr>
+          <w:rPr>
             <w:color w:val="0000EE"/>
             <w:u w:val="single"/>
           </w:rPr>
@@ -1565,37 +2718,77 @@
         </w:r>
       </w:hyperlink>
       <w:r>
+        <w:rPr>
+          <w:lang w:val="fr_FR" w:bidi="fr_FR"/>
+        </w:rPr>
         <w:t xml:space="preserve">; voir la </w:t>
       </w:r>
       <w:r>
+        <w:rPr>
+          <w:lang w:val="fr_FR" w:bidi="fr_FR"/>
+        </w:rPr>
         <w:t>note d’étude sur 2.6</w:t>
       </w:r>
       <w:r>
+        <w:rPr>
+          <w:lang w:val="fr_FR" w:bidi="fr_FR"/>
+        </w:rPr>
         <w:t>).</w:t>
       </w:r>
-      <w:r/>
-      <w:r/>
-    </w:p>
-    <w:p>
-      <w:r/>
+      <w:r>
+        <w:rPr>
+          <w:lang w:val="fr_FR" w:bidi="fr_FR"/>
+        </w:rPr>
+      </w:r>
+      <w:r>
+        <w:rPr>
+          <w:lang w:val="fr_FR" w:bidi="fr_FR"/>
+        </w:rPr>
+      </w:r>
+    </w:p>
+    <w:p>
+      <w:pPr/>
+      <w:r>
+        <w:rPr>
+          <w:lang w:val="fr_FR" w:bidi="fr_FR"/>
+        </w:rPr>
+      </w:r>
     </w:p>
     <w:p>
       <w:pPr>
         <w:pStyle w:val="Heading2"/>
       </w:pPr>
       <w:r>
+        <w:rPr>
+          <w:lang w:val="fr_FR" w:bidi="fr_FR"/>
+        </w:rPr>
         <w:t>2 Thessaloniciens 2.8</w:t>
       </w:r>
-      <w:r/>
-    </w:p>
-    <w:p>
-      <w:r/>
-      <w:r>
+      <w:r>
+        <w:rPr>
+          <w:lang w:val="fr_FR" w:bidi="fr_FR"/>
+        </w:rPr>
+      </w:r>
+    </w:p>
+    <w:p>
+      <w:pPr/>
+      <w:r>
+        <w:rPr>
+          <w:lang w:val="fr_FR" w:bidi="fr_FR"/>
+        </w:rPr>
+      </w:r>
+      <w:r>
+        <w:rPr>
+          <w:lang w:val="fr_FR" w:bidi="fr_FR"/>
+        </w:rPr>
         <w:t xml:space="preserve">Paul annonce la ruine de l’homme du péché (cf. </w:t>
       </w:r>
       <w:hyperlink r:id="rId58">
         <w:r>
           <w:rPr>
+            <w:lang w:val="fr_FR" w:bidi="fr_FR"/>
+          </w:rPr>
+          <w:rPr>
             <w:color w:val="0000EE"/>
             <w:u w:val="single"/>
           </w:rPr>
@@ -1603,11 +2796,17 @@
         </w:r>
       </w:hyperlink>
       <w:r>
+        <w:rPr>
+          <w:lang w:val="fr_FR" w:bidi="fr_FR"/>
+        </w:rPr>
         <w:t>). Bien qu’il prétende être divin, qu’il place son culte au-dessus de tout autre (</w:t>
       </w:r>
       <w:hyperlink r:id="rId79">
         <w:r>
           <w:rPr>
+            <w:lang w:val="fr_FR" w:bidi="fr_FR"/>
+          </w:rPr>
+          <w:rPr>
             <w:color w:val="0000EE"/>
             <w:u w:val="single"/>
           </w:rPr>
@@ -1615,11 +2814,17 @@
         </w:r>
       </w:hyperlink>
       <w:r>
+        <w:rPr>
+          <w:lang w:val="fr_FR" w:bidi="fr_FR"/>
+        </w:rPr>
         <w:t>), et qu’il reçoive son pouvoir de Satan (</w:t>
       </w:r>
       <w:hyperlink r:id="rId77">
         <w:r>
           <w:rPr>
+            <w:lang w:val="fr_FR" w:bidi="fr_FR"/>
+          </w:rPr>
+          <w:rPr>
             <w:color w:val="0000EE"/>
             <w:u w:val="single"/>
           </w:rPr>
@@ -1627,11 +2832,17 @@
         </w:r>
       </w:hyperlink>
       <w:r>
+        <w:rPr>
+          <w:lang w:val="fr_FR" w:bidi="fr_FR"/>
+        </w:rPr>
         <w:t>), le Seigneur Jésus le détruira violemment et complètement (</w:t>
       </w:r>
       <w:hyperlink r:id="rId80">
         <w:r>
           <w:rPr>
+            <w:lang w:val="fr_FR" w:bidi="fr_FR"/>
+          </w:rPr>
+          <w:rPr>
             <w:color w:val="0000EE"/>
             <w:u w:val="single"/>
           </w:rPr>
@@ -1639,11 +2850,17 @@
         </w:r>
       </w:hyperlink>
       <w:r>
+        <w:rPr>
+          <w:lang w:val="fr_FR" w:bidi="fr_FR"/>
+        </w:rPr>
         <w:t>). • l’éclat : Ce terme renvoie à l’épiphanie du Christ (</w:t>
       </w:r>
       <w:hyperlink r:id="rId81">
         <w:r>
           <w:rPr>
+            <w:lang w:val="fr_FR" w:bidi="fr_FR"/>
+          </w:rPr>
+          <w:rPr>
             <w:color w:val="0000EE"/>
             <w:u w:val="single"/>
           </w:rPr>
@@ -1651,11 +2868,17 @@
         </w:r>
       </w:hyperlink>
       <w:r>
+        <w:rPr>
+          <w:lang w:val="fr_FR" w:bidi="fr_FR"/>
+        </w:rPr>
         <w:t xml:space="preserve"> ; </w:t>
       </w:r>
       <w:hyperlink r:id="rId82">
         <w:r>
           <w:rPr>
+            <w:lang w:val="fr_FR" w:bidi="fr_FR"/>
+          </w:rPr>
+          <w:rPr>
             <w:color w:val="0000EE"/>
             <w:u w:val="single"/>
           </w:rPr>
@@ -1663,11 +2886,17 @@
         </w:r>
       </w:hyperlink>
       <w:r>
+        <w:rPr>
+          <w:lang w:val="fr_FR" w:bidi="fr_FR"/>
+        </w:rPr>
         <w:t xml:space="preserve"> ; </w:t>
       </w:r>
       <w:hyperlink r:id="rId83">
         <w:r>
           <w:rPr>
+            <w:lang w:val="fr_FR" w:bidi="fr_FR"/>
+          </w:rPr>
+          <w:rPr>
             <w:color w:val="0000EE"/>
             <w:u w:val="single"/>
           </w:rPr>
@@ -1675,11 +2904,17 @@
         </w:r>
       </w:hyperlink>
       <w:r>
+        <w:rPr>
+          <w:lang w:val="fr_FR" w:bidi="fr_FR"/>
+        </w:rPr>
         <w:t xml:space="preserve">, </w:t>
       </w:r>
       <w:hyperlink r:id="rId84">
         <w:r>
           <w:rPr>
+            <w:lang w:val="fr_FR" w:bidi="fr_FR"/>
+          </w:rPr>
+          <w:rPr>
             <w:color w:val="0000EE"/>
             <w:u w:val="single"/>
           </w:rPr>
@@ -1687,11 +2922,17 @@
         </w:r>
       </w:hyperlink>
       <w:r>
+        <w:rPr>
+          <w:lang w:val="fr_FR" w:bidi="fr_FR"/>
+        </w:rPr>
         <w:t xml:space="preserve"> ; </w:t>
       </w:r>
       <w:hyperlink r:id="rId85">
         <w:r>
           <w:rPr>
+            <w:lang w:val="fr_FR" w:bidi="fr_FR"/>
+          </w:rPr>
+          <w:rPr>
             <w:color w:val="0000EE"/>
             <w:u w:val="single"/>
           </w:rPr>
@@ -1699,11 +2940,17 @@
         </w:r>
       </w:hyperlink>
       <w:r>
+        <w:rPr>
+          <w:lang w:val="fr_FR" w:bidi="fr_FR"/>
+        </w:rPr>
         <w:t>), un autre terme pour l’avènement (</w:t>
       </w:r>
       <w:hyperlink r:id="rId30">
         <w:r>
           <w:rPr>
+            <w:lang w:val="fr_FR" w:bidi="fr_FR"/>
+          </w:rPr>
+          <w:rPr>
             <w:color w:val="0000EE"/>
             <w:u w:val="single"/>
           </w:rPr>
@@ -1711,11 +2958,17 @@
         </w:r>
       </w:hyperlink>
       <w:r>
+        <w:rPr>
+          <w:lang w:val="fr_FR" w:bidi="fr_FR"/>
+        </w:rPr>
         <w:t xml:space="preserve"> ; </w:t>
       </w:r>
       <w:hyperlink r:id="rId31">
         <w:r>
           <w:rPr>
+            <w:lang w:val="fr_FR" w:bidi="fr_FR"/>
+          </w:rPr>
+          <w:rPr>
             <w:color w:val="0000EE"/>
             <w:u w:val="single"/>
           </w:rPr>
@@ -1723,11 +2976,17 @@
         </w:r>
       </w:hyperlink>
       <w:r>
+        <w:rPr>
+          <w:lang w:val="fr_FR" w:bidi="fr_FR"/>
+        </w:rPr>
         <w:t xml:space="preserve"> ; </w:t>
       </w:r>
       <w:hyperlink r:id="rId32">
         <w:r>
           <w:rPr>
+            <w:lang w:val="fr_FR" w:bidi="fr_FR"/>
+          </w:rPr>
+          <w:rPr>
             <w:color w:val="0000EE"/>
             <w:u w:val="single"/>
           </w:rPr>
@@ -1735,11 +2994,17 @@
         </w:r>
       </w:hyperlink>
       <w:r>
+        <w:rPr>
+          <w:lang w:val="fr_FR" w:bidi="fr_FR"/>
+        </w:rPr>
         <w:t xml:space="preserve"> ; </w:t>
       </w:r>
       <w:hyperlink r:id="rId33">
         <w:r>
           <w:rPr>
+            <w:lang w:val="fr_FR" w:bidi="fr_FR"/>
+          </w:rPr>
+          <w:rPr>
             <w:color w:val="0000EE"/>
             <w:u w:val="single"/>
           </w:rPr>
@@ -1747,11 +3012,17 @@
         </w:r>
       </w:hyperlink>
       <w:r>
+        <w:rPr>
+          <w:lang w:val="fr_FR" w:bidi="fr_FR"/>
+        </w:rPr>
         <w:t xml:space="preserve"> ; </w:t>
       </w:r>
       <w:hyperlink r:id="rId34">
         <w:r>
           <w:rPr>
+            <w:lang w:val="fr_FR" w:bidi="fr_FR"/>
+          </w:rPr>
+          <w:rPr>
             <w:color w:val="0000EE"/>
             <w:u w:val="single"/>
           </w:rPr>
@@ -1759,11 +3030,17 @@
         </w:r>
       </w:hyperlink>
       <w:r>
+        <w:rPr>
+          <w:lang w:val="fr_FR" w:bidi="fr_FR"/>
+        </w:rPr>
         <w:t>) ou l’apparition (</w:t>
       </w:r>
       <w:hyperlink r:id="rId86">
         <w:r>
           <w:rPr>
+            <w:lang w:val="fr_FR" w:bidi="fr_FR"/>
+          </w:rPr>
+          <w:rPr>
             <w:color w:val="0000EE"/>
             <w:u w:val="single"/>
           </w:rPr>
@@ -1771,49 +3048,91 @@
         </w:r>
       </w:hyperlink>
       <w:r>
+        <w:rPr>
+          <w:lang w:val="fr_FR" w:bidi="fr_FR"/>
+        </w:rPr>
         <w:t xml:space="preserve">) du Christ. Dans la littérature antique, une </w:t>
       </w:r>
       <w:r>
         <w:rPr>
           <w:i/>
+          <w:lang w:val="fr_FR" w:bidi="fr_FR"/>
         </w:rPr>
         <w:t>épiphanie</w:t>
       </w:r>
       <w:r>
+        <w:rPr>
+          <w:lang w:val="fr_FR" w:bidi="fr_FR"/>
+        </w:rPr>
         <w:t xml:space="preserve"> était l’apparition d’une divinité ou une démonstration du pouvoir divin qui suscitait l’adoration.</w:t>
       </w:r>
-      <w:r/>
-      <w:r/>
-    </w:p>
-    <w:p>
-      <w:r/>
+      <w:r>
+        <w:rPr>
+          <w:lang w:val="fr_FR" w:bidi="fr_FR"/>
+        </w:rPr>
+      </w:r>
+      <w:r>
+        <w:rPr>
+          <w:lang w:val="fr_FR" w:bidi="fr_FR"/>
+        </w:rPr>
+      </w:r>
+    </w:p>
+    <w:p>
+      <w:pPr/>
+      <w:r>
+        <w:rPr>
+          <w:lang w:val="fr_FR" w:bidi="fr_FR"/>
+        </w:rPr>
+      </w:r>
     </w:p>
     <w:p>
       <w:pPr>
         <w:pStyle w:val="Heading2"/>
       </w:pPr>
       <w:r>
+        <w:rPr>
+          <w:lang w:val="fr_FR" w:bidi="fr_FR"/>
+        </w:rPr>
         <w:t>2 Thessaloniciens 2.9</w:t>
       </w:r>
-      <w:r/>
-    </w:p>
-    <w:p>
-      <w:r/>
-      <w:r>
+      <w:r>
+        <w:rPr>
+          <w:lang w:val="fr_FR" w:bidi="fr_FR"/>
+        </w:rPr>
+      </w:r>
+    </w:p>
+    <w:p>
+      <w:pPr/>
+      <w:r>
+        <w:rPr>
+          <w:lang w:val="fr_FR" w:bidi="fr_FR"/>
+        </w:rPr>
+      </w:r>
+      <w:r>
+        <w:rPr>
+          <w:lang w:val="fr_FR" w:bidi="fr_FR"/>
+        </w:rPr>
         <w:t xml:space="preserve">Comme le Christ apparaîtra par autorité royale et divine (sa parousie </w:t>
       </w:r>
       <w:r>
         <w:rPr>
           <w:i/>
+          <w:lang w:val="fr_FR" w:bidi="fr_FR"/>
         </w:rPr>
         <w:t>;</w:t>
       </w:r>
       <w:r>
+        <w:rPr>
+          <w:lang w:val="fr_FR" w:bidi="fr_FR"/>
+        </w:rPr>
         <w:t xml:space="preserve"> </w:t>
       </w:r>
       <w:hyperlink r:id="rId30">
         <w:r>
           <w:rPr>
+            <w:lang w:val="fr_FR" w:bidi="fr_FR"/>
+          </w:rPr>
+          <w:rPr>
             <w:color w:val="0000EE"/>
             <w:u w:val="single"/>
           </w:rPr>
@@ -1821,11 +3140,17 @@
         </w:r>
       </w:hyperlink>
       <w:r>
+        <w:rPr>
+          <w:lang w:val="fr_FR" w:bidi="fr_FR"/>
+        </w:rPr>
         <w:t xml:space="preserve">, </w:t>
       </w:r>
       <w:hyperlink r:id="rId59">
         <w:r>
           <w:rPr>
+            <w:lang w:val="fr_FR" w:bidi="fr_FR"/>
+          </w:rPr>
+          <w:rPr>
             <w:color w:val="0000EE"/>
             <w:u w:val="single"/>
           </w:rPr>
@@ -1833,11 +3158,17 @@
         </w:r>
       </w:hyperlink>
       <w:r>
+        <w:rPr>
+          <w:lang w:val="fr_FR" w:bidi="fr_FR"/>
+        </w:rPr>
         <w:t xml:space="preserve"> ; </w:t>
       </w:r>
       <w:hyperlink r:id="rId31">
         <w:r>
           <w:rPr>
+            <w:lang w:val="fr_FR" w:bidi="fr_FR"/>
+          </w:rPr>
+          <w:rPr>
             <w:color w:val="0000EE"/>
             <w:u w:val="single"/>
           </w:rPr>
@@ -1845,11 +3176,17 @@
         </w:r>
       </w:hyperlink>
       <w:r>
+        <w:rPr>
+          <w:lang w:val="fr_FR" w:bidi="fr_FR"/>
+        </w:rPr>
         <w:t xml:space="preserve"> ; </w:t>
       </w:r>
       <w:hyperlink r:id="rId32">
         <w:r>
           <w:rPr>
+            <w:lang w:val="fr_FR" w:bidi="fr_FR"/>
+          </w:rPr>
+          <w:rPr>
             <w:color w:val="0000EE"/>
             <w:u w:val="single"/>
           </w:rPr>
@@ -1857,11 +3194,17 @@
         </w:r>
       </w:hyperlink>
       <w:r>
+        <w:rPr>
+          <w:lang w:val="fr_FR" w:bidi="fr_FR"/>
+        </w:rPr>
         <w:t xml:space="preserve"> ; </w:t>
       </w:r>
       <w:hyperlink r:id="rId33">
         <w:r>
           <w:rPr>
+            <w:lang w:val="fr_FR" w:bidi="fr_FR"/>
+          </w:rPr>
+          <w:rPr>
             <w:color w:val="0000EE"/>
             <w:u w:val="single"/>
           </w:rPr>
@@ -1869,11 +3212,17 @@
         </w:r>
       </w:hyperlink>
       <w:r>
+        <w:rPr>
+          <w:lang w:val="fr_FR" w:bidi="fr_FR"/>
+        </w:rPr>
         <w:t xml:space="preserve"> ; </w:t>
       </w:r>
       <w:hyperlink r:id="rId34">
         <w:r>
           <w:rPr>
+            <w:lang w:val="fr_FR" w:bidi="fr_FR"/>
+          </w:rPr>
+          <w:rPr>
             <w:color w:val="0000EE"/>
             <w:u w:val="single"/>
           </w:rPr>
@@ -1881,40 +3230,78 @@
         </w:r>
       </w:hyperlink>
       <w:r>
+        <w:rPr>
+          <w:lang w:val="fr_FR" w:bidi="fr_FR"/>
+        </w:rPr>
         <w:t>), ce personnage apparaîtra (</w:t>
       </w:r>
       <w:r>
         <w:rPr>
           <w:i/>
+          <w:lang w:val="fr_FR" w:bidi="fr_FR"/>
         </w:rPr>
         <w:t>parousia</w:t>
       </w:r>
       <w:r>
+        <w:rPr>
+          <w:lang w:val="fr_FR" w:bidi="fr_FR"/>
+        </w:rPr>
         <w:t>) de même par une entrée royale.</w:t>
       </w:r>
-      <w:r/>
-      <w:r/>
-    </w:p>
-    <w:p>
-      <w:r/>
+      <w:r>
+        <w:rPr>
+          <w:lang w:val="fr_FR" w:bidi="fr_FR"/>
+        </w:rPr>
+      </w:r>
+      <w:r>
+        <w:rPr>
+          <w:lang w:val="fr_FR" w:bidi="fr_FR"/>
+        </w:rPr>
+      </w:r>
+    </w:p>
+    <w:p>
+      <w:pPr/>
+      <w:r>
+        <w:rPr>
+          <w:lang w:val="fr_FR" w:bidi="fr_FR"/>
+        </w:rPr>
+      </w:r>
     </w:p>
     <w:p>
       <w:pPr>
         <w:pStyle w:val="Heading2"/>
       </w:pPr>
       <w:r>
+        <w:rPr>
+          <w:lang w:val="fr_FR" w:bidi="fr_FR"/>
+        </w:rPr>
         <w:t>2 Thessaloniciens 2.11</w:t>
       </w:r>
-      <w:r/>
-    </w:p>
-    <w:p>
-      <w:r/>
-      <w:r>
+      <w:r>
+        <w:rPr>
+          <w:lang w:val="fr_FR" w:bidi="fr_FR"/>
+        </w:rPr>
+      </w:r>
+    </w:p>
+    <w:p>
+      <w:pPr/>
+      <w:r>
+        <w:rPr>
+          <w:lang w:val="fr_FR" w:bidi="fr_FR"/>
+        </w:rPr>
+      </w:r>
+      <w:r>
+        <w:rPr>
+          <w:lang w:val="fr_FR" w:bidi="fr_FR"/>
+        </w:rPr>
         <w:t>Comme on le voit ailleurs dans les Écritures (</w:t>
       </w:r>
       <w:hyperlink r:id="rId87">
         <w:r>
           <w:rPr>
+            <w:lang w:val="fr_FR" w:bidi="fr_FR"/>
+          </w:rPr>
+          <w:rPr>
             <w:color w:val="0000EE"/>
             <w:u w:val="single"/>
           </w:rPr>
@@ -1922,11 +3309,17 @@
         </w:r>
       </w:hyperlink>
       <w:r>
+        <w:rPr>
+          <w:lang w:val="fr_FR" w:bidi="fr_FR"/>
+        </w:rPr>
         <w:t xml:space="preserve">; </w:t>
       </w:r>
       <w:hyperlink r:id="rId88">
         <w:r>
           <w:rPr>
+            <w:lang w:val="fr_FR" w:bidi="fr_FR"/>
+          </w:rPr>
+          <w:rPr>
             <w:color w:val="0000EE"/>
             <w:u w:val="single"/>
           </w:rPr>
@@ -1934,11 +3327,17 @@
         </w:r>
       </w:hyperlink>
       <w:r>
+        <w:rPr>
+          <w:lang w:val="fr_FR" w:bidi="fr_FR"/>
+        </w:rPr>
         <w:t>), Dieu livre parfois les gens au pouvoir du péché ou de la tromperie qu’ils ont désiré à la place de la vérité (</w:t>
       </w:r>
       <w:hyperlink r:id="rId89">
         <w:r>
           <w:rPr>
+            <w:lang w:val="fr_FR" w:bidi="fr_FR"/>
+          </w:rPr>
+          <w:rPr>
             <w:color w:val="0000EE"/>
             <w:u w:val="single"/>
           </w:rPr>
@@ -1946,11 +3345,17 @@
         </w:r>
       </w:hyperlink>
       <w:r>
+        <w:rPr>
+          <w:lang w:val="fr_FR" w:bidi="fr_FR"/>
+        </w:rPr>
         <w:t xml:space="preserve">, </w:t>
       </w:r>
       <w:hyperlink r:id="rId90">
         <w:r>
           <w:rPr>
+            <w:lang w:val="fr_FR" w:bidi="fr_FR"/>
+          </w:rPr>
+          <w:rPr>
             <w:color w:val="0000EE"/>
             <w:u w:val="single"/>
           </w:rPr>
@@ -1958,11 +3363,17 @@
         </w:r>
       </w:hyperlink>
       <w:r>
+        <w:rPr>
+          <w:lang w:val="fr_FR" w:bidi="fr_FR"/>
+        </w:rPr>
         <w:t xml:space="preserve">, </w:t>
       </w:r>
       <w:hyperlink r:id="rId91">
         <w:r>
           <w:rPr>
+            <w:lang w:val="fr_FR" w:bidi="fr_FR"/>
+          </w:rPr>
+          <w:rPr>
             <w:color w:val="0000EE"/>
             <w:u w:val="single"/>
           </w:rPr>
@@ -1970,11 +3381,17 @@
         </w:r>
       </w:hyperlink>
       <w:r>
+        <w:rPr>
+          <w:lang w:val="fr_FR" w:bidi="fr_FR"/>
+        </w:rPr>
         <w:t xml:space="preserve">; </w:t>
       </w:r>
       <w:hyperlink r:id="rId92">
         <w:r>
           <w:rPr>
+            <w:lang w:val="fr_FR" w:bidi="fr_FR"/>
+          </w:rPr>
+          <w:rPr>
             <w:color w:val="0000EE"/>
             <w:u w:val="single"/>
           </w:rPr>
@@ -1982,31 +3399,65 @@
         </w:r>
       </w:hyperlink>
       <w:r>
+        <w:rPr>
+          <w:lang w:val="fr_FR" w:bidi="fr_FR"/>
+        </w:rPr>
         <w:t>).</w:t>
       </w:r>
-      <w:r/>
-      <w:r/>
-    </w:p>
-    <w:p>
-      <w:r/>
+      <w:r>
+        <w:rPr>
+          <w:lang w:val="fr_FR" w:bidi="fr_FR"/>
+        </w:rPr>
+      </w:r>
+      <w:r>
+        <w:rPr>
+          <w:lang w:val="fr_FR" w:bidi="fr_FR"/>
+        </w:rPr>
+      </w:r>
+    </w:p>
+    <w:p>
+      <w:pPr/>
+      <w:r>
+        <w:rPr>
+          <w:lang w:val="fr_FR" w:bidi="fr_FR"/>
+        </w:rPr>
+      </w:r>
     </w:p>
     <w:p>
       <w:pPr>
         <w:pStyle w:val="Heading2"/>
       </w:pPr>
       <w:r>
+        <w:rPr>
+          <w:lang w:val="fr_FR" w:bidi="fr_FR"/>
+        </w:rPr>
         <w:t>2 Thessaloniciens 2.12</w:t>
       </w:r>
-      <w:r/>
-    </w:p>
-    <w:p>
-      <w:r/>
-      <w:r>
+      <w:r>
+        <w:rPr>
+          <w:lang w:val="fr_FR" w:bidi="fr_FR"/>
+        </w:rPr>
+      </w:r>
+    </w:p>
+    <w:p>
+      <w:pPr/>
+      <w:r>
+        <w:rPr>
+          <w:lang w:val="fr_FR" w:bidi="fr_FR"/>
+        </w:rPr>
+      </w:r>
+      <w:r>
+        <w:rPr>
+          <w:lang w:val="fr_FR" w:bidi="fr_FR"/>
+        </w:rPr>
         <w:t xml:space="preserve">Ils seront condamnés (voir </w:t>
       </w:r>
       <w:hyperlink r:id="rId93">
         <w:r>
           <w:rPr>
+            <w:lang w:val="fr_FR" w:bidi="fr_FR"/>
+          </w:rPr>
+          <w:rPr>
             <w:color w:val="0000EE"/>
             <w:u w:val="single"/>
           </w:rPr>
@@ -2014,11 +3465,17 @@
         </w:r>
       </w:hyperlink>
       <w:r>
+        <w:rPr>
+          <w:lang w:val="fr_FR" w:bidi="fr_FR"/>
+        </w:rPr>
         <w:t>) par le jugement de Dieu pour ne pas avoir cru à la vérité (</w:t>
       </w:r>
       <w:hyperlink r:id="rId94">
         <w:r>
           <w:rPr>
+            <w:lang w:val="fr_FR" w:bidi="fr_FR"/>
+          </w:rPr>
+          <w:rPr>
             <w:color w:val="0000EE"/>
             <w:u w:val="single"/>
           </w:rPr>
@@ -2026,11 +3483,17 @@
         </w:r>
       </w:hyperlink>
       <w:r>
+        <w:rPr>
+          <w:lang w:val="fr_FR" w:bidi="fr_FR"/>
+        </w:rPr>
         <w:t>), mais au mensonge de l’homme du péché (</w:t>
       </w:r>
       <w:hyperlink r:id="rId95">
         <w:r>
           <w:rPr>
+            <w:lang w:val="fr_FR" w:bidi="fr_FR"/>
+          </w:rPr>
+          <w:rPr>
             <w:color w:val="0000EE"/>
             <w:u w:val="single"/>
           </w:rPr>
@@ -2038,31 +3501,65 @@
         </w:r>
       </w:hyperlink>
       <w:r>
+        <w:rPr>
+          <w:lang w:val="fr_FR" w:bidi="fr_FR"/>
+        </w:rPr>
         <w:t>).</w:t>
       </w:r>
-      <w:r/>
-      <w:r/>
-    </w:p>
-    <w:p>
-      <w:r/>
+      <w:r>
+        <w:rPr>
+          <w:lang w:val="fr_FR" w:bidi="fr_FR"/>
+        </w:rPr>
+      </w:r>
+      <w:r>
+        <w:rPr>
+          <w:lang w:val="fr_FR" w:bidi="fr_FR"/>
+        </w:rPr>
+      </w:r>
+    </w:p>
+    <w:p>
+      <w:pPr/>
+      <w:r>
+        <w:rPr>
+          <w:lang w:val="fr_FR" w:bidi="fr_FR"/>
+        </w:rPr>
+      </w:r>
     </w:p>
     <w:p>
       <w:pPr>
         <w:pStyle w:val="Heading2"/>
       </w:pPr>
       <w:r>
+        <w:rPr>
+          <w:lang w:val="fr_FR" w:bidi="fr_FR"/>
+        </w:rPr>
         <w:t>2 Thessaloniciens 2.14</w:t>
       </w:r>
-      <w:r/>
-    </w:p>
-    <w:p>
-      <w:r/>
-      <w:r>
+      <w:r>
+        <w:rPr>
+          <w:lang w:val="fr_FR" w:bidi="fr_FR"/>
+        </w:rPr>
+      </w:r>
+    </w:p>
+    <w:p>
+      <w:pPr/>
+      <w:r>
+        <w:rPr>
+          <w:lang w:val="fr_FR" w:bidi="fr_FR"/>
+        </w:rPr>
+      </w:r>
+      <w:r>
+        <w:rPr>
+          <w:lang w:val="fr_FR" w:bidi="fr_FR"/>
+        </w:rPr>
         <w:t>il vous a appelés par notre Évangile : Dieu appelle ses élus à lui-même (</w:t>
       </w:r>
       <w:hyperlink r:id="rId96">
         <w:r>
           <w:rPr>
+            <w:lang w:val="fr_FR" w:bidi="fr_FR"/>
+          </w:rPr>
+          <w:rPr>
             <w:color w:val="0000EE"/>
             <w:u w:val="single"/>
           </w:rPr>
@@ -2070,11 +3567,17 @@
         </w:r>
       </w:hyperlink>
       <w:r>
+        <w:rPr>
+          <w:lang w:val="fr_FR" w:bidi="fr_FR"/>
+        </w:rPr>
         <w:t xml:space="preserve"> ; </w:t>
       </w:r>
       <w:hyperlink r:id="rId29">
         <w:r>
           <w:rPr>
+            <w:lang w:val="fr_FR" w:bidi="fr_FR"/>
+          </w:rPr>
+          <w:rPr>
             <w:color w:val="0000EE"/>
             <w:u w:val="single"/>
           </w:rPr>
@@ -2082,11 +3585,17 @@
         </w:r>
       </w:hyperlink>
       <w:r>
+        <w:rPr>
+          <w:lang w:val="fr_FR" w:bidi="fr_FR"/>
+        </w:rPr>
         <w:t xml:space="preserve"> ; </w:t>
       </w:r>
       <w:hyperlink r:id="rId97">
         <w:r>
           <w:rPr>
+            <w:lang w:val="fr_FR" w:bidi="fr_FR"/>
+          </w:rPr>
+          <w:rPr>
             <w:color w:val="0000EE"/>
             <w:u w:val="single"/>
           </w:rPr>
@@ -2094,11 +3603,17 @@
         </w:r>
       </w:hyperlink>
       <w:r>
+        <w:rPr>
+          <w:lang w:val="fr_FR" w:bidi="fr_FR"/>
+        </w:rPr>
         <w:t xml:space="preserve"> ; </w:t>
       </w:r>
       <w:hyperlink r:id="rId98">
         <w:r>
           <w:rPr>
+            <w:lang w:val="fr_FR" w:bidi="fr_FR"/>
+          </w:rPr>
+          <w:rPr>
             <w:color w:val="0000EE"/>
             <w:u w:val="single"/>
           </w:rPr>
@@ -2106,11 +3621,17 @@
         </w:r>
       </w:hyperlink>
       <w:r>
+        <w:rPr>
+          <w:lang w:val="fr_FR" w:bidi="fr_FR"/>
+        </w:rPr>
         <w:t>) à travers la prédication de la Bonne Nouvelle. • Ceux qui souffrent à cause de leur foi partageront finalement la gloire de notre Seigneur Jésus-Christ (</w:t>
       </w:r>
       <w:hyperlink r:id="rId99">
         <w:r>
           <w:rPr>
+            <w:lang w:val="fr_FR" w:bidi="fr_FR"/>
+          </w:rPr>
+          <w:rPr>
             <w:color w:val="0000EE"/>
             <w:u w:val="single"/>
           </w:rPr>
@@ -2118,11 +3639,17 @@
         </w:r>
       </w:hyperlink>
       <w:r>
+        <w:rPr>
+          <w:lang w:val="fr_FR" w:bidi="fr_FR"/>
+        </w:rPr>
         <w:t xml:space="preserve"> ; </w:t>
       </w:r>
       <w:hyperlink r:id="rId49">
         <w:r>
           <w:rPr>
+            <w:lang w:val="fr_FR" w:bidi="fr_FR"/>
+          </w:rPr>
+          <w:rPr>
             <w:color w:val="0000EE"/>
             <w:u w:val="single"/>
           </w:rPr>
@@ -2130,11 +3657,17 @@
         </w:r>
       </w:hyperlink>
       <w:r>
+        <w:rPr>
+          <w:lang w:val="fr_FR" w:bidi="fr_FR"/>
+        </w:rPr>
         <w:t xml:space="preserve"> ; </w:t>
       </w:r>
       <w:hyperlink r:id="rId100">
         <w:r>
           <w:rPr>
+            <w:lang w:val="fr_FR" w:bidi="fr_FR"/>
+          </w:rPr>
+          <w:rPr>
             <w:color w:val="0000EE"/>
             <w:u w:val="single"/>
           </w:rPr>
@@ -2142,11 +3675,17 @@
         </w:r>
       </w:hyperlink>
       <w:r>
+        <w:rPr>
+          <w:lang w:val="fr_FR" w:bidi="fr_FR"/>
+        </w:rPr>
         <w:t xml:space="preserve"> ; </w:t>
       </w:r>
       <w:hyperlink r:id="rId29">
         <w:r>
           <w:rPr>
+            <w:lang w:val="fr_FR" w:bidi="fr_FR"/>
+          </w:rPr>
+          <w:rPr>
             <w:color w:val="0000EE"/>
             <w:u w:val="single"/>
           </w:rPr>
@@ -2154,31 +3693,65 @@
         </w:r>
       </w:hyperlink>
       <w:r>
+        <w:rPr>
+          <w:lang w:val="fr_FR" w:bidi="fr_FR"/>
+        </w:rPr>
         <w:t>).</w:t>
       </w:r>
-      <w:r/>
-      <w:r/>
-    </w:p>
-    <w:p>
-      <w:r/>
+      <w:r>
+        <w:rPr>
+          <w:lang w:val="fr_FR" w:bidi="fr_FR"/>
+        </w:rPr>
+      </w:r>
+      <w:r>
+        <w:rPr>
+          <w:lang w:val="fr_FR" w:bidi="fr_FR"/>
+        </w:rPr>
+      </w:r>
+    </w:p>
+    <w:p>
+      <w:pPr/>
+      <w:r>
+        <w:rPr>
+          <w:lang w:val="fr_FR" w:bidi="fr_FR"/>
+        </w:rPr>
+      </w:r>
     </w:p>
     <w:p>
       <w:pPr>
         <w:pStyle w:val="Heading2"/>
       </w:pPr>
       <w:r>
+        <w:rPr>
+          <w:lang w:val="fr_FR" w:bidi="fr_FR"/>
+        </w:rPr>
         <w:t>2 Thessaloniciens 2.15</w:t>
       </w:r>
-      <w:r/>
-    </w:p>
-    <w:p>
-      <w:r/>
-      <w:r>
+      <w:r>
+        <w:rPr>
+          <w:lang w:val="fr_FR" w:bidi="fr_FR"/>
+        </w:rPr>
+      </w:r>
+    </w:p>
+    <w:p>
+      <w:pPr/>
+      <w:r>
+        <w:rPr>
+          <w:lang w:val="fr_FR" w:bidi="fr_FR"/>
+        </w:rPr>
+      </w:r>
+      <w:r>
+        <w:rPr>
+          <w:lang w:val="fr_FR" w:bidi="fr_FR"/>
+        </w:rPr>
         <w:t>Depuis la fondation de l’église de Thessalonique, Paul s’était préoccupé de la fermeté de leur foi (</w:t>
       </w:r>
       <w:hyperlink r:id="rId101">
         <w:r>
           <w:rPr>
+            <w:lang w:val="fr_FR" w:bidi="fr_FR"/>
+          </w:rPr>
+          <w:rPr>
             <w:color w:val="0000EE"/>
             <w:u w:val="single"/>
           </w:rPr>
@@ -2186,11 +3759,17 @@
         </w:r>
       </w:hyperlink>
       <w:r>
+        <w:rPr>
+          <w:lang w:val="fr_FR" w:bidi="fr_FR"/>
+        </w:rPr>
         <w:t xml:space="preserve">, </w:t>
       </w:r>
       <w:hyperlink r:id="rId102">
         <w:r>
           <w:rPr>
+            <w:lang w:val="fr_FR" w:bidi="fr_FR"/>
+          </w:rPr>
+          <w:rPr>
             <w:color w:val="0000EE"/>
             <w:u w:val="single"/>
           </w:rPr>
@@ -2198,11 +3777,17 @@
         </w:r>
       </w:hyperlink>
       <w:r>
+        <w:rPr>
+          <w:lang w:val="fr_FR" w:bidi="fr_FR"/>
+        </w:rPr>
         <w:t xml:space="preserve">, </w:t>
       </w:r>
       <w:hyperlink r:id="rId103">
         <w:r>
           <w:rPr>
+            <w:lang w:val="fr_FR" w:bidi="fr_FR"/>
+          </w:rPr>
+          <w:rPr>
             <w:color w:val="0000EE"/>
             <w:u w:val="single"/>
           </w:rPr>
@@ -2210,11 +3795,17 @@
         </w:r>
       </w:hyperlink>
       <w:r>
+        <w:rPr>
+          <w:lang w:val="fr_FR" w:bidi="fr_FR"/>
+        </w:rPr>
         <w:t xml:space="preserve">; </w:t>
       </w:r>
       <w:hyperlink r:id="rId104">
         <w:r>
           <w:rPr>
+            <w:lang w:val="fr_FR" w:bidi="fr_FR"/>
+          </w:rPr>
+          <w:rPr>
             <w:color w:val="0000EE"/>
             <w:u w:val="single"/>
           </w:rPr>
@@ -2222,11 +3813,17 @@
         </w:r>
       </w:hyperlink>
       <w:r>
+        <w:rPr>
+          <w:lang w:val="fr_FR" w:bidi="fr_FR"/>
+        </w:rPr>
         <w:t>) et de leur adhésion à son enseignement (</w:t>
       </w:r>
       <w:hyperlink r:id="rId105">
         <w:r>
           <w:rPr>
+            <w:lang w:val="fr_FR" w:bidi="fr_FR"/>
+          </w:rPr>
+          <w:rPr>
             <w:color w:val="0000EE"/>
             <w:u w:val="single"/>
           </w:rPr>
@@ -2234,11 +3831,17 @@
         </w:r>
       </w:hyperlink>
       <w:r>
+        <w:rPr>
+          <w:lang w:val="fr_FR" w:bidi="fr_FR"/>
+        </w:rPr>
         <w:t xml:space="preserve">; </w:t>
       </w:r>
       <w:hyperlink r:id="rId106">
         <w:r>
           <w:rPr>
+            <w:lang w:val="fr_FR" w:bidi="fr_FR"/>
+          </w:rPr>
+          <w:rPr>
             <w:color w:val="0000EE"/>
             <w:u w:val="single"/>
           </w:rPr>
@@ -2246,11 +3849,17 @@
         </w:r>
       </w:hyperlink>
       <w:r>
+        <w:rPr>
+          <w:lang w:val="fr_FR" w:bidi="fr_FR"/>
+        </w:rPr>
         <w:t xml:space="preserve">; </w:t>
       </w:r>
       <w:hyperlink r:id="rId107">
         <w:r>
           <w:rPr>
+            <w:lang w:val="fr_FR" w:bidi="fr_FR"/>
+          </w:rPr>
+          <w:rPr>
             <w:color w:val="0000EE"/>
             <w:u w:val="single"/>
           </w:rPr>
@@ -2258,11 +3867,17 @@
         </w:r>
       </w:hyperlink>
       <w:r>
+        <w:rPr>
+          <w:lang w:val="fr_FR" w:bidi="fr_FR"/>
+        </w:rPr>
         <w:t xml:space="preserve">; voir </w:t>
       </w:r>
       <w:hyperlink r:id="rId108">
         <w:r>
           <w:rPr>
+            <w:lang w:val="fr_FR" w:bidi="fr_FR"/>
+          </w:rPr>
+          <w:rPr>
             <w:color w:val="0000EE"/>
             <w:u w:val="single"/>
           </w:rPr>
@@ -2270,51 +3885,113 @@
         </w:r>
       </w:hyperlink>
       <w:r>
+        <w:rPr>
+          <w:lang w:val="fr_FR" w:bidi="fr_FR"/>
+        </w:rPr>
         <w:t>).</w:t>
       </w:r>
-      <w:r/>
-      <w:r/>
-    </w:p>
-    <w:p>
-      <w:r/>
+      <w:r>
+        <w:rPr>
+          <w:lang w:val="fr_FR" w:bidi="fr_FR"/>
+        </w:rPr>
+      </w:r>
+      <w:r>
+        <w:rPr>
+          <w:lang w:val="fr_FR" w:bidi="fr_FR"/>
+        </w:rPr>
+      </w:r>
+    </w:p>
+    <w:p>
+      <w:pPr/>
+      <w:r>
+        <w:rPr>
+          <w:lang w:val="fr_FR" w:bidi="fr_FR"/>
+        </w:rPr>
+      </w:r>
     </w:p>
     <w:p>
       <w:pPr>
         <w:pStyle w:val="Heading2"/>
       </w:pPr>
       <w:r>
+        <w:rPr>
+          <w:lang w:val="fr_FR" w:bidi="fr_FR"/>
+        </w:rPr>
         <w:t>2 Thessaloniciens 2.16</w:t>
       </w:r>
-      <w:r/>
-    </w:p>
-    <w:p>
-      <w:r/>
-      <w:r>
+      <w:r>
+        <w:rPr>
+          <w:lang w:val="fr_FR" w:bidi="fr_FR"/>
+        </w:rPr>
+      </w:r>
+    </w:p>
+    <w:p>
+      <w:pPr/>
+      <w:r>
+        <w:rPr>
+          <w:lang w:val="fr_FR" w:bidi="fr_FR"/>
+        </w:rPr>
+      </w:r>
+      <w:r>
+        <w:rPr>
+          <w:lang w:val="fr_FR" w:bidi="fr_FR"/>
+        </w:rPr>
         <w:t>La consolation éternelle et l’espoir transcendent à la fois la mort et l’incertitude quant à l’avenir immédiat.</w:t>
       </w:r>
-      <w:r/>
-      <w:r/>
-    </w:p>
-    <w:p>
-      <w:r/>
+      <w:r>
+        <w:rPr>
+          <w:lang w:val="fr_FR" w:bidi="fr_FR"/>
+        </w:rPr>
+      </w:r>
+      <w:r>
+        <w:rPr>
+          <w:lang w:val="fr_FR" w:bidi="fr_FR"/>
+        </w:rPr>
+      </w:r>
+    </w:p>
+    <w:p>
+      <w:pPr/>
+      <w:r>
+        <w:rPr>
+          <w:lang w:val="fr_FR" w:bidi="fr_FR"/>
+        </w:rPr>
+      </w:r>
     </w:p>
     <w:p>
       <w:pPr>
         <w:pStyle w:val="Heading2"/>
       </w:pPr>
       <w:r>
+        <w:rPr>
+          <w:lang w:val="fr_FR" w:bidi="fr_FR"/>
+        </w:rPr>
         <w:t>2 Thessaloniciens 2.17</w:t>
       </w:r>
-      <w:r/>
-    </w:p>
-    <w:p>
-      <w:r/>
-      <w:r>
+      <w:r>
+        <w:rPr>
+          <w:lang w:val="fr_FR" w:bidi="fr_FR"/>
+        </w:rPr>
+      </w:r>
+    </w:p>
+    <w:p>
+      <w:pPr/>
+      <w:r>
+        <w:rPr>
+          <w:lang w:val="fr_FR" w:bidi="fr_FR"/>
+        </w:rPr>
+      </w:r>
+      <w:r>
+        <w:rPr>
+          <w:lang w:val="fr_FR" w:bidi="fr_FR"/>
+        </w:rPr>
         <w:t>La prière de Paul reflète le but de la visite de Timothée aux Thessaloniciens : les fortifier et les encourager dans leur foi (</w:t>
       </w:r>
       <w:hyperlink r:id="rId101">
         <w:r>
           <w:rPr>
+            <w:lang w:val="fr_FR" w:bidi="fr_FR"/>
+          </w:rPr>
+          <w:rPr>
             <w:color w:val="0000EE"/>
             <w:u w:val="single"/>
           </w:rPr>
@@ -2322,29 +3999,43 @@
         </w:r>
       </w:hyperlink>
       <w:r>
+        <w:rPr>
+          <w:lang w:val="fr_FR" w:bidi="fr_FR"/>
+        </w:rPr>
         <w:t>). • consolent : À comprendre ici au sens d’</w:t>
       </w:r>
       <w:r>
         <w:rPr>
           <w:i/>
+          <w:lang w:val="fr_FR" w:bidi="fr_FR"/>
         </w:rPr>
         <w:t>exhorter</w:t>
       </w:r>
       <w:r>
+        <w:rPr>
+          <w:lang w:val="fr_FR" w:bidi="fr_FR"/>
+        </w:rPr>
         <w:t xml:space="preserve"> ou </w:t>
       </w:r>
       <w:r>
         <w:rPr>
           <w:i/>
+          <w:lang w:val="fr_FR" w:bidi="fr_FR"/>
         </w:rPr>
         <w:t>encourager</w:t>
       </w:r>
       <w:r>
+        <w:rPr>
+          <w:lang w:val="fr_FR" w:bidi="fr_FR"/>
+        </w:rPr>
         <w:t xml:space="preserve"> en raison de peurs et doutes (</w:t>
       </w:r>
       <w:hyperlink r:id="rId109">
         <w:r>
           <w:rPr>
+            <w:lang w:val="fr_FR" w:bidi="fr_FR"/>
+          </w:rPr>
+          <w:rPr>
             <w:color w:val="0000EE"/>
             <w:u w:val="single"/>
           </w:rPr>
@@ -2352,11 +4043,17 @@
         </w:r>
       </w:hyperlink>
       <w:r>
+        <w:rPr>
+          <w:lang w:val="fr_FR" w:bidi="fr_FR"/>
+        </w:rPr>
         <w:t xml:space="preserve"> ; </w:t>
       </w:r>
       <w:hyperlink r:id="rId110">
         <w:r>
           <w:rPr>
+            <w:lang w:val="fr_FR" w:bidi="fr_FR"/>
+          </w:rPr>
+          <w:rPr>
             <w:color w:val="0000EE"/>
             <w:u w:val="single"/>
           </w:rPr>
@@ -2364,11 +4061,17 @@
         </w:r>
       </w:hyperlink>
       <w:r>
+        <w:rPr>
+          <w:lang w:val="fr_FR" w:bidi="fr_FR"/>
+        </w:rPr>
         <w:t xml:space="preserve"> ; </w:t>
       </w:r>
       <w:hyperlink r:id="rId111">
         <w:r>
           <w:rPr>
+            <w:lang w:val="fr_FR" w:bidi="fr_FR"/>
+          </w:rPr>
+          <w:rPr>
             <w:color w:val="0000EE"/>
             <w:u w:val="single"/>
           </w:rPr>
@@ -2376,31 +4079,65 @@
         </w:r>
       </w:hyperlink>
       <w:r>
+        <w:rPr>
+          <w:lang w:val="fr_FR" w:bidi="fr_FR"/>
+        </w:rPr>
         <w:t>).</w:t>
       </w:r>
-      <w:r/>
-      <w:r/>
-    </w:p>
-    <w:p>
-      <w:r/>
+      <w:r>
+        <w:rPr>
+          <w:lang w:val="fr_FR" w:bidi="fr_FR"/>
+        </w:rPr>
+      </w:r>
+      <w:r>
+        <w:rPr>
+          <w:lang w:val="fr_FR" w:bidi="fr_FR"/>
+        </w:rPr>
+      </w:r>
+    </w:p>
+    <w:p>
+      <w:pPr/>
+      <w:r>
+        <w:rPr>
+          <w:lang w:val="fr_FR" w:bidi="fr_FR"/>
+        </w:rPr>
+      </w:r>
     </w:p>
     <w:p>
       <w:pPr>
         <w:pStyle w:val="Heading2"/>
       </w:pPr>
       <w:r>
+        <w:rPr>
+          <w:lang w:val="fr_FR" w:bidi="fr_FR"/>
+        </w:rPr>
         <w:t>2 Thessaloniciens 3.1</w:t>
       </w:r>
-      <w:r/>
-    </w:p>
-    <w:p>
-      <w:r/>
-      <w:r>
+      <w:r>
+        <w:rPr>
+          <w:lang w:val="fr_FR" w:bidi="fr_FR"/>
+        </w:rPr>
+      </w:r>
+    </w:p>
+    <w:p>
+      <w:pPr/>
+      <w:r>
+        <w:rPr>
+          <w:lang w:val="fr_FR" w:bidi="fr_FR"/>
+        </w:rPr>
+      </w:r>
+      <w:r>
+        <w:rPr>
+          <w:lang w:val="fr_FR" w:bidi="fr_FR"/>
+        </w:rPr>
         <w:t xml:space="preserve">priez : La prière pour que l’Évangile se répande rapidement rappelle le verset </w:t>
       </w:r>
       <w:hyperlink r:id="rId112">
         <w:r>
           <w:rPr>
+            <w:lang w:val="fr_FR" w:bidi="fr_FR"/>
+          </w:rPr>
+          <w:rPr>
             <w:color w:val="0000EE"/>
             <w:u w:val="single"/>
           </w:rPr>
@@ -2408,11 +4145,17 @@
         </w:r>
       </w:hyperlink>
       <w:r>
+        <w:rPr>
+          <w:lang w:val="fr_FR" w:bidi="fr_FR"/>
+        </w:rPr>
         <w:t xml:space="preserve">. Paul emprunte l’image qui porte sur les jeux (voir </w:t>
       </w:r>
       <w:hyperlink r:id="rId113">
         <w:r>
           <w:rPr>
+            <w:lang w:val="fr_FR" w:bidi="fr_FR"/>
+          </w:rPr>
+          <w:rPr>
             <w:color w:val="0000EE"/>
             <w:u w:val="single"/>
           </w:rPr>
@@ -2420,11 +4163,17 @@
         </w:r>
       </w:hyperlink>
       <w:r>
+        <w:rPr>
+          <w:lang w:val="fr_FR" w:bidi="fr_FR"/>
+        </w:rPr>
         <w:t xml:space="preserve"> ; </w:t>
       </w:r>
       <w:hyperlink r:id="rId114">
         <w:r>
           <w:rPr>
+            <w:lang w:val="fr_FR" w:bidi="fr_FR"/>
+          </w:rPr>
+          <w:rPr>
             <w:color w:val="0000EE"/>
             <w:u w:val="single"/>
           </w:rPr>
@@ -2432,31 +4181,65 @@
         </w:r>
       </w:hyperlink>
       <w:r>
+        <w:rPr>
+          <w:lang w:val="fr_FR" w:bidi="fr_FR"/>
+        </w:rPr>
         <w:t>) au cours desquels un vainqueur était honoré.</w:t>
       </w:r>
-      <w:r/>
-      <w:r/>
-    </w:p>
-    <w:p>
-      <w:r/>
+      <w:r>
+        <w:rPr>
+          <w:lang w:val="fr_FR" w:bidi="fr_FR"/>
+        </w:rPr>
+      </w:r>
+      <w:r>
+        <w:rPr>
+          <w:lang w:val="fr_FR" w:bidi="fr_FR"/>
+        </w:rPr>
+      </w:r>
+    </w:p>
+    <w:p>
+      <w:pPr/>
+      <w:r>
+        <w:rPr>
+          <w:lang w:val="fr_FR" w:bidi="fr_FR"/>
+        </w:rPr>
+      </w:r>
     </w:p>
     <w:p>
       <w:pPr>
         <w:pStyle w:val="Heading2"/>
       </w:pPr>
       <w:r>
+        <w:rPr>
+          <w:lang w:val="fr_FR" w:bidi="fr_FR"/>
+        </w:rPr>
         <w:t>2 Thessaloniciens 3.1–5</w:t>
       </w:r>
-      <w:r/>
-    </w:p>
-    <w:p>
-      <w:r/>
-      <w:r>
+      <w:r>
+        <w:rPr>
+          <w:lang w:val="fr_FR" w:bidi="fr_FR"/>
+        </w:rPr>
+      </w:r>
+    </w:p>
+    <w:p>
+      <w:pPr/>
+      <w:r>
+        <w:rPr>
+          <w:lang w:val="fr_FR" w:bidi="fr_FR"/>
+        </w:rPr>
+      </w:r>
+      <w:r>
+        <w:rPr>
+          <w:lang w:val="fr_FR" w:bidi="fr_FR"/>
+        </w:rPr>
         <w:t>Avant d’aborder le dernier sujet de la lettre (</w:t>
       </w:r>
       <w:hyperlink r:id="rId115">
         <w:r>
           <w:rPr>
+            <w:lang w:val="fr_FR" w:bidi="fr_FR"/>
+          </w:rPr>
+          <w:rPr>
             <w:color w:val="0000EE"/>
             <w:u w:val="single"/>
           </w:rPr>
@@ -2464,11 +4247,17 @@
         </w:r>
       </w:hyperlink>
       <w:r>
+        <w:rPr>
+          <w:lang w:val="fr_FR" w:bidi="fr_FR"/>
+        </w:rPr>
         <w:t>), Paul demande aux Thessaloniciens de prier (</w:t>
       </w:r>
       <w:hyperlink r:id="rId116">
         <w:r>
           <w:rPr>
+            <w:lang w:val="fr_FR" w:bidi="fr_FR"/>
+          </w:rPr>
+          <w:rPr>
             <w:color w:val="0000EE"/>
             <w:u w:val="single"/>
           </w:rPr>
@@ -2476,11 +4265,17 @@
         </w:r>
       </w:hyperlink>
       <w:r>
+        <w:rPr>
+          <w:lang w:val="fr_FR" w:bidi="fr_FR"/>
+        </w:rPr>
         <w:t>) et leur assure la providence de Dieu dans les épreuves (</w:t>
       </w:r>
       <w:hyperlink r:id="rId117">
         <w:r>
           <w:rPr>
+            <w:lang w:val="fr_FR" w:bidi="fr_FR"/>
+          </w:rPr>
+          <w:rPr>
             <w:color w:val="0000EE"/>
             <w:u w:val="single"/>
           </w:rPr>
@@ -2488,31 +4283,65 @@
         </w:r>
       </w:hyperlink>
       <w:r>
+        <w:rPr>
+          <w:lang w:val="fr_FR" w:bidi="fr_FR"/>
+        </w:rPr>
         <w:t>).</w:t>
       </w:r>
-      <w:r/>
-      <w:r/>
-    </w:p>
-    <w:p>
-      <w:r/>
+      <w:r>
+        <w:rPr>
+          <w:lang w:val="fr_FR" w:bidi="fr_FR"/>
+        </w:rPr>
+      </w:r>
+      <w:r>
+        <w:rPr>
+          <w:lang w:val="fr_FR" w:bidi="fr_FR"/>
+        </w:rPr>
+      </w:r>
+    </w:p>
+    <w:p>
+      <w:pPr/>
+      <w:r>
+        <w:rPr>
+          <w:lang w:val="fr_FR" w:bidi="fr_FR"/>
+        </w:rPr>
+      </w:r>
     </w:p>
     <w:p>
       <w:pPr>
         <w:pStyle w:val="Heading2"/>
       </w:pPr>
       <w:r>
+        <w:rPr>
+          <w:lang w:val="fr_FR" w:bidi="fr_FR"/>
+        </w:rPr>
         <w:t>2 Thessaloniciens 3.2</w:t>
       </w:r>
-      <w:r/>
-    </w:p>
-    <w:p>
-      <w:r/>
-      <w:r>
+      <w:r>
+        <w:rPr>
+          <w:lang w:val="fr_FR" w:bidi="fr_FR"/>
+        </w:rPr>
+      </w:r>
+    </w:p>
+    <w:p>
+      <w:pPr/>
+      <w:r>
+        <w:rPr>
+          <w:lang w:val="fr_FR" w:bidi="fr_FR"/>
+        </w:rPr>
+      </w:r>
+      <w:r>
+        <w:rPr>
+          <w:lang w:val="fr_FR" w:bidi="fr_FR"/>
+        </w:rPr>
         <w:t>Paul, lui aussi, a souffert pour la Bonne Nouvelle (</w:t>
       </w:r>
       <w:hyperlink r:id="rId118">
         <w:r>
           <w:rPr>
+            <w:lang w:val="fr_FR" w:bidi="fr_FR"/>
+          </w:rPr>
+          <w:rPr>
             <w:color w:val="0000EE"/>
             <w:u w:val="single"/>
           </w:rPr>
@@ -2520,11 +4349,17 @@
         </w:r>
       </w:hyperlink>
       <w:r>
+        <w:rPr>
+          <w:lang w:val="fr_FR" w:bidi="fr_FR"/>
+        </w:rPr>
         <w:t xml:space="preserve"> ; </w:t>
       </w:r>
       <w:hyperlink r:id="rId119">
         <w:r>
           <w:rPr>
+            <w:lang w:val="fr_FR" w:bidi="fr_FR"/>
+          </w:rPr>
+          <w:rPr>
             <w:color w:val="0000EE"/>
             <w:u w:val="single"/>
           </w:rPr>
@@ -2532,11 +4367,17 @@
         </w:r>
       </w:hyperlink>
       <w:r>
+        <w:rPr>
+          <w:lang w:val="fr_FR" w:bidi="fr_FR"/>
+        </w:rPr>
         <w:t xml:space="preserve"> ; </w:t>
       </w:r>
       <w:hyperlink r:id="rId120">
         <w:r>
           <w:rPr>
+            <w:lang w:val="fr_FR" w:bidi="fr_FR"/>
+          </w:rPr>
+          <w:rPr>
             <w:color w:val="0000EE"/>
             <w:u w:val="single"/>
           </w:rPr>
@@ -2544,11 +4385,17 @@
         </w:r>
       </w:hyperlink>
       <w:r>
+        <w:rPr>
+          <w:lang w:val="fr_FR" w:bidi="fr_FR"/>
+        </w:rPr>
         <w:t xml:space="preserve">). Sa prière d’être délivré rappelle le verset </w:t>
       </w:r>
       <w:hyperlink r:id="rId121">
         <w:r>
           <w:rPr>
+            <w:lang w:val="fr_FR" w:bidi="fr_FR"/>
+          </w:rPr>
+          <w:rPr>
             <w:color w:val="0000EE"/>
             <w:u w:val="single"/>
           </w:rPr>
@@ -2556,40 +4403,78 @@
         </w:r>
       </w:hyperlink>
       <w:r>
+        <w:rPr>
+          <w:lang w:val="fr_FR" w:bidi="fr_FR"/>
+        </w:rPr>
         <w:t>.</w:t>
       </w:r>
-      <w:r/>
-      <w:r/>
-    </w:p>
-    <w:p>
-      <w:r/>
+      <w:r>
+        <w:rPr>
+          <w:lang w:val="fr_FR" w:bidi="fr_FR"/>
+        </w:rPr>
+      </w:r>
+      <w:r>
+        <w:rPr>
+          <w:lang w:val="fr_FR" w:bidi="fr_FR"/>
+        </w:rPr>
+      </w:r>
+    </w:p>
+    <w:p>
+      <w:pPr/>
+      <w:r>
+        <w:rPr>
+          <w:lang w:val="fr_FR" w:bidi="fr_FR"/>
+        </w:rPr>
+      </w:r>
     </w:p>
     <w:p>
       <w:pPr>
         <w:pStyle w:val="Heading2"/>
       </w:pPr>
       <w:r>
+        <w:rPr>
+          <w:lang w:val="fr_FR" w:bidi="fr_FR"/>
+        </w:rPr>
         <w:t>2 Thessaloniciens 3.3</w:t>
       </w:r>
-      <w:r/>
-    </w:p>
-    <w:p>
-      <w:r/>
-      <w:r>
+      <w:r>
+        <w:rPr>
+          <w:lang w:val="fr_FR" w:bidi="fr_FR"/>
+        </w:rPr>
+      </w:r>
+    </w:p>
+    <w:p>
+      <w:pPr/>
+      <w:r>
+        <w:rPr>
+          <w:lang w:val="fr_FR" w:bidi="fr_FR"/>
+        </w:rPr>
+      </w:r>
+      <w:r>
+        <w:rPr>
+          <w:lang w:val="fr_FR" w:bidi="fr_FR"/>
+        </w:rPr>
         <w:t xml:space="preserve">Les souffrances subies par les Thessaloniciens venaient du malin (ou du </w:t>
       </w:r>
       <w:r>
         <w:rPr>
           <w:i/>
+          <w:lang w:val="fr_FR" w:bidi="fr_FR"/>
         </w:rPr>
         <w:t>mal</w:t>
       </w:r>
       <w:r>
+        <w:rPr>
+          <w:lang w:val="fr_FR" w:bidi="fr_FR"/>
+        </w:rPr>
         <w:t xml:space="preserve"> ; voir </w:t>
       </w:r>
       <w:hyperlink r:id="rId77">
         <w:r>
           <w:rPr>
+            <w:lang w:val="fr_FR" w:bidi="fr_FR"/>
+          </w:rPr>
+          <w:rPr>
             <w:color w:val="0000EE"/>
             <w:u w:val="single"/>
           </w:rPr>
@@ -2597,11 +4482,17 @@
         </w:r>
       </w:hyperlink>
       <w:r>
+        <w:rPr>
+          <w:lang w:val="fr_FR" w:bidi="fr_FR"/>
+        </w:rPr>
         <w:t xml:space="preserve"> ; cf. </w:t>
       </w:r>
       <w:hyperlink r:id="rId122">
         <w:r>
           <w:rPr>
+            <w:lang w:val="fr_FR" w:bidi="fr_FR"/>
+          </w:rPr>
+          <w:rPr>
             <w:color w:val="0000EE"/>
             <w:u w:val="single"/>
           </w:rPr>
@@ -2609,11 +4500,17 @@
         </w:r>
       </w:hyperlink>
       <w:r>
+        <w:rPr>
+          <w:lang w:val="fr_FR" w:bidi="fr_FR"/>
+        </w:rPr>
         <w:t xml:space="preserve"> ; </w:t>
       </w:r>
       <w:hyperlink r:id="rId24">
         <w:r>
           <w:rPr>
+            <w:lang w:val="fr_FR" w:bidi="fr_FR"/>
+          </w:rPr>
+          <w:rPr>
             <w:color w:val="0000EE"/>
             <w:u w:val="single"/>
           </w:rPr>
@@ -2621,11 +4518,17 @@
         </w:r>
       </w:hyperlink>
       <w:r>
+        <w:rPr>
+          <w:lang w:val="fr_FR" w:bidi="fr_FR"/>
+        </w:rPr>
         <w:t xml:space="preserve"> ; </w:t>
       </w:r>
       <w:hyperlink r:id="rId25">
         <w:r>
           <w:rPr>
+            <w:lang w:val="fr_FR" w:bidi="fr_FR"/>
+          </w:rPr>
+          <w:rPr>
             <w:color w:val="0000EE"/>
             <w:u w:val="single"/>
           </w:rPr>
@@ -2633,40 +4536,78 @@
         </w:r>
       </w:hyperlink>
       <w:r>
+        <w:rPr>
+          <w:lang w:val="fr_FR" w:bidi="fr_FR"/>
+        </w:rPr>
         <w:t>).</w:t>
       </w:r>
-      <w:r/>
-      <w:r/>
-    </w:p>
-    <w:p>
-      <w:r/>
+      <w:r>
+        <w:rPr>
+          <w:lang w:val="fr_FR" w:bidi="fr_FR"/>
+        </w:rPr>
+      </w:r>
+      <w:r>
+        <w:rPr>
+          <w:lang w:val="fr_FR" w:bidi="fr_FR"/>
+        </w:rPr>
+      </w:r>
+    </w:p>
+    <w:p>
+      <w:pPr/>
+      <w:r>
+        <w:rPr>
+          <w:lang w:val="fr_FR" w:bidi="fr_FR"/>
+        </w:rPr>
+      </w:r>
     </w:p>
     <w:p>
       <w:pPr>
         <w:pStyle w:val="Heading2"/>
       </w:pPr>
       <w:r>
+        <w:rPr>
+          <w:lang w:val="fr_FR" w:bidi="fr_FR"/>
+        </w:rPr>
         <w:t>2 Thessaloniciens 3.5</w:t>
       </w:r>
-      <w:r/>
-    </w:p>
-    <w:p>
-      <w:r/>
-      <w:r>
+      <w:r>
+        <w:rPr>
+          <w:lang w:val="fr_FR" w:bidi="fr_FR"/>
+        </w:rPr>
+      </w:r>
+    </w:p>
+    <w:p>
+      <w:pPr/>
+      <w:r>
+        <w:rPr>
+          <w:lang w:val="fr_FR" w:bidi="fr_FR"/>
+        </w:rPr>
+      </w:r>
+      <w:r>
+        <w:rPr>
+          <w:lang w:val="fr_FR" w:bidi="fr_FR"/>
+        </w:rPr>
         <w:t xml:space="preserve">La prière pour que Dieu dirige (littéralement </w:t>
       </w:r>
       <w:r>
         <w:rPr>
           <w:i/>
+          <w:lang w:val="fr_FR" w:bidi="fr_FR"/>
         </w:rPr>
         <w:t>rende droit</w:t>
       </w:r>
       <w:r>
+        <w:rPr>
+          <w:lang w:val="fr_FR" w:bidi="fr_FR"/>
+        </w:rPr>
         <w:t>) leurs cœurs renvoie à une expression de l'Ancien Testament (</w:t>
       </w:r>
       <w:hyperlink r:id="rId123">
         <w:r>
           <w:rPr>
+            <w:lang w:val="fr_FR" w:bidi="fr_FR"/>
+          </w:rPr>
+          <w:rPr>
             <w:color w:val="0000EE"/>
             <w:u w:val="single"/>
           </w:rPr>
@@ -2674,11 +4615,17 @@
         </w:r>
       </w:hyperlink>
       <w:r>
+        <w:rPr>
+          <w:lang w:val="fr_FR" w:bidi="fr_FR"/>
+        </w:rPr>
         <w:t xml:space="preserve"> ; </w:t>
       </w:r>
       <w:hyperlink r:id="rId124">
         <w:r>
           <w:rPr>
+            <w:lang w:val="fr_FR" w:bidi="fr_FR"/>
+          </w:rPr>
+          <w:rPr>
             <w:color w:val="0000EE"/>
             <w:u w:val="single"/>
           </w:rPr>
@@ -2686,31 +4633,65 @@
         </w:r>
       </w:hyperlink>
       <w:r>
+        <w:rPr>
+          <w:lang w:val="fr_FR" w:bidi="fr_FR"/>
+        </w:rPr>
         <w:t>). Les chrétiens sont censés aimer comme Dieu aime et endurer avec patience comme le Christ a enduré.</w:t>
       </w:r>
-      <w:r/>
-      <w:r/>
-    </w:p>
-    <w:p>
-      <w:r/>
+      <w:r>
+        <w:rPr>
+          <w:lang w:val="fr_FR" w:bidi="fr_FR"/>
+        </w:rPr>
+      </w:r>
+      <w:r>
+        <w:rPr>
+          <w:lang w:val="fr_FR" w:bidi="fr_FR"/>
+        </w:rPr>
+      </w:r>
+    </w:p>
+    <w:p>
+      <w:pPr/>
+      <w:r>
+        <w:rPr>
+          <w:lang w:val="fr_FR" w:bidi="fr_FR"/>
+        </w:rPr>
+      </w:r>
     </w:p>
     <w:p>
       <w:pPr>
         <w:pStyle w:val="Heading2"/>
       </w:pPr>
       <w:r>
+        <w:rPr>
+          <w:lang w:val="fr_FR" w:bidi="fr_FR"/>
+        </w:rPr>
         <w:t>2 Thessaloniciens 3.6</w:t>
       </w:r>
-      <w:r/>
-    </w:p>
-    <w:p>
-      <w:r/>
-      <w:r>
+      <w:r>
+        <w:rPr>
+          <w:lang w:val="fr_FR" w:bidi="fr_FR"/>
+        </w:rPr>
+      </w:r>
+    </w:p>
+    <w:p>
+      <w:pPr/>
+      <w:r>
+        <w:rPr>
+          <w:lang w:val="fr_FR" w:bidi="fr_FR"/>
+        </w:rPr>
+      </w:r>
+      <w:r>
+        <w:rPr>
+          <w:lang w:val="fr_FR" w:bidi="fr_FR"/>
+        </w:rPr>
         <w:t>Le commandement de Paul est donné par l’autorité du Seigneur Jésus-Christ (</w:t>
       </w:r>
       <w:hyperlink r:id="rId125">
         <w:r>
           <w:rPr>
+            <w:lang w:val="fr_FR" w:bidi="fr_FR"/>
+          </w:rPr>
+          <w:rPr>
             <w:color w:val="0000EE"/>
             <w:u w:val="single"/>
           </w:rPr>
@@ -2718,11 +4699,17 @@
         </w:r>
       </w:hyperlink>
       <w:r>
+        <w:rPr>
+          <w:lang w:val="fr_FR" w:bidi="fr_FR"/>
+        </w:rPr>
         <w:t xml:space="preserve">). • Les membres de l’église devaient éviter les chrétiens qui mènent une existence futile (voir </w:t>
       </w:r>
       <w:hyperlink r:id="rId126">
         <w:r>
           <w:rPr>
+            <w:lang w:val="fr_FR" w:bidi="fr_FR"/>
+          </w:rPr>
+          <w:rPr>
             <w:color w:val="0000EE"/>
             <w:u w:val="single"/>
           </w:rPr>
@@ -2730,11 +4717,17 @@
         </w:r>
       </w:hyperlink>
       <w:r>
+        <w:rPr>
+          <w:lang w:val="fr_FR" w:bidi="fr_FR"/>
+        </w:rPr>
         <w:t xml:space="preserve">, </w:t>
       </w:r>
       <w:hyperlink r:id="rId127">
         <w:r>
           <w:rPr>
+            <w:lang w:val="fr_FR" w:bidi="fr_FR"/>
+          </w:rPr>
+          <w:rPr>
             <w:color w:val="0000EE"/>
             <w:u w:val="single"/>
           </w:rPr>
@@ -2742,11 +4735,17 @@
         </w:r>
       </w:hyperlink>
       <w:r>
+        <w:rPr>
+          <w:lang w:val="fr_FR" w:bidi="fr_FR"/>
+        </w:rPr>
         <w:t xml:space="preserve">; </w:t>
       </w:r>
       <w:hyperlink r:id="rId128">
         <w:r>
           <w:rPr>
+            <w:lang w:val="fr_FR" w:bidi="fr_FR"/>
+          </w:rPr>
+          <w:rPr>
             <w:color w:val="0000EE"/>
             <w:u w:val="single"/>
           </w:rPr>
@@ -2754,11 +4753,17 @@
         </w:r>
       </w:hyperlink>
       <w:r>
+        <w:rPr>
+          <w:lang w:val="fr_FR" w:bidi="fr_FR"/>
+        </w:rPr>
         <w:t>). S’éloigner des paresseux leur laissera une forte impression (</w:t>
       </w:r>
       <w:hyperlink r:id="rId129">
         <w:r>
           <w:rPr>
+            <w:lang w:val="fr_FR" w:bidi="fr_FR"/>
+          </w:rPr>
+          <w:rPr>
             <w:color w:val="0000EE"/>
             <w:u w:val="single"/>
           </w:rPr>
@@ -2766,11 +4771,17 @@
         </w:r>
       </w:hyperlink>
       <w:r>
+        <w:rPr>
+          <w:lang w:val="fr_FR" w:bidi="fr_FR"/>
+        </w:rPr>
         <w:t xml:space="preserve">; </w:t>
       </w:r>
       <w:hyperlink r:id="rId130">
         <w:r>
           <w:rPr>
+            <w:lang w:val="fr_FR" w:bidi="fr_FR"/>
+          </w:rPr>
+          <w:rPr>
             <w:color w:val="0000EE"/>
             <w:u w:val="single"/>
           </w:rPr>
@@ -2778,11 +4789,17 @@
         </w:r>
       </w:hyperlink>
       <w:r>
+        <w:rPr>
+          <w:lang w:val="fr_FR" w:bidi="fr_FR"/>
+        </w:rPr>
         <w:t xml:space="preserve">; </w:t>
       </w:r>
       <w:hyperlink r:id="rId131">
         <w:r>
           <w:rPr>
+            <w:lang w:val="fr_FR" w:bidi="fr_FR"/>
+          </w:rPr>
+          <w:rPr>
             <w:color w:val="0000EE"/>
             <w:u w:val="single"/>
           </w:rPr>
@@ -2790,11 +4807,17 @@
         </w:r>
       </w:hyperlink>
       <w:r>
+        <w:rPr>
+          <w:lang w:val="fr_FR" w:bidi="fr_FR"/>
+        </w:rPr>
         <w:t>), poussant à la honte (</w:t>
       </w:r>
       <w:hyperlink r:id="rId132">
         <w:r>
           <w:rPr>
+            <w:lang w:val="fr_FR" w:bidi="fr_FR"/>
+          </w:rPr>
+          <w:rPr>
             <w:color w:val="0000EE"/>
             <w:u w:val="single"/>
           </w:rPr>
@@ -2802,11 +4825,17 @@
         </w:r>
       </w:hyperlink>
       <w:r>
+        <w:rPr>
+          <w:lang w:val="fr_FR" w:bidi="fr_FR"/>
+        </w:rPr>
         <w:t>) et au repentir, mais sans aller jusqu’à l’excommunication (</w:t>
       </w:r>
       <w:hyperlink r:id="rId133">
         <w:r>
           <w:rPr>
+            <w:lang w:val="fr_FR" w:bidi="fr_FR"/>
+          </w:rPr>
+          <w:rPr>
             <w:color w:val="0000EE"/>
             <w:u w:val="single"/>
           </w:rPr>
@@ -2814,31 +4843,65 @@
         </w:r>
       </w:hyperlink>
       <w:r>
+        <w:rPr>
+          <w:lang w:val="fr_FR" w:bidi="fr_FR"/>
+        </w:rPr>
         <w:t>).</w:t>
       </w:r>
-      <w:r/>
-      <w:r/>
-    </w:p>
-    <w:p>
-      <w:r/>
+      <w:r>
+        <w:rPr>
+          <w:lang w:val="fr_FR" w:bidi="fr_FR"/>
+        </w:rPr>
+      </w:r>
+      <w:r>
+        <w:rPr>
+          <w:lang w:val="fr_FR" w:bidi="fr_FR"/>
+        </w:rPr>
+      </w:r>
+    </w:p>
+    <w:p>
+      <w:pPr/>
+      <w:r>
+        <w:rPr>
+          <w:lang w:val="fr_FR" w:bidi="fr_FR"/>
+        </w:rPr>
+      </w:r>
     </w:p>
     <w:p>
       <w:pPr>
         <w:pStyle w:val="Heading2"/>
       </w:pPr>
       <w:r>
+        <w:rPr>
+          <w:lang w:val="fr_FR" w:bidi="fr_FR"/>
+        </w:rPr>
         <w:t>2 Thessaloniciens 3.6–15</w:t>
       </w:r>
-      <w:r/>
-    </w:p>
-    <w:p>
-      <w:r/>
-      <w:r>
+      <w:r>
+        <w:rPr>
+          <w:lang w:val="fr_FR" w:bidi="fr_FR"/>
+        </w:rPr>
+      </w:r>
+    </w:p>
+    <w:p>
+      <w:pPr/>
+      <w:r>
+        <w:rPr>
+          <w:lang w:val="fr_FR" w:bidi="fr_FR"/>
+        </w:rPr>
+      </w:r>
+      <w:r>
+        <w:rPr>
+          <w:lang w:val="fr_FR" w:bidi="fr_FR"/>
+        </w:rPr>
         <w:t>Dans sa précédente lettre, Paul avait abordé le problème des membres paresseux de l’église qui refusaient de travailler (</w:t>
       </w:r>
       <w:hyperlink r:id="rId134">
         <w:r>
           <w:rPr>
+            <w:lang w:val="fr_FR" w:bidi="fr_FR"/>
+          </w:rPr>
+          <w:rPr>
             <w:color w:val="0000EE"/>
             <w:u w:val="single"/>
           </w:rPr>
@@ -2846,11 +4909,17 @@
         </w:r>
       </w:hyperlink>
       <w:r>
+        <w:rPr>
+          <w:lang w:val="fr_FR" w:bidi="fr_FR"/>
+        </w:rPr>
         <w:t xml:space="preserve"> ; </w:t>
       </w:r>
       <w:hyperlink r:id="rId128">
         <w:r>
           <w:rPr>
+            <w:lang w:val="fr_FR" w:bidi="fr_FR"/>
+          </w:rPr>
+          <w:rPr>
             <w:color w:val="0000EE"/>
             <w:u w:val="single"/>
           </w:rPr>
@@ -2858,31 +4927,65 @@
         </w:r>
       </w:hyperlink>
       <w:r>
+        <w:rPr>
+          <w:lang w:val="fr_FR" w:bidi="fr_FR"/>
+        </w:rPr>
         <w:t>). Certains ont ignoré son message et son exemple, l’obligeant à donner des instructions supplémentaires sur la façon de traiter ces membres.</w:t>
       </w:r>
-      <w:r/>
-      <w:r/>
-    </w:p>
-    <w:p>
-      <w:r/>
+      <w:r>
+        <w:rPr>
+          <w:lang w:val="fr_FR" w:bidi="fr_FR"/>
+        </w:rPr>
+      </w:r>
+      <w:r>
+        <w:rPr>
+          <w:lang w:val="fr_FR" w:bidi="fr_FR"/>
+        </w:rPr>
+      </w:r>
+    </w:p>
+    <w:p>
+      <w:pPr/>
+      <w:r>
+        <w:rPr>
+          <w:lang w:val="fr_FR" w:bidi="fr_FR"/>
+        </w:rPr>
+      </w:r>
     </w:p>
     <w:p>
       <w:pPr>
         <w:pStyle w:val="Heading2"/>
       </w:pPr>
       <w:r>
+        <w:rPr>
+          <w:lang w:val="fr_FR" w:bidi="fr_FR"/>
+        </w:rPr>
         <w:t>2 Thessaloniciens 3.7</w:t>
       </w:r>
-      <w:r/>
-    </w:p>
-    <w:p>
-      <w:r/>
-      <w:r>
+      <w:r>
+        <w:rPr>
+          <w:lang w:val="fr_FR" w:bidi="fr_FR"/>
+        </w:rPr>
+      </w:r>
+    </w:p>
+    <w:p>
+      <w:pPr/>
+      <w:r>
+        <w:rPr>
+          <w:lang w:val="fr_FR" w:bidi="fr_FR"/>
+        </w:rPr>
+      </w:r>
+      <w:r>
+        <w:rPr>
+          <w:lang w:val="fr_FR" w:bidi="fr_FR"/>
+        </w:rPr>
         <w:t>L’enseignement par l’exemple était très estimé dans le monde antique. Paul lui-même a donné l’exemple en travaillant pour sa propre nourriture (</w:t>
       </w:r>
       <w:hyperlink r:id="rId135">
         <w:r>
           <w:rPr>
+            <w:lang w:val="fr_FR" w:bidi="fr_FR"/>
+          </w:rPr>
+          <w:rPr>
             <w:color w:val="0000EE"/>
             <w:u w:val="single"/>
           </w:rPr>
@@ -2890,11 +4993,17 @@
         </w:r>
       </w:hyperlink>
       <w:r>
+        <w:rPr>
+          <w:lang w:val="fr_FR" w:bidi="fr_FR"/>
+        </w:rPr>
         <w:t xml:space="preserve"> ; </w:t>
       </w:r>
       <w:hyperlink r:id="rId136">
         <w:r>
           <w:rPr>
+            <w:lang w:val="fr_FR" w:bidi="fr_FR"/>
+          </w:rPr>
+          <w:rPr>
             <w:color w:val="0000EE"/>
             <w:u w:val="single"/>
           </w:rPr>
@@ -2902,31 +5011,65 @@
         </w:r>
       </w:hyperlink>
       <w:r>
+        <w:rPr>
+          <w:lang w:val="fr_FR" w:bidi="fr_FR"/>
+        </w:rPr>
         <w:t>).</w:t>
       </w:r>
-      <w:r/>
-      <w:r/>
-    </w:p>
-    <w:p>
-      <w:r/>
+      <w:r>
+        <w:rPr>
+          <w:lang w:val="fr_FR" w:bidi="fr_FR"/>
+        </w:rPr>
+      </w:r>
+      <w:r>
+        <w:rPr>
+          <w:lang w:val="fr_FR" w:bidi="fr_FR"/>
+        </w:rPr>
+      </w:r>
+    </w:p>
+    <w:p>
+      <w:pPr/>
+      <w:r>
+        <w:rPr>
+          <w:lang w:val="fr_FR" w:bidi="fr_FR"/>
+        </w:rPr>
+      </w:r>
     </w:p>
     <w:p>
       <w:pPr>
         <w:pStyle w:val="Heading2"/>
       </w:pPr>
       <w:r>
+        <w:rPr>
+          <w:lang w:val="fr_FR" w:bidi="fr_FR"/>
+        </w:rPr>
         <w:t>2 Thessaloniciens 3.8</w:t>
       </w:r>
-      <w:r/>
-    </w:p>
-    <w:p>
-      <w:r/>
-      <w:r>
+      <w:r>
+        <w:rPr>
+          <w:lang w:val="fr_FR" w:bidi="fr_FR"/>
+        </w:rPr>
+      </w:r>
+    </w:p>
+    <w:p>
+      <w:pPr/>
+      <w:r>
+        <w:rPr>
+          <w:lang w:val="fr_FR" w:bidi="fr_FR"/>
+        </w:rPr>
+      </w:r>
+      <w:r>
+        <w:rPr>
+          <w:lang w:val="fr_FR" w:bidi="fr_FR"/>
+        </w:rPr>
         <w:t>gratuitement : Bien que Paul ait enseigné que les travailleurs dans l’Église pouvaient recevoir un salaire pour leur travail (</w:t>
       </w:r>
       <w:hyperlink r:id="rId137">
         <w:r>
           <w:rPr>
+            <w:lang w:val="fr_FR" w:bidi="fr_FR"/>
+          </w:rPr>
+          <w:rPr>
             <w:color w:val="0000EE"/>
             <w:u w:val="single"/>
           </w:rPr>
@@ -2934,11 +5077,17 @@
         </w:r>
       </w:hyperlink>
       <w:r>
+        <w:rPr>
+          <w:lang w:val="fr_FR" w:bidi="fr_FR"/>
+        </w:rPr>
         <w:t xml:space="preserve"> ; voir </w:t>
       </w:r>
       <w:hyperlink r:id="rId138">
         <w:r>
           <w:rPr>
+            <w:lang w:val="fr_FR" w:bidi="fr_FR"/>
+          </w:rPr>
+          <w:rPr>
             <w:color w:val="0000EE"/>
             <w:u w:val="single"/>
           </w:rPr>
@@ -2946,11 +5095,17 @@
         </w:r>
       </w:hyperlink>
       <w:r>
+        <w:rPr>
+          <w:lang w:val="fr_FR" w:bidi="fr_FR"/>
+        </w:rPr>
         <w:t xml:space="preserve"> ; </w:t>
       </w:r>
       <w:hyperlink r:id="rId139">
         <w:r>
           <w:rPr>
+            <w:lang w:val="fr_FR" w:bidi="fr_FR"/>
+          </w:rPr>
+          <w:rPr>
             <w:color w:val="0000EE"/>
             <w:u w:val="single"/>
           </w:rPr>
@@ -2958,11 +5113,17 @@
         </w:r>
       </w:hyperlink>
       <w:r>
+        <w:rPr>
+          <w:lang w:val="fr_FR" w:bidi="fr_FR"/>
+        </w:rPr>
         <w:t xml:space="preserve"> ; </w:t>
       </w:r>
       <w:hyperlink r:id="rId140">
         <w:r>
           <w:rPr>
+            <w:lang w:val="fr_FR" w:bidi="fr_FR"/>
+          </w:rPr>
+          <w:rPr>
             <w:color w:val="0000EE"/>
             <w:u w:val="single"/>
           </w:rPr>
@@ -2970,11 +5131,17 @@
         </w:r>
       </w:hyperlink>
       <w:r>
+        <w:rPr>
+          <w:lang w:val="fr_FR" w:bidi="fr_FR"/>
+        </w:rPr>
         <w:t>), il n’a pas profité de ce privilège (</w:t>
       </w:r>
       <w:hyperlink r:id="rId136">
         <w:r>
           <w:rPr>
+            <w:lang w:val="fr_FR" w:bidi="fr_FR"/>
+          </w:rPr>
+          <w:rPr>
             <w:color w:val="0000EE"/>
             <w:u w:val="single"/>
           </w:rPr>
@@ -2982,11 +5149,17 @@
         </w:r>
       </w:hyperlink>
       <w:r>
+        <w:rPr>
+          <w:lang w:val="fr_FR" w:bidi="fr_FR"/>
+        </w:rPr>
         <w:t xml:space="preserve">; </w:t>
       </w:r>
       <w:hyperlink r:id="rId141">
         <w:r>
           <w:rPr>
+            <w:lang w:val="fr_FR" w:bidi="fr_FR"/>
+          </w:rPr>
+          <w:rPr>
             <w:color w:val="0000EE"/>
             <w:u w:val="single"/>
           </w:rPr>
@@ -2994,31 +5167,65 @@
         </w:r>
       </w:hyperlink>
       <w:r>
+        <w:rPr>
+          <w:lang w:val="fr_FR" w:bidi="fr_FR"/>
+        </w:rPr>
         <w:t>).</w:t>
       </w:r>
-      <w:r/>
-      <w:r/>
-    </w:p>
-    <w:p>
-      <w:r/>
+      <w:r>
+        <w:rPr>
+          <w:lang w:val="fr_FR" w:bidi="fr_FR"/>
+        </w:rPr>
+      </w:r>
+      <w:r>
+        <w:rPr>
+          <w:lang w:val="fr_FR" w:bidi="fr_FR"/>
+        </w:rPr>
+      </w:r>
+    </w:p>
+    <w:p>
+      <w:pPr/>
+      <w:r>
+        <w:rPr>
+          <w:lang w:val="fr_FR" w:bidi="fr_FR"/>
+        </w:rPr>
+      </w:r>
     </w:p>
     <w:p>
       <w:pPr>
         <w:pStyle w:val="Heading2"/>
       </w:pPr>
       <w:r>
+        <w:rPr>
+          <w:lang w:val="fr_FR" w:bidi="fr_FR"/>
+        </w:rPr>
         <w:t>2 Thessaloniciens 3.9</w:t>
       </w:r>
-      <w:r/>
-    </w:p>
-    <w:p>
-      <w:r/>
-      <w:r>
+      <w:r>
+        <w:rPr>
+          <w:lang w:val="fr_FR" w:bidi="fr_FR"/>
+        </w:rPr>
+      </w:r>
+    </w:p>
+    <w:p>
+      <w:pPr/>
+      <w:r>
+        <w:rPr>
+          <w:lang w:val="fr_FR" w:bidi="fr_FR"/>
+        </w:rPr>
+      </w:r>
+      <w:r>
+        <w:rPr>
+          <w:lang w:val="fr_FR" w:bidi="fr_FR"/>
+        </w:rPr>
         <w:t>Paul s’était distingué des autres fidèles de la culture qui étaient motivés par la célébrité et l’argent (</w:t>
       </w:r>
       <w:hyperlink r:id="rId142">
         <w:r>
           <w:rPr>
+            <w:lang w:val="fr_FR" w:bidi="fr_FR"/>
+          </w:rPr>
+          <w:rPr>
             <w:color w:val="0000EE"/>
             <w:u w:val="single"/>
           </w:rPr>
@@ -3026,31 +5233,65 @@
         </w:r>
       </w:hyperlink>
       <w:r>
+        <w:rPr>
+          <w:lang w:val="fr_FR" w:bidi="fr_FR"/>
+        </w:rPr>
         <w:t>).</w:t>
       </w:r>
-      <w:r/>
-      <w:r/>
-    </w:p>
-    <w:p>
-      <w:r/>
+      <w:r>
+        <w:rPr>
+          <w:lang w:val="fr_FR" w:bidi="fr_FR"/>
+        </w:rPr>
+      </w:r>
+      <w:r>
+        <w:rPr>
+          <w:lang w:val="fr_FR" w:bidi="fr_FR"/>
+        </w:rPr>
+      </w:r>
+    </w:p>
+    <w:p>
+      <w:pPr/>
+      <w:r>
+        <w:rPr>
+          <w:lang w:val="fr_FR" w:bidi="fr_FR"/>
+        </w:rPr>
+      </w:r>
     </w:p>
     <w:p>
       <w:pPr>
         <w:pStyle w:val="Heading2"/>
       </w:pPr>
       <w:r>
+        <w:rPr>
+          <w:lang w:val="fr_FR" w:bidi="fr_FR"/>
+        </w:rPr>
         <w:t>2 Thessaloniciens 3.10</w:t>
       </w:r>
-      <w:r/>
-    </w:p>
-    <w:p>
-      <w:r/>
-      <w:r>
+      <w:r>
+        <w:rPr>
+          <w:lang w:val="fr_FR" w:bidi="fr_FR"/>
+        </w:rPr>
+      </w:r>
+    </w:p>
+    <w:p>
+      <w:pPr/>
+      <w:r>
+        <w:rPr>
+          <w:lang w:val="fr_FR" w:bidi="fr_FR"/>
+        </w:rPr>
+      </w:r>
+      <w:r>
+        <w:rPr>
+          <w:lang w:val="fr_FR" w:bidi="fr_FR"/>
+        </w:rPr>
         <w:t xml:space="preserve">Le travail est le moyen approprié de gagner sa vie (voir </w:t>
       </w:r>
       <w:hyperlink r:id="rId143">
         <w:r>
           <w:rPr>
+            <w:lang w:val="fr_FR" w:bidi="fr_FR"/>
+          </w:rPr>
+          <w:rPr>
             <w:color w:val="0000EE"/>
             <w:u w:val="single"/>
           </w:rPr>
@@ -3058,11 +5299,17 @@
         </w:r>
       </w:hyperlink>
       <w:r>
+        <w:rPr>
+          <w:lang w:val="fr_FR" w:bidi="fr_FR"/>
+        </w:rPr>
         <w:t xml:space="preserve"> ; </w:t>
       </w:r>
       <w:hyperlink r:id="rId144">
         <w:r>
           <w:rPr>
+            <w:lang w:val="fr_FR" w:bidi="fr_FR"/>
+          </w:rPr>
+          <w:rPr>
             <w:color w:val="0000EE"/>
             <w:u w:val="single"/>
           </w:rPr>
@@ -3070,11 +5317,17 @@
         </w:r>
       </w:hyperlink>
       <w:r>
+        <w:rPr>
+          <w:lang w:val="fr_FR" w:bidi="fr_FR"/>
+        </w:rPr>
         <w:t xml:space="preserve">; </w:t>
       </w:r>
       <w:hyperlink r:id="rId145">
         <w:r>
           <w:rPr>
+            <w:lang w:val="fr_FR" w:bidi="fr_FR"/>
+          </w:rPr>
+          <w:rPr>
             <w:color w:val="0000EE"/>
             <w:u w:val="single"/>
           </w:rPr>
@@ -3082,31 +5335,65 @@
         </w:r>
       </w:hyperlink>
       <w:r>
+        <w:rPr>
+          <w:lang w:val="fr_FR" w:bidi="fr_FR"/>
+        </w:rPr>
         <w:t>). Paul décharge l’église de la responsabilité de nourrir ceux qui refusaient de travailler.</w:t>
       </w:r>
-      <w:r/>
-      <w:r/>
-    </w:p>
-    <w:p>
-      <w:r/>
+      <w:r>
+        <w:rPr>
+          <w:lang w:val="fr_FR" w:bidi="fr_FR"/>
+        </w:rPr>
+      </w:r>
+      <w:r>
+        <w:rPr>
+          <w:lang w:val="fr_FR" w:bidi="fr_FR"/>
+        </w:rPr>
+      </w:r>
+    </w:p>
+    <w:p>
+      <w:pPr/>
+      <w:r>
+        <w:rPr>
+          <w:lang w:val="fr_FR" w:bidi="fr_FR"/>
+        </w:rPr>
+      </w:r>
     </w:p>
     <w:p>
       <w:pPr>
         <w:pStyle w:val="Heading2"/>
       </w:pPr>
       <w:r>
+        <w:rPr>
+          <w:lang w:val="fr_FR" w:bidi="fr_FR"/>
+        </w:rPr>
         <w:t>2 Thessaloniciens 3.12</w:t>
       </w:r>
-      <w:r/>
-    </w:p>
-    <w:p>
-      <w:r/>
-      <w:r>
+      <w:r>
+        <w:rPr>
+          <w:lang w:val="fr_FR" w:bidi="fr_FR"/>
+        </w:rPr>
+      </w:r>
+    </w:p>
+    <w:p>
+      <w:pPr/>
+      <w:r>
+        <w:rPr>
+          <w:lang w:val="fr_FR" w:bidi="fr_FR"/>
+        </w:rPr>
+      </w:r>
+      <w:r>
+        <w:rPr>
+          <w:lang w:val="fr_FR" w:bidi="fr_FR"/>
+        </w:rPr>
         <w:t xml:space="preserve">Paul souligne la force du commandement en faisant appel à l’autorité du Seigneur Jésus (comme aux versets </w:t>
       </w:r>
       <w:hyperlink r:id="rId105">
         <w:r>
           <w:rPr>
+            <w:lang w:val="fr_FR" w:bidi="fr_FR"/>
+          </w:rPr>
+          <w:rPr>
             <w:color w:val="0000EE"/>
             <w:u w:val="single"/>
           </w:rPr>
@@ -3114,11 +5401,17 @@
         </w:r>
       </w:hyperlink>
       <w:r>
+        <w:rPr>
+          <w:lang w:val="fr_FR" w:bidi="fr_FR"/>
+        </w:rPr>
         <w:t xml:space="preserve"> ; </w:t>
       </w:r>
       <w:hyperlink r:id="rId104">
         <w:r>
           <w:rPr>
+            <w:lang w:val="fr_FR" w:bidi="fr_FR"/>
+          </w:rPr>
+          <w:rPr>
             <w:color w:val="0000EE"/>
             <w:u w:val="single"/>
           </w:rPr>
@@ -3126,11 +5419,17 @@
         </w:r>
       </w:hyperlink>
       <w:r>
+        <w:rPr>
+          <w:lang w:val="fr_FR" w:bidi="fr_FR"/>
+        </w:rPr>
         <w:t xml:space="preserve">). • paisiblement : c’est-à-dire mener une vie tranquille au lieu de se mêler d’affaires indiscrètes (voir </w:t>
       </w:r>
       <w:hyperlink r:id="rId146">
         <w:r>
           <w:rPr>
+            <w:lang w:val="fr_FR" w:bidi="fr_FR"/>
+          </w:rPr>
+          <w:rPr>
             <w:color w:val="0000EE"/>
             <w:u w:val="single"/>
           </w:rPr>
@@ -3138,31 +5437,65 @@
         </w:r>
       </w:hyperlink>
       <w:r>
+        <w:rPr>
+          <w:lang w:val="fr_FR" w:bidi="fr_FR"/>
+        </w:rPr>
         <w:t>).</w:t>
       </w:r>
-      <w:r/>
-      <w:r/>
-    </w:p>
-    <w:p>
-      <w:r/>
+      <w:r>
+        <w:rPr>
+          <w:lang w:val="fr_FR" w:bidi="fr_FR"/>
+        </w:rPr>
+      </w:r>
+      <w:r>
+        <w:rPr>
+          <w:lang w:val="fr_FR" w:bidi="fr_FR"/>
+        </w:rPr>
+      </w:r>
+    </w:p>
+    <w:p>
+      <w:pPr/>
+      <w:r>
+        <w:rPr>
+          <w:lang w:val="fr_FR" w:bidi="fr_FR"/>
+        </w:rPr>
+      </w:r>
     </w:p>
     <w:p>
       <w:pPr>
         <w:pStyle w:val="Heading2"/>
       </w:pPr>
       <w:r>
+        <w:rPr>
+          <w:lang w:val="fr_FR" w:bidi="fr_FR"/>
+        </w:rPr>
         <w:t>2 Thessaloniciens 3.13</w:t>
       </w:r>
-      <w:r/>
-    </w:p>
-    <w:p>
-      <w:r/>
-      <w:r>
+      <w:r>
+        <w:rPr>
+          <w:lang w:val="fr_FR" w:bidi="fr_FR"/>
+        </w:rPr>
+      </w:r>
+    </w:p>
+    <w:p>
+      <w:pPr/>
+      <w:r>
+        <w:rPr>
+          <w:lang w:val="fr_FR" w:bidi="fr_FR"/>
+        </w:rPr>
+      </w:r>
+      <w:r>
+        <w:rPr>
+          <w:lang w:val="fr_FR" w:bidi="fr_FR"/>
+        </w:rPr>
         <w:t xml:space="preserve">faire le bien : Les Thessaloniciens ont été encouragés à tendre la main et à aider ceux réellement dans le besoin (voir </w:t>
       </w:r>
       <w:hyperlink r:id="rId147">
         <w:r>
           <w:rPr>
+            <w:lang w:val="fr_FR" w:bidi="fr_FR"/>
+          </w:rPr>
+          <w:rPr>
             <w:color w:val="0000EE"/>
             <w:u w:val="single"/>
           </w:rPr>
@@ -3170,11 +5503,17 @@
         </w:r>
       </w:hyperlink>
       <w:r>
+        <w:rPr>
+          <w:lang w:val="fr_FR" w:bidi="fr_FR"/>
+        </w:rPr>
         <w:t>), par opposition aux personnes paresseuses et dépendantes (</w:t>
       </w:r>
       <w:hyperlink r:id="rId148">
         <w:r>
           <w:rPr>
+            <w:lang w:val="fr_FR" w:bidi="fr_FR"/>
+          </w:rPr>
+          <w:rPr>
             <w:color w:val="0000EE"/>
             <w:u w:val="single"/>
           </w:rPr>
@@ -3182,11 +5521,17 @@
         </w:r>
       </w:hyperlink>
       <w:r>
+        <w:rPr>
+          <w:lang w:val="fr_FR" w:bidi="fr_FR"/>
+        </w:rPr>
         <w:t xml:space="preserve">, </w:t>
       </w:r>
       <w:hyperlink r:id="rId149">
         <w:r>
           <w:rPr>
+            <w:lang w:val="fr_FR" w:bidi="fr_FR"/>
+          </w:rPr>
+          <w:rPr>
             <w:color w:val="0000EE"/>
             <w:u w:val="single"/>
           </w:rPr>
@@ -3194,57 +5539,125 @@
         </w:r>
       </w:hyperlink>
       <w:r>
+        <w:rPr>
+          <w:lang w:val="fr_FR" w:bidi="fr_FR"/>
+        </w:rPr>
         <w:t>).</w:t>
       </w:r>
-      <w:r/>
-      <w:r/>
-    </w:p>
-    <w:p>
-      <w:r/>
+      <w:r>
+        <w:rPr>
+          <w:lang w:val="fr_FR" w:bidi="fr_FR"/>
+        </w:rPr>
+      </w:r>
+      <w:r>
+        <w:rPr>
+          <w:lang w:val="fr_FR" w:bidi="fr_FR"/>
+        </w:rPr>
+      </w:r>
+    </w:p>
+    <w:p>
+      <w:pPr/>
+      <w:r>
+        <w:rPr>
+          <w:lang w:val="fr_FR" w:bidi="fr_FR"/>
+        </w:rPr>
+      </w:r>
     </w:p>
     <w:p>
       <w:pPr>
         <w:pStyle w:val="Heading2"/>
       </w:pPr>
       <w:r>
+        <w:rPr>
+          <w:lang w:val="fr_FR" w:bidi="fr_FR"/>
+        </w:rPr>
         <w:t>2 Thessaloniciens 3.14</w:t>
       </w:r>
-      <w:r/>
-    </w:p>
-    <w:p>
-      <w:r/>
-      <w:r>
+      <w:r>
+        <w:rPr>
+          <w:lang w:val="fr_FR" w:bidi="fr_FR"/>
+        </w:rPr>
+      </w:r>
+    </w:p>
+    <w:p>
+      <w:pPr/>
+      <w:r>
+        <w:rPr>
+          <w:lang w:val="fr_FR" w:bidi="fr_FR"/>
+        </w:rPr>
+      </w:r>
+      <w:r>
+        <w:rPr>
+          <w:lang w:val="fr_FR" w:bidi="fr_FR"/>
+        </w:rPr>
         <w:t xml:space="preserve">Paul espère que les chrétiens désobéissants auront honte et se repentiront (voir la </w:t>
       </w:r>
       <w:r>
+        <w:rPr>
+          <w:lang w:val="fr_FR" w:bidi="fr_FR"/>
+        </w:rPr>
         <w:t>note d’étude du verset 3.6</w:t>
       </w:r>
       <w:r>
+        <w:rPr>
+          <w:lang w:val="fr_FR" w:bidi="fr_FR"/>
+        </w:rPr>
         <w:t>) suit à leur mise à l’écart par la communauté.</w:t>
       </w:r>
-      <w:r/>
-      <w:r/>
-    </w:p>
-    <w:p>
-      <w:r/>
+      <w:r>
+        <w:rPr>
+          <w:lang w:val="fr_FR" w:bidi="fr_FR"/>
+        </w:rPr>
+      </w:r>
+      <w:r>
+        <w:rPr>
+          <w:lang w:val="fr_FR" w:bidi="fr_FR"/>
+        </w:rPr>
+      </w:r>
+    </w:p>
+    <w:p>
+      <w:pPr/>
+      <w:r>
+        <w:rPr>
+          <w:lang w:val="fr_FR" w:bidi="fr_FR"/>
+        </w:rPr>
+      </w:r>
     </w:p>
     <w:p>
       <w:pPr>
         <w:pStyle w:val="Heading2"/>
       </w:pPr>
       <w:r>
+        <w:rPr>
+          <w:lang w:val="fr_FR" w:bidi="fr_FR"/>
+        </w:rPr>
         <w:t>2 Thessaloniciens 3.15</w:t>
       </w:r>
-      <w:r/>
-    </w:p>
-    <w:p>
-      <w:r/>
-      <w:r>
+      <w:r>
+        <w:rPr>
+          <w:lang w:val="fr_FR" w:bidi="fr_FR"/>
+        </w:rPr>
+      </w:r>
+    </w:p>
+    <w:p>
+      <w:pPr/>
+      <w:r>
+        <w:rPr>
+          <w:lang w:val="fr_FR" w:bidi="fr_FR"/>
+        </w:rPr>
+      </w:r>
+      <w:r>
+        <w:rPr>
+          <w:lang w:val="fr_FR" w:bidi="fr_FR"/>
+        </w:rPr>
         <w:t>Ne le regardez pas comme un ennemi : Dans le monde antique, on coupait toute relation avec ses ennemis et on engageait même des actions punitives à leur égard. Paul avertit les Thessaloniciens que la punition des chrétiens désobéissants (</w:t>
       </w:r>
       <w:hyperlink r:id="rId132">
         <w:r>
           <w:rPr>
+            <w:lang w:val="fr_FR" w:bidi="fr_FR"/>
+          </w:rPr>
+          <w:rPr>
             <w:color w:val="0000EE"/>
             <w:u w:val="single"/>
           </w:rPr>
@@ -3252,11 +5665,17 @@
         </w:r>
       </w:hyperlink>
       <w:r>
+        <w:rPr>
+          <w:lang w:val="fr_FR" w:bidi="fr_FR"/>
+        </w:rPr>
         <w:t>) ne devait pas aboutir à ce type d’attaque. Au contraire, l’église devait les traiter comme des membres de la famille, dans l’espoir qu’ils changent leur conduite (</w:t>
       </w:r>
       <w:hyperlink r:id="rId150">
         <w:r>
           <w:rPr>
+            <w:lang w:val="fr_FR" w:bidi="fr_FR"/>
+          </w:rPr>
+          <w:rPr>
             <w:color w:val="0000EE"/>
             <w:u w:val="single"/>
           </w:rPr>
@@ -3264,11 +5683,17 @@
         </w:r>
       </w:hyperlink>
       <w:r>
+        <w:rPr>
+          <w:lang w:val="fr_FR" w:bidi="fr_FR"/>
+        </w:rPr>
         <w:t xml:space="preserve">, </w:t>
       </w:r>
       <w:hyperlink r:id="rId128">
         <w:r>
           <w:rPr>
+            <w:lang w:val="fr_FR" w:bidi="fr_FR"/>
+          </w:rPr>
+          <w:rPr>
             <w:color w:val="0000EE"/>
             <w:u w:val="single"/>
           </w:rPr>
@@ -3276,31 +5701,65 @@
         </w:r>
       </w:hyperlink>
       <w:r>
+        <w:rPr>
+          <w:lang w:val="fr_FR" w:bidi="fr_FR"/>
+        </w:rPr>
         <w:t>).</w:t>
       </w:r>
-      <w:r/>
-      <w:r/>
-    </w:p>
-    <w:p>
-      <w:r/>
+      <w:r>
+        <w:rPr>
+          <w:lang w:val="fr_FR" w:bidi="fr_FR"/>
+        </w:rPr>
+      </w:r>
+      <w:r>
+        <w:rPr>
+          <w:lang w:val="fr_FR" w:bidi="fr_FR"/>
+        </w:rPr>
+      </w:r>
+    </w:p>
+    <w:p>
+      <w:pPr/>
+      <w:r>
+        <w:rPr>
+          <w:lang w:val="fr_FR" w:bidi="fr_FR"/>
+        </w:rPr>
+      </w:r>
     </w:p>
     <w:p>
       <w:pPr>
         <w:pStyle w:val="Heading2"/>
       </w:pPr>
       <w:r>
+        <w:rPr>
+          <w:lang w:val="fr_FR" w:bidi="fr_FR"/>
+        </w:rPr>
         <w:t>2 Thessaloniciens 3.16</w:t>
       </w:r>
-      <w:r/>
-    </w:p>
-    <w:p>
-      <w:r/>
-      <w:r>
+      <w:r>
+        <w:rPr>
+          <w:lang w:val="fr_FR" w:bidi="fr_FR"/>
+        </w:rPr>
+      </w:r>
+    </w:p>
+    <w:p>
+      <w:pPr/>
+      <w:r>
+        <w:rPr>
+          <w:lang w:val="fr_FR" w:bidi="fr_FR"/>
+        </w:rPr>
+      </w:r>
+      <w:r>
+        <w:rPr>
+          <w:lang w:val="fr_FR" w:bidi="fr_FR"/>
+        </w:rPr>
         <w:t xml:space="preserve">La prière finale évoque la bénédiction de Jésus au verset </w:t>
       </w:r>
       <w:hyperlink r:id="rId151">
         <w:r>
           <w:rPr>
+            <w:lang w:val="fr_FR" w:bidi="fr_FR"/>
+          </w:rPr>
+          <w:rPr>
             <w:color w:val="0000EE"/>
             <w:u w:val="single"/>
           </w:rPr>
@@ -3308,11 +5767,17 @@
         </w:r>
       </w:hyperlink>
       <w:r>
+        <w:rPr>
+          <w:lang w:val="fr_FR" w:bidi="fr_FR"/>
+        </w:rPr>
         <w:t xml:space="preserve"> (cf. </w:t>
       </w:r>
       <w:hyperlink r:id="rId152">
         <w:r>
           <w:rPr>
+            <w:lang w:val="fr_FR" w:bidi="fr_FR"/>
+          </w:rPr>
+          <w:rPr>
             <w:color w:val="0000EE"/>
             <w:u w:val="single"/>
           </w:rPr>
@@ -3320,11 +5785,17 @@
         </w:r>
       </w:hyperlink>
       <w:r>
+        <w:rPr>
+          <w:lang w:val="fr_FR" w:bidi="fr_FR"/>
+        </w:rPr>
         <w:t>) et s’oppose à la situation des fidèles à Thessalonique (</w:t>
       </w:r>
       <w:hyperlink r:id="rId153">
         <w:r>
           <w:rPr>
+            <w:lang w:val="fr_FR" w:bidi="fr_FR"/>
+          </w:rPr>
+          <w:rPr>
             <w:color w:val="0000EE"/>
             <w:u w:val="single"/>
           </w:rPr>
@@ -3332,11 +5803,17 @@
         </w:r>
       </w:hyperlink>
       <w:r>
+        <w:rPr>
+          <w:lang w:val="fr_FR" w:bidi="fr_FR"/>
+        </w:rPr>
         <w:t xml:space="preserve"> ; </w:t>
       </w:r>
       <w:hyperlink r:id="rId25">
         <w:r>
           <w:rPr>
+            <w:lang w:val="fr_FR" w:bidi="fr_FR"/>
+          </w:rPr>
+          <w:rPr>
             <w:color w:val="0000EE"/>
             <w:u w:val="single"/>
           </w:rPr>
@@ -3344,11 +5821,17 @@
         </w:r>
       </w:hyperlink>
       <w:r>
+        <w:rPr>
+          <w:lang w:val="fr_FR" w:bidi="fr_FR"/>
+        </w:rPr>
         <w:t>). Paul était toujours conscient de la présence du Seigneur auprès de son peuple (</w:t>
       </w:r>
       <w:hyperlink r:id="rId154">
         <w:r>
           <w:rPr>
+            <w:lang w:val="fr_FR" w:bidi="fr_FR"/>
+          </w:rPr>
+          <w:rPr>
             <w:color w:val="0000EE"/>
             <w:u w:val="single"/>
           </w:rPr>
@@ -3356,11 +5839,17 @@
         </w:r>
       </w:hyperlink>
       <w:r>
+        <w:rPr>
+          <w:lang w:val="fr_FR" w:bidi="fr_FR"/>
+        </w:rPr>
         <w:t xml:space="preserve"> ; </w:t>
       </w:r>
       <w:hyperlink r:id="rId155">
         <w:r>
           <w:rPr>
+            <w:lang w:val="fr_FR" w:bidi="fr_FR"/>
+          </w:rPr>
+          <w:rPr>
             <w:color w:val="0000EE"/>
             <w:u w:val="single"/>
           </w:rPr>
@@ -3368,31 +5857,65 @@
         </w:r>
       </w:hyperlink>
       <w:r>
+        <w:rPr>
+          <w:lang w:val="fr_FR" w:bidi="fr_FR"/>
+        </w:rPr>
         <w:t>).</w:t>
       </w:r>
-      <w:r/>
-      <w:r/>
-    </w:p>
-    <w:p>
-      <w:r/>
+      <w:r>
+        <w:rPr>
+          <w:lang w:val="fr_FR" w:bidi="fr_FR"/>
+        </w:rPr>
+      </w:r>
+      <w:r>
+        <w:rPr>
+          <w:lang w:val="fr_FR" w:bidi="fr_FR"/>
+        </w:rPr>
+      </w:r>
+    </w:p>
+    <w:p>
+      <w:pPr/>
+      <w:r>
+        <w:rPr>
+          <w:lang w:val="fr_FR" w:bidi="fr_FR"/>
+        </w:rPr>
+      </w:r>
     </w:p>
     <w:p>
       <w:pPr>
         <w:pStyle w:val="Heading2"/>
       </w:pPr>
       <w:r>
+        <w:rPr>
+          <w:lang w:val="fr_FR" w:bidi="fr_FR"/>
+        </w:rPr>
         <w:t>2 Thessaloniciens 3.17</w:t>
       </w:r>
-      <w:r/>
-    </w:p>
-    <w:p>
-      <w:r/>
-      <w:r>
+      <w:r>
+        <w:rPr>
+          <w:lang w:val="fr_FR" w:bidi="fr_FR"/>
+        </w:rPr>
+      </w:r>
+    </w:p>
+    <w:p>
+      <w:pPr/>
+      <w:r>
+        <w:rPr>
+          <w:lang w:val="fr_FR" w:bidi="fr_FR"/>
+        </w:rPr>
+      </w:r>
+      <w:r>
+        <w:rPr>
+          <w:lang w:val="fr_FR" w:bidi="fr_FR"/>
+        </w:rPr>
         <w:t>Un secrétaire avait rédigé cette lettre pour Paul (</w:t>
       </w:r>
       <w:hyperlink r:id="rId156">
         <w:r>
           <w:rPr>
+            <w:lang w:val="fr_FR" w:bidi="fr_FR"/>
+          </w:rPr>
+          <w:rPr>
             <w:color w:val="0000EE"/>
             <w:u w:val="single"/>
           </w:rPr>
@@ -3400,11 +5923,17 @@
         </w:r>
       </w:hyperlink>
       <w:r>
+        <w:rPr>
+          <w:lang w:val="fr_FR" w:bidi="fr_FR"/>
+        </w:rPr>
         <w:t xml:space="preserve"> ; </w:t>
       </w:r>
       <w:hyperlink r:id="rId157">
         <w:r>
           <w:rPr>
+            <w:lang w:val="fr_FR" w:bidi="fr_FR"/>
+          </w:rPr>
+          <w:rPr>
             <w:color w:val="0000EE"/>
             <w:u w:val="single"/>
           </w:rPr>
@@ -3412,11 +5941,17 @@
         </w:r>
       </w:hyperlink>
       <w:r>
+        <w:rPr>
+          <w:lang w:val="fr_FR" w:bidi="fr_FR"/>
+        </w:rPr>
         <w:t xml:space="preserve">). Maintenant, Paul prend la plume pour ajouter une salutation finale de sa propre main (cf. </w:t>
       </w:r>
       <w:hyperlink r:id="rId158">
         <w:r>
           <w:rPr>
+            <w:lang w:val="fr_FR" w:bidi="fr_FR"/>
+          </w:rPr>
+          <w:rPr>
             <w:color w:val="0000EE"/>
             <w:u w:val="single"/>
           </w:rPr>
@@ -3424,11 +5959,17 @@
         </w:r>
       </w:hyperlink>
       <w:r>
+        <w:rPr>
+          <w:lang w:val="fr_FR" w:bidi="fr_FR"/>
+        </w:rPr>
         <w:t xml:space="preserve"> ; </w:t>
       </w:r>
       <w:hyperlink r:id="rId159">
         <w:r>
           <w:rPr>
+            <w:lang w:val="fr_FR" w:bidi="fr_FR"/>
+          </w:rPr>
+          <w:rPr>
             <w:color w:val="0000EE"/>
             <w:u w:val="single"/>
           </w:rPr>
@@ -3436,11 +5977,17 @@
         </w:r>
       </w:hyperlink>
       <w:r>
+        <w:rPr>
+          <w:lang w:val="fr_FR" w:bidi="fr_FR"/>
+        </w:rPr>
         <w:t xml:space="preserve"> ; </w:t>
       </w:r>
       <w:hyperlink r:id="rId160">
         <w:r>
           <w:rPr>
+            <w:lang w:val="fr_FR" w:bidi="fr_FR"/>
+          </w:rPr>
+          <w:rPr>
             <w:color w:val="0000EE"/>
             <w:u w:val="single"/>
           </w:rPr>
@@ -3448,11 +5995,17 @@
         </w:r>
       </w:hyperlink>
       <w:r>
+        <w:rPr>
+          <w:lang w:val="fr_FR" w:bidi="fr_FR"/>
+        </w:rPr>
         <w:t xml:space="preserve"> ; </w:t>
       </w:r>
       <w:hyperlink r:id="rId161">
         <w:r>
           <w:rPr>
+            <w:lang w:val="fr_FR" w:bidi="fr_FR"/>
+          </w:rPr>
+          <w:rPr>
             <w:color w:val="0000EE"/>
             <w:u w:val="single"/>
           </w:rPr>
@@ -3460,11 +6013,17 @@
         </w:r>
       </w:hyperlink>
       <w:r>
+        <w:rPr>
+          <w:lang w:val="fr_FR" w:bidi="fr_FR"/>
+        </w:rPr>
         <w:t>). Par crainte qu’une lettre dont il n’était pas l’auteur circule sous son nom (</w:t>
       </w:r>
       <w:hyperlink r:id="rId43">
         <w:r>
           <w:rPr>
+            <w:lang w:val="fr_FR" w:bidi="fr_FR"/>
+          </w:rPr>
+          <w:rPr>
             <w:color w:val="0000EE"/>
             <w:u w:val="single"/>
           </w:rPr>
@@ -3472,31 +6031,65 @@
         </w:r>
       </w:hyperlink>
       <w:r>
+        <w:rPr>
+          <w:lang w:val="fr_FR" w:bidi="fr_FR"/>
+        </w:rPr>
         <w:t>), il suit cette procédure d’authentification pour prouver que cette lettre vient de lui.</w:t>
       </w:r>
-      <w:r/>
-      <w:r/>
-    </w:p>
-    <w:p>
-      <w:r/>
+      <w:r>
+        <w:rPr>
+          <w:lang w:val="fr_FR" w:bidi="fr_FR"/>
+        </w:rPr>
+      </w:r>
+      <w:r>
+        <w:rPr>
+          <w:lang w:val="fr_FR" w:bidi="fr_FR"/>
+        </w:rPr>
+      </w:r>
+    </w:p>
+    <w:p>
+      <w:pPr/>
+      <w:r>
+        <w:rPr>
+          <w:lang w:val="fr_FR" w:bidi="fr_FR"/>
+        </w:rPr>
+      </w:r>
     </w:p>
     <w:p>
       <w:pPr>
         <w:pStyle w:val="Heading2"/>
       </w:pPr>
       <w:r>
+        <w:rPr>
+          <w:lang w:val="fr_FR" w:bidi="fr_FR"/>
+        </w:rPr>
         <w:t>2 Thessaloniciens 3.18</w:t>
       </w:r>
-      <w:r/>
-    </w:p>
-    <w:p>
-      <w:r/>
-      <w:r>
+      <w:r>
+        <w:rPr>
+          <w:lang w:val="fr_FR" w:bidi="fr_FR"/>
+        </w:rPr>
+      </w:r>
+    </w:p>
+    <w:p>
+      <w:pPr/>
+      <w:r>
+        <w:rPr>
+          <w:lang w:val="fr_FR" w:bidi="fr_FR"/>
+        </w:rPr>
+      </w:r>
+      <w:r>
+        <w:rPr>
+          <w:lang w:val="fr_FR" w:bidi="fr_FR"/>
+        </w:rPr>
         <w:t xml:space="preserve">On terminait souvent les lettres antiques en souhaitant la bonne santé ou la prospérité, mais la bénédiction qu’adresse Paul est bien plus grande : il invoque le Seigneur Jésus-Christ pour accorder la grâce aux destinataires (voir </w:t>
       </w:r>
       <w:hyperlink r:id="rId162">
         <w:r>
           <w:rPr>
+            <w:lang w:val="fr_FR" w:bidi="fr_FR"/>
+          </w:rPr>
+          <w:rPr>
             <w:color w:val="0000EE"/>
             <w:u w:val="single"/>
           </w:rPr>
@@ -3504,10 +6097,21 @@
         </w:r>
       </w:hyperlink>
       <w:r>
+        <w:rPr>
+          <w:lang w:val="fr_FR" w:bidi="fr_FR"/>
+        </w:rPr>
         <w:t>).</w:t>
       </w:r>
-      <w:r/>
-      <w:r/>
+      <w:r>
+        <w:rPr>
+          <w:lang w:val="fr_FR" w:bidi="fr_FR"/>
+        </w:rPr>
+      </w:r>
+      <w:r>
+        <w:rPr>
+          <w:lang w:val="fr_FR" w:bidi="fr_FR"/>
+        </w:rPr>
+      </w:r>
     </w:p>
     <w:sectPr>
       <w:footnotePr>
@@ -5409,7 +8013,7 @@
     <w:rPrDefault>
       <w:rPr>
         <w:rFonts w:ascii="Times New Roman" w:eastAsia="Times New Roman" w:hAnsi="Times New Roman" w:cs="Times New Roman"/>
-        <w:lang w:val="en-US" w:eastAsia="en-US" w:bidi="ar-SA"/>
+        <w:lang w:val="fr_FR" w:eastAsia="en-US" w:bidi="ar-SA"/>
       </w:rPr>
     </w:rPrDefault>
     <w:pPrDefault/>

--- a/fra/docx/53.content.docx
+++ b/fra/docx/53.content.docx
@@ -163,13 +163,6 @@
         <w:rPr>
           <w:lang w:val="fr_FR" w:bidi="fr_FR"/>
         </w:rPr>
-      </w:r>
-      <w:r>
-        <w:rPr>
-          <w:i/>
-          <w:lang w:val="fr_FR" w:bidi="fr_FR"/>
-        </w:rPr>
-        <w:t>2 Thessaloniciens 1.1–2, 2 Thessaloniciens 1.2, 2 Thessaloniciens 1.3, 2 Thessaloniciens 1.3–10, 2 Thessaloniciens 1.4, 2 Thessaloniciens 1.5, 2 Thessaloniciens 1.7, 2 Thessaloniciens 1.9, 2 Thessaloniciens 1.10, 2 Thessaloniciens 1.11, 2 Thessaloniciens 1.11–12, 2 Thessaloniciens 1.12, 2 Thessaloniciens 2.1, 2 Thessaloniciens 2.1–12, 2 Thessaloniciens 2.2, 2 Thessaloniciens 2.3, 2 Thessaloniciens 2.4, 2 Thessaloniciens 2.6, 2 Thessaloniciens 2.7, 2 Thessaloniciens 2.8, 2 Thessaloniciens 2.9, 2 Thessaloniciens 2.11, 2 Thessaloniciens 2.12, 2 Thessaloniciens 2.14, 2 Thessaloniciens 2.15, 2 Thessaloniciens 2.16, 2 Thessaloniciens 2.17, 2 Thessaloniciens 3.1, 2 Thessaloniciens 3.1–5, 2 Thessaloniciens 3.2, 2 Thessaloniciens 3.3, 2 Thessaloniciens 3.5, 2 Thessaloniciens 3.6, 2 Thessaloniciens 3.6–15, 2 Thessaloniciens 3.7, 2 Thessaloniciens 3.8, 2 Thessaloniciens 3.9, 2 Thessaloniciens 3.10, 2 Thessaloniciens 3.12, 2 Thessaloniciens 3.13, 2 Thessaloniciens 3.14, 2 Thessaloniciens 3.15, 2 Thessaloniciens 3.16, 2 Thessaloniciens 3.17, 2 Thessaloniciens 3.18</w:t>
       </w:r>
       <w:r>
         <w:rPr>

--- a/fra/docx/53.content.docx
+++ b/fra/docx/53.content.docx
@@ -150,19 +150,6 @@
           <w:lang w:val="fr_FR" w:bidi="fr_FR"/>
         </w:rPr>
         <w:t>2TH</w:t>
-      </w:r>
-      <w:r>
-        <w:rPr>
-          <w:lang w:val="fr_FR" w:bidi="fr_FR"/>
-        </w:rPr>
-      </w:r>
-    </w:p>
-    <w:p>
-      <w:pPr/>
-      <w:r>
-        <w:rPr>
-          <w:lang w:val="fr_FR" w:bidi="fr_FR"/>
-        </w:rPr>
       </w:r>
       <w:r>
         <w:rPr>

--- a/fra/docx/53.content.docx
+++ b/fra/docx/53.content.docx
@@ -19,7 +19,7 @@
         <w:rPr>
           <w:lang w:val="fr_FR" w:bidi="fr_FR"/>
         </w:rPr>
-        <w:t>Resource: Notes d'étude (Tyndale)</w:t>
+        <w:t>Resource: Tyndale Open Study Notes</w:t>
       </w:r>
       <w:r>
         <w:rPr>
@@ -112,7 +112,7 @@
         <w:rPr>
           <w:lang w:val="fr_FR" w:bidi="fr_FR"/>
         </w:rPr>
-        <w:t>Notes d'étude (Tyndale)</w:t>
+        <w:t>Tyndale Open Study Notes</w:t>
       </w:r>
     </w:p>
     <w:p>

--- a/fra/docx/53.content.docx
+++ b/fra/docx/53.content.docx
@@ -19,7 +19,7 @@
         <w:rPr>
           <w:lang w:val="fr_FR" w:bidi="fr_FR"/>
         </w:rPr>
-        <w:t>Resource: Tyndale Open Study Notes</w:t>
+        <w:t>Resource: Aquifer Open Study Notes</w:t>
       </w:r>
       <w:r>
         <w:rPr>
@@ -112,7 +112,7 @@
         <w:rPr>
           <w:lang w:val="fr_FR" w:bidi="fr_FR"/>
         </w:rPr>
-        <w:t>Tyndale Open Study Notes</w:t>
+        <w:t>Aquifer Open Study Notes</w:t>
       </w:r>
     </w:p>
     <w:p>

--- a/fra/docx/53.content.docx
+++ b/fra/docx/53.content.docx
@@ -307,36 +307,24 @@
         </w:rPr>
         <w:t>Dieu notre Père et le Seigneur Jésus-Christ sont tous deux source de grâce et de paix. L’espoir des Thessaloniciens était lié à la grâce de Dieu (</w:t>
       </w:r>
-      <w:hyperlink r:id="rId13">
-        <w:r>
-          <w:rPr>
-            <w:lang w:val="fr_FR" w:bidi="fr_FR"/>
-          </w:rPr>
-          <w:rPr>
-            <w:color w:val="0000EE"/>
-            <w:u w:val="single"/>
-          </w:rPr>
-          <w:t>2.16</w:t>
-        </w:r>
-      </w:hyperlink>
+      <w:r>
+        <w:rPr>
+          <w:lang w:val="fr_FR" w:bidi="fr_FR"/>
+        </w:rPr>
+        <w:t>2.16</w:t>
+      </w:r>
       <w:r>
         <w:rPr>
           <w:lang w:val="fr_FR" w:bidi="fr_FR"/>
         </w:rPr>
         <w:t>), et même dans la persécution, ils pouvaient vivre sa paix (</w:t>
       </w:r>
-      <w:hyperlink r:id="rId14">
-        <w:r>
-          <w:rPr>
-            <w:lang w:val="fr_FR" w:bidi="fr_FR"/>
-          </w:rPr>
-          <w:rPr>
-            <w:color w:val="0000EE"/>
-            <w:u w:val="single"/>
-          </w:rPr>
-          <w:t>3.16</w:t>
-        </w:r>
-      </w:hyperlink>
+      <w:r>
+        <w:rPr>
+          <w:lang w:val="fr_FR" w:bidi="fr_FR"/>
+        </w:rPr>
+        <w:t>3.16</w:t>
+      </w:r>
       <w:r>
         <w:rPr>
           <w:lang w:val="fr_FR" w:bidi="fr_FR"/>
@@ -404,108 +392,72 @@
         </w:rPr>
         <w:t>, un terme générique qui désigne les membres d’une même famille, hommes et femmes. • rendre continuellement grâces à Dieu : Paul commence par rendre grâce pour la foi, la charité et la « persévérance » des Thessaloniciens (</w:t>
       </w:r>
-      <w:hyperlink r:id="rId15">
-        <w:r>
-          <w:rPr>
-            <w:lang w:val="fr_FR" w:bidi="fr_FR"/>
-          </w:rPr>
-          <w:rPr>
-            <w:color w:val="0000EE"/>
-            <w:u w:val="single"/>
-          </w:rPr>
-          <w:t>1.4</w:t>
-        </w:r>
-      </w:hyperlink>
+      <w:r>
+        <w:rPr>
+          <w:lang w:val="fr_FR" w:bidi="fr_FR"/>
+        </w:rPr>
+        <w:t>1.4</w:t>
+      </w:r>
       <w:r>
         <w:rPr>
           <w:lang w:val="fr_FR" w:bidi="fr_FR"/>
         </w:rPr>
         <w:t xml:space="preserve">). Ces vertus chrétiennes fondamentales (voir </w:t>
       </w:r>
-      <w:hyperlink r:id="rId16">
-        <w:r>
-          <w:rPr>
-            <w:lang w:val="fr_FR" w:bidi="fr_FR"/>
-          </w:rPr>
-          <w:rPr>
-            <w:color w:val="0000EE"/>
-            <w:u w:val="single"/>
-          </w:rPr>
-          <w:t>1Co 13.13</w:t>
-        </w:r>
-      </w:hyperlink>
+      <w:r>
+        <w:rPr>
+          <w:lang w:val="fr_FR" w:bidi="fr_FR"/>
+        </w:rPr>
+        <w:t>1Co 13.13</w:t>
+      </w:r>
       <w:r>
         <w:rPr>
           <w:lang w:val="fr_FR" w:bidi="fr_FR"/>
         </w:rPr>
         <w:t xml:space="preserve"> ; </w:t>
       </w:r>
-      <w:hyperlink r:id="rId17">
-        <w:r>
-          <w:rPr>
-            <w:lang w:val="fr_FR" w:bidi="fr_FR"/>
-          </w:rPr>
-          <w:rPr>
-            <w:color w:val="0000EE"/>
-            <w:u w:val="single"/>
-          </w:rPr>
-          <w:t>Col 1.4–5</w:t>
-        </w:r>
-      </w:hyperlink>
+      <w:r>
+        <w:rPr>
+          <w:lang w:val="fr_FR" w:bidi="fr_FR"/>
+        </w:rPr>
+        <w:t>Col 1.4–5</w:t>
+      </w:r>
       <w:r>
         <w:rPr>
           <w:lang w:val="fr_FR" w:bidi="fr_FR"/>
         </w:rPr>
         <w:t xml:space="preserve"> ; </w:t>
       </w:r>
-      <w:hyperlink r:id="rId18">
-        <w:r>
-          <w:rPr>
-            <w:lang w:val="fr_FR" w:bidi="fr_FR"/>
-          </w:rPr>
-          <w:rPr>
-            <w:color w:val="0000EE"/>
-            <w:u w:val="single"/>
-          </w:rPr>
-          <w:t>Hé 10.21–24</w:t>
-        </w:r>
-      </w:hyperlink>
+      <w:r>
+        <w:rPr>
+          <w:lang w:val="fr_FR" w:bidi="fr_FR"/>
+        </w:rPr>
+        <w:t>Hé 10.21–24</w:t>
+      </w:r>
       <w:r>
         <w:rPr>
           <w:lang w:val="fr_FR" w:bidi="fr_FR"/>
         </w:rPr>
         <w:t xml:space="preserve"> ; </w:t>
       </w:r>
-      <w:hyperlink r:id="rId19">
-        <w:r>
-          <w:rPr>
-            <w:lang w:val="fr_FR" w:bidi="fr_FR"/>
-          </w:rPr>
-          <w:rPr>
-            <w:color w:val="0000EE"/>
-            <w:u w:val="single"/>
-          </w:rPr>
-          <w:t>1P 2.1–22</w:t>
-        </w:r>
-      </w:hyperlink>
+      <w:r>
+        <w:rPr>
+          <w:lang w:val="fr_FR" w:bidi="fr_FR"/>
+        </w:rPr>
+        <w:t>1P 2.1–22</w:t>
+      </w:r>
       <w:r>
         <w:rPr>
           <w:lang w:val="fr_FR" w:bidi="fr_FR"/>
         </w:rPr>
         <w:t>) se développaient dans l’église malgré la persécution endurée (</w:t>
       </w:r>
-      <w:hyperlink r:id="rId20">
-        <w:r>
-          <w:rPr>
-            <w:lang w:val="fr_FR" w:bidi="fr_FR"/>
-          </w:rPr>
-          <w:rPr>
-            <w:color w:val="0000EE"/>
-            <w:u w:val="single"/>
-          </w:rPr>
-          <w:t>2Th 1.5</w:t>
-        </w:r>
-      </w:hyperlink>
+      <w:r>
+        <w:rPr>
+          <w:lang w:val="fr_FR" w:bidi="fr_FR"/>
+        </w:rPr>
+        <w:t>2Th 1.5</w:t>
+      </w:r>
       <w:r>
         <w:rPr>
           <w:lang w:val="fr_FR" w:bidi="fr_FR"/>
@@ -560,108 +512,72 @@
         </w:rPr>
         <w:t>Après avoir rendu grâces à Dieu pour l’église de Thessalonique (</w:t>
       </w:r>
-      <w:hyperlink r:id="rId21">
-        <w:r>
-          <w:rPr>
-            <w:lang w:val="fr_FR" w:bidi="fr_FR"/>
-          </w:rPr>
-          <w:rPr>
-            <w:color w:val="0000EE"/>
-            <w:u w:val="single"/>
-          </w:rPr>
-          <w:t>1.3–4</w:t>
-        </w:r>
-      </w:hyperlink>
+      <w:r>
+        <w:rPr>
+          <w:lang w:val="fr_FR" w:bidi="fr_FR"/>
+        </w:rPr>
+        <w:t>1.3–4</w:t>
+      </w:r>
       <w:r>
         <w:rPr>
           <w:lang w:val="fr_FR" w:bidi="fr_FR"/>
         </w:rPr>
         <w:t>), Paul écrit au sujet de la persécution (</w:t>
       </w:r>
-      <w:hyperlink r:id="rId15">
-        <w:r>
-          <w:rPr>
-            <w:lang w:val="fr_FR" w:bidi="fr_FR"/>
-          </w:rPr>
-          <w:rPr>
-            <w:color w:val="0000EE"/>
-            <w:u w:val="single"/>
-          </w:rPr>
-          <w:t>1.4</w:t>
-        </w:r>
-      </w:hyperlink>
+      <w:r>
+        <w:rPr>
+          <w:lang w:val="fr_FR" w:bidi="fr_FR"/>
+        </w:rPr>
+        <w:t>1.4</w:t>
+      </w:r>
       <w:r>
         <w:rPr>
           <w:lang w:val="fr_FR" w:bidi="fr_FR"/>
         </w:rPr>
         <w:t>) qui s’est intensifiée depuis sa première lettre (</w:t>
       </w:r>
-      <w:hyperlink r:id="rId22">
-        <w:r>
-          <w:rPr>
-            <w:lang w:val="fr_FR" w:bidi="fr_FR"/>
-          </w:rPr>
-          <w:rPr>
-            <w:color w:val="0000EE"/>
-            <w:u w:val="single"/>
-          </w:rPr>
-          <w:t>1Th 1.6</w:t>
-        </w:r>
-      </w:hyperlink>
+      <w:r>
+        <w:rPr>
+          <w:lang w:val="fr_FR" w:bidi="fr_FR"/>
+        </w:rPr>
+        <w:t>1Th 1.6</w:t>
+      </w:r>
       <w:r>
         <w:rPr>
           <w:lang w:val="fr_FR" w:bidi="fr_FR"/>
         </w:rPr>
         <w:t xml:space="preserve"> ; </w:t>
       </w:r>
-      <w:hyperlink r:id="rId23">
-        <w:r>
-          <w:rPr>
-            <w:lang w:val="fr_FR" w:bidi="fr_FR"/>
-          </w:rPr>
-          <w:rPr>
-            <w:color w:val="0000EE"/>
-            <w:u w:val="single"/>
-          </w:rPr>
-          <w:t>2.14</w:t>
-        </w:r>
-      </w:hyperlink>
+      <w:r>
+        <w:rPr>
+          <w:lang w:val="fr_FR" w:bidi="fr_FR"/>
+        </w:rPr>
+        <w:t>2.14</w:t>
+      </w:r>
       <w:r>
         <w:rPr>
           <w:lang w:val="fr_FR" w:bidi="fr_FR"/>
         </w:rPr>
         <w:t xml:space="preserve"> ; </w:t>
       </w:r>
-      <w:hyperlink r:id="rId24">
-        <w:r>
-          <w:rPr>
-            <w:lang w:val="fr_FR" w:bidi="fr_FR"/>
-          </w:rPr>
-          <w:rPr>
-            <w:color w:val="0000EE"/>
-            <w:u w:val="single"/>
-          </w:rPr>
-          <w:t>3.3–4</w:t>
-        </w:r>
-      </w:hyperlink>
+      <w:r>
+        <w:rPr>
+          <w:lang w:val="fr_FR" w:bidi="fr_FR"/>
+        </w:rPr>
+        <w:t>3.3–4</w:t>
+      </w:r>
       <w:r>
         <w:rPr>
           <w:lang w:val="fr_FR" w:bidi="fr_FR"/>
         </w:rPr>
         <w:t>). Dieu consolera de leurs souffrances (</w:t>
       </w:r>
-      <w:hyperlink r:id="rId25">
-        <w:r>
-          <w:rPr>
-            <w:lang w:val="fr_FR" w:bidi="fr_FR"/>
-          </w:rPr>
-          <w:rPr>
-            <w:color w:val="0000EE"/>
-            <w:u w:val="single"/>
-          </w:rPr>
-          <w:t>2Th 1.5–10</w:t>
-        </w:r>
-      </w:hyperlink>
+      <w:r>
+        <w:rPr>
+          <w:lang w:val="fr_FR" w:bidi="fr_FR"/>
+        </w:rPr>
+        <w:t>2Th 1.5–10</w:t>
+      </w:r>
       <w:r>
         <w:rPr>
           <w:lang w:val="fr_FR" w:bidi="fr_FR"/>
@@ -716,36 +632,24 @@
         </w:rPr>
         <w:t>Le fait que Paul se vante auprès d’autres églises de la persévérance et de la foi des Thessaloniciens peut stimuler leur détermination à endurer et à rester fidèles face à l’hostilité (</w:t>
       </w:r>
-      <w:hyperlink r:id="rId23">
-        <w:r>
-          <w:rPr>
-            <w:lang w:val="fr_FR" w:bidi="fr_FR"/>
-          </w:rPr>
-          <w:rPr>
-            <w:color w:val="0000EE"/>
-            <w:u w:val="single"/>
-          </w:rPr>
-          <w:t xml:space="preserve">1Th 2.14 </w:t>
-        </w:r>
-      </w:hyperlink>
+      <w:r>
+        <w:rPr>
+          <w:lang w:val="fr_FR" w:bidi="fr_FR"/>
+        </w:rPr>
+        <w:t xml:space="preserve">1Th 2.14 </w:t>
+      </w:r>
       <w:r>
         <w:rPr>
           <w:lang w:val="fr_FR" w:bidi="fr_FR"/>
         </w:rPr>
         <w:t xml:space="preserve">; </w:t>
       </w:r>
-      <w:hyperlink r:id="rId24">
-        <w:r>
-          <w:rPr>
-            <w:lang w:val="fr_FR" w:bidi="fr_FR"/>
-          </w:rPr>
-          <w:rPr>
-            <w:color w:val="0000EE"/>
-            <w:u w:val="single"/>
-          </w:rPr>
-          <w:t>3.3–4</w:t>
-        </w:r>
-      </w:hyperlink>
+      <w:r>
+        <w:rPr>
+          <w:lang w:val="fr_FR" w:bidi="fr_FR"/>
+        </w:rPr>
+        <w:t>3.3–4</w:t>
+      </w:r>
       <w:r>
         <w:rPr>
           <w:lang w:val="fr_FR" w:bidi="fr_FR"/>
@@ -800,36 +704,24 @@
         </w:rPr>
         <w:t>Ceux qui sont appelés par Dieu à entrer dans son Royaume souffriront pour cela (</w:t>
       </w:r>
-      <w:hyperlink r:id="rId26">
-        <w:r>
-          <w:rPr>
-            <w:lang w:val="fr_FR" w:bidi="fr_FR"/>
-          </w:rPr>
-          <w:rPr>
-            <w:color w:val="0000EE"/>
-            <w:u w:val="single"/>
-          </w:rPr>
-          <w:t xml:space="preserve">Ac 14.22 </w:t>
-        </w:r>
-      </w:hyperlink>
+      <w:r>
+        <w:rPr>
+          <w:lang w:val="fr_FR" w:bidi="fr_FR"/>
+        </w:rPr>
+        <w:t xml:space="preserve">Ac 14.22 </w:t>
+      </w:r>
       <w:r>
         <w:rPr>
           <w:lang w:val="fr_FR" w:bidi="fr_FR"/>
         </w:rPr>
         <w:t xml:space="preserve">; </w:t>
       </w:r>
-      <w:hyperlink r:id="rId27">
-        <w:r>
-          <w:rPr>
-            <w:lang w:val="fr_FR" w:bidi="fr_FR"/>
-          </w:rPr>
-          <w:rPr>
-            <w:color w:val="0000EE"/>
-            <w:u w:val="single"/>
-          </w:rPr>
-          <w:t>1Th 2.12</w:t>
-        </w:r>
-      </w:hyperlink>
+      <w:r>
+        <w:rPr>
+          <w:lang w:val="fr_FR" w:bidi="fr_FR"/>
+        </w:rPr>
+        <w:t>1Th 2.12</w:t>
+      </w:r>
       <w:r>
         <w:rPr>
           <w:lang w:val="fr_FR" w:bidi="fr_FR"/>
@@ -884,126 +776,84 @@
         </w:rPr>
         <w:t>repos : Comme soulagement de la souffrance. • Ailleurs, Paul parle de « l’avènement » du Christ (</w:t>
       </w:r>
-      <w:hyperlink r:id="rId28">
-        <w:r>
-          <w:rPr>
-            <w:lang w:val="fr_FR" w:bidi="fr_FR"/>
-          </w:rPr>
-          <w:rPr>
-            <w:color w:val="0000EE"/>
-            <w:u w:val="single"/>
-          </w:rPr>
-          <w:t>2.1</w:t>
-        </w:r>
-      </w:hyperlink>
+      <w:r>
+        <w:rPr>
+          <w:lang w:val="fr_FR" w:bidi="fr_FR"/>
+        </w:rPr>
+        <w:t>2.1</w:t>
+      </w:r>
       <w:r>
         <w:rPr>
           <w:lang w:val="fr_FR" w:bidi="fr_FR"/>
         </w:rPr>
         <w:t xml:space="preserve"> ; </w:t>
       </w:r>
-      <w:hyperlink r:id="rId29">
-        <w:r>
-          <w:rPr>
-            <w:lang w:val="fr_FR" w:bidi="fr_FR"/>
-          </w:rPr>
-          <w:rPr>
-            <w:color w:val="0000EE"/>
-            <w:u w:val="single"/>
-          </w:rPr>
-          <w:t>1Th 2.19</w:t>
-        </w:r>
-      </w:hyperlink>
+      <w:r>
+        <w:rPr>
+          <w:lang w:val="fr_FR" w:bidi="fr_FR"/>
+        </w:rPr>
+        <w:t>1Th 2.19</w:t>
+      </w:r>
       <w:r>
         <w:rPr>
           <w:lang w:val="fr_FR" w:bidi="fr_FR"/>
         </w:rPr>
         <w:t xml:space="preserve"> ; </w:t>
       </w:r>
-      <w:hyperlink r:id="rId30">
-        <w:r>
-          <w:rPr>
-            <w:lang w:val="fr_FR" w:bidi="fr_FR"/>
-          </w:rPr>
-          <w:rPr>
-            <w:color w:val="0000EE"/>
-            <w:u w:val="single"/>
-          </w:rPr>
-          <w:t>3.13</w:t>
-        </w:r>
-      </w:hyperlink>
+      <w:r>
+        <w:rPr>
+          <w:lang w:val="fr_FR" w:bidi="fr_FR"/>
+        </w:rPr>
+        <w:t>3.13</w:t>
+      </w:r>
       <w:r>
         <w:rPr>
           <w:lang w:val="fr_FR" w:bidi="fr_FR"/>
         </w:rPr>
         <w:t xml:space="preserve"> ; </w:t>
       </w:r>
-      <w:hyperlink r:id="rId31">
-        <w:r>
-          <w:rPr>
-            <w:lang w:val="fr_FR" w:bidi="fr_FR"/>
-          </w:rPr>
-          <w:rPr>
-            <w:color w:val="0000EE"/>
-            <w:u w:val="single"/>
-          </w:rPr>
-          <w:t>4.15</w:t>
-        </w:r>
-      </w:hyperlink>
+      <w:r>
+        <w:rPr>
+          <w:lang w:val="fr_FR" w:bidi="fr_FR"/>
+        </w:rPr>
+        <w:t>4.15</w:t>
+      </w:r>
       <w:r>
         <w:rPr>
           <w:lang w:val="fr_FR" w:bidi="fr_FR"/>
         </w:rPr>
         <w:t xml:space="preserve"> ; </w:t>
       </w:r>
-      <w:hyperlink r:id="rId32">
-        <w:r>
-          <w:rPr>
-            <w:lang w:val="fr_FR" w:bidi="fr_FR"/>
-          </w:rPr>
-          <w:rPr>
-            <w:color w:val="0000EE"/>
-            <w:u w:val="single"/>
-          </w:rPr>
-          <w:t>5.23</w:t>
-        </w:r>
-      </w:hyperlink>
+      <w:r>
+        <w:rPr>
+          <w:lang w:val="fr_FR" w:bidi="fr_FR"/>
+        </w:rPr>
+        <w:t>5.23</w:t>
+      </w:r>
       <w:r>
         <w:rPr>
           <w:lang w:val="fr_FR" w:bidi="fr_FR"/>
         </w:rPr>
         <w:t xml:space="preserve">) ; ici, il parle de cet événement comme d’une « apparition » du Seigneur Jésus, qui ne peut encore être physiquement visible (cf. </w:t>
       </w:r>
-      <w:hyperlink r:id="rId33">
-        <w:r>
-          <w:rPr>
-            <w:lang w:val="fr_FR" w:bidi="fr_FR"/>
-          </w:rPr>
-          <w:rPr>
-            <w:color w:val="0000EE"/>
-            <w:u w:val="single"/>
-          </w:rPr>
-          <w:t>1P 1.7–8</w:t>
-        </w:r>
-      </w:hyperlink>
+      <w:r>
+        <w:rPr>
+          <w:lang w:val="fr_FR" w:bidi="fr_FR"/>
+        </w:rPr>
+        <w:t>1P 1.7–8</w:t>
+      </w:r>
       <w:r>
         <w:rPr>
           <w:lang w:val="fr_FR" w:bidi="fr_FR"/>
         </w:rPr>
         <w:t xml:space="preserve"> ; </w:t>
       </w:r>
-      <w:hyperlink r:id="rId34">
-        <w:r>
-          <w:rPr>
-            <w:lang w:val="fr_FR" w:bidi="fr_FR"/>
-          </w:rPr>
-          <w:rPr>
-            <w:color w:val="0000EE"/>
-            <w:u w:val="single"/>
-          </w:rPr>
-          <w:t>4.13</w:t>
-        </w:r>
-      </w:hyperlink>
+      <w:r>
+        <w:rPr>
+          <w:lang w:val="fr_FR" w:bidi="fr_FR"/>
+        </w:rPr>
+        <w:t>4.13</w:t>
+      </w:r>
       <w:r>
         <w:rPr>
           <w:lang w:val="fr_FR" w:bidi="fr_FR"/>
@@ -1058,108 +908,72 @@
         </w:rPr>
         <w:t>Ils seront châtiés pour avoir rejeté le message du Christ (</w:t>
       </w:r>
-      <w:hyperlink r:id="rId35">
-        <w:r>
-          <w:rPr>
-            <w:lang w:val="fr_FR" w:bidi="fr_FR"/>
-          </w:rPr>
-          <w:rPr>
-            <w:color w:val="0000EE"/>
-            <w:u w:val="single"/>
-          </w:rPr>
-          <w:t>1.8</w:t>
-        </w:r>
-      </w:hyperlink>
+      <w:r>
+        <w:rPr>
+          <w:lang w:val="fr_FR" w:bidi="fr_FR"/>
+        </w:rPr>
+        <w:t>1.8</w:t>
+      </w:r>
       <w:r>
         <w:rPr>
           <w:lang w:val="fr_FR" w:bidi="fr_FR"/>
         </w:rPr>
         <w:t xml:space="preserve">). • La ruine éternelle (voir </w:t>
       </w:r>
-      <w:hyperlink r:id="rId36">
-        <w:r>
-          <w:rPr>
-            <w:lang w:val="fr_FR" w:bidi="fr_FR"/>
-          </w:rPr>
-          <w:rPr>
-            <w:color w:val="0000EE"/>
-            <w:u w:val="single"/>
-          </w:rPr>
-          <w:t xml:space="preserve">1Th 5.3 </w:t>
-        </w:r>
-      </w:hyperlink>
+      <w:r>
+        <w:rPr>
+          <w:lang w:val="fr_FR" w:bidi="fr_FR"/>
+        </w:rPr>
+        <w:t xml:space="preserve">1Th 5.3 </w:t>
+      </w:r>
       <w:r>
         <w:rPr>
           <w:lang w:val="fr_FR" w:bidi="fr_FR"/>
         </w:rPr>
         <w:t xml:space="preserve">; </w:t>
       </w:r>
-      <w:hyperlink r:id="rId37">
-        <w:r>
-          <w:rPr>
-            <w:lang w:val="fr_FR" w:bidi="fr_FR"/>
-          </w:rPr>
-          <w:rPr>
-            <w:color w:val="0000EE"/>
-            <w:u w:val="single"/>
-          </w:rPr>
-          <w:t>1 Tm 6.9</w:t>
-        </w:r>
-      </w:hyperlink>
+      <w:r>
+        <w:rPr>
+          <w:lang w:val="fr_FR" w:bidi="fr_FR"/>
+        </w:rPr>
+        <w:t>1 Tm 6.9</w:t>
+      </w:r>
       <w:r>
         <w:rPr>
           <w:lang w:val="fr_FR" w:bidi="fr_FR"/>
         </w:rPr>
         <w:t>) est irrévocable. • Le fait d’être loin de la face du Seigneur renvoie au jugement à venir (</w:t>
       </w:r>
-      <w:hyperlink r:id="rId38">
-        <w:r>
-          <w:rPr>
-            <w:lang w:val="fr_FR" w:bidi="fr_FR"/>
-          </w:rPr>
-          <w:rPr>
-            <w:color w:val="0000EE"/>
-            <w:u w:val="single"/>
-          </w:rPr>
-          <w:t>Es 2.10</w:t>
-        </w:r>
-      </w:hyperlink>
+      <w:r>
+        <w:rPr>
+          <w:lang w:val="fr_FR" w:bidi="fr_FR"/>
+        </w:rPr>
+        <w:t>Es 2.10</w:t>
+      </w:r>
       <w:r>
         <w:rPr>
           <w:lang w:val="fr_FR" w:bidi="fr_FR"/>
         </w:rPr>
         <w:t xml:space="preserve">, </w:t>
       </w:r>
-      <w:hyperlink r:id="rId39">
-        <w:r>
-          <w:rPr>
-            <w:lang w:val="fr_FR" w:bidi="fr_FR"/>
-          </w:rPr>
-          <w:rPr>
-            <w:color w:val="0000EE"/>
-            <w:u w:val="single"/>
-          </w:rPr>
-          <w:t>19</w:t>
-        </w:r>
-      </w:hyperlink>
+      <w:r>
+        <w:rPr>
+          <w:lang w:val="fr_FR" w:bidi="fr_FR"/>
+        </w:rPr>
+        <w:t>19</w:t>
+      </w:r>
       <w:r>
         <w:rPr>
           <w:lang w:val="fr_FR" w:bidi="fr_FR"/>
         </w:rPr>
         <w:t xml:space="preserve">, </w:t>
       </w:r>
-      <w:hyperlink r:id="rId40">
-        <w:r>
-          <w:rPr>
-            <w:lang w:val="fr_FR" w:bidi="fr_FR"/>
-          </w:rPr>
-          <w:rPr>
-            <w:color w:val="0000EE"/>
-            <w:u w:val="single"/>
-          </w:rPr>
-          <w:t>21</w:t>
-        </w:r>
-      </w:hyperlink>
+      <w:r>
+        <w:rPr>
+          <w:lang w:val="fr_FR" w:bidi="fr_FR"/>
+        </w:rPr>
+        <w:t>21</w:t>
+      </w:r>
       <w:r>
         <w:rPr>
           <w:lang w:val="fr_FR" w:bidi="fr_FR"/>
@@ -1214,36 +1028,24 @@
         </w:rPr>
         <w:t>ce jour-là : Le jour du Seigneur (</w:t>
       </w:r>
-      <w:hyperlink r:id="rId41">
-        <w:r>
-          <w:rPr>
-            <w:lang w:val="fr_FR" w:bidi="fr_FR"/>
-          </w:rPr>
-          <w:rPr>
-            <w:color w:val="0000EE"/>
-            <w:u w:val="single"/>
-          </w:rPr>
-          <w:t>2.2</w:t>
-        </w:r>
-      </w:hyperlink>
+      <w:r>
+        <w:rPr>
+          <w:lang w:val="fr_FR" w:bidi="fr_FR"/>
+        </w:rPr>
+        <w:t>2.2</w:t>
+      </w:r>
       <w:r>
         <w:rPr>
           <w:lang w:val="fr_FR" w:bidi="fr_FR"/>
         </w:rPr>
         <w:t xml:space="preserve"> ; </w:t>
       </w:r>
-      <w:hyperlink r:id="rId42">
-        <w:r>
-          <w:rPr>
-            <w:lang w:val="fr_FR" w:bidi="fr_FR"/>
-          </w:rPr>
-          <w:rPr>
-            <w:color w:val="0000EE"/>
-            <w:u w:val="single"/>
-          </w:rPr>
-          <w:t>1Th 5.2–4</w:t>
-        </w:r>
-      </w:hyperlink>
+      <w:r>
+        <w:rPr>
+          <w:lang w:val="fr_FR" w:bidi="fr_FR"/>
+        </w:rPr>
+        <w:t>1Th 5.2–4</w:t>
+      </w:r>
       <w:r>
         <w:rPr>
           <w:lang w:val="fr_FR" w:bidi="fr_FR"/>
@@ -1310,72 +1112,48 @@
         </w:rPr>
         <w:t>Dieu vous juge dignes de la vocation : Paul avait précédemment rappelé aux Thessaloniciens qu’il les avait appelés à se conduire « d’une manière digne de Dieu » (</w:t>
       </w:r>
-      <w:hyperlink r:id="rId27">
-        <w:r>
-          <w:rPr>
-            <w:lang w:val="fr_FR" w:bidi="fr_FR"/>
-          </w:rPr>
-          <w:rPr>
-            <w:color w:val="0000EE"/>
-            <w:u w:val="single"/>
-          </w:rPr>
-          <w:t>1Th 2.12</w:t>
-        </w:r>
-      </w:hyperlink>
+      <w:r>
+        <w:rPr>
+          <w:lang w:val="fr_FR" w:bidi="fr_FR"/>
+        </w:rPr>
+        <w:t>1Th 2.12</w:t>
+      </w:r>
       <w:r>
         <w:rPr>
           <w:lang w:val="fr_FR" w:bidi="fr_FR"/>
         </w:rPr>
         <w:t xml:space="preserve"> ; voir aussi </w:t>
       </w:r>
-      <w:hyperlink r:id="rId43">
-        <w:r>
-          <w:rPr>
-            <w:lang w:val="fr_FR" w:bidi="fr_FR"/>
-          </w:rPr>
-          <w:rPr>
-            <w:color w:val="0000EE"/>
-            <w:u w:val="single"/>
-          </w:rPr>
-          <w:t>Ep 4.1</w:t>
-        </w:r>
-      </w:hyperlink>
+      <w:r>
+        <w:rPr>
+          <w:lang w:val="fr_FR" w:bidi="fr_FR"/>
+        </w:rPr>
+        <w:t>Ep 4.1</w:t>
+      </w:r>
       <w:r>
         <w:rPr>
           <w:lang w:val="fr_FR" w:bidi="fr_FR"/>
         </w:rPr>
         <w:t xml:space="preserve"> ; </w:t>
       </w:r>
-      <w:hyperlink r:id="rId44">
-        <w:r>
-          <w:rPr>
-            <w:lang w:val="fr_FR" w:bidi="fr_FR"/>
-          </w:rPr>
-          <w:rPr>
-            <w:color w:val="0000EE"/>
-            <w:u w:val="single"/>
-          </w:rPr>
-          <w:t>Ph 1.27</w:t>
-        </w:r>
-      </w:hyperlink>
+      <w:r>
+        <w:rPr>
+          <w:lang w:val="fr_FR" w:bidi="fr_FR"/>
+        </w:rPr>
+        <w:t>Ph 1.27</w:t>
+      </w:r>
       <w:r>
         <w:rPr>
           <w:lang w:val="fr_FR" w:bidi="fr_FR"/>
         </w:rPr>
         <w:t xml:space="preserve"> ; </w:t>
       </w:r>
-      <w:hyperlink r:id="rId45">
-        <w:r>
-          <w:rPr>
-            <w:lang w:val="fr_FR" w:bidi="fr_FR"/>
-          </w:rPr>
-          <w:rPr>
-            <w:color w:val="0000EE"/>
-            <w:u w:val="single"/>
-          </w:rPr>
-          <w:t>Col 1.10</w:t>
-        </w:r>
-      </w:hyperlink>
+      <w:r>
+        <w:rPr>
+          <w:lang w:val="fr_FR" w:bidi="fr_FR"/>
+        </w:rPr>
+        <w:t>Col 1.10</w:t>
+      </w:r>
       <w:r>
         <w:rPr>
           <w:lang w:val="fr_FR" w:bidi="fr_FR"/>
@@ -1430,18 +1208,12 @@
         </w:rPr>
         <w:t>Paul garantit aux Thessaloniciens la justice promise par Dieu, tant envers eux qu’envers leurs persécuteurs (</w:t>
       </w:r>
-      <w:hyperlink r:id="rId25">
-        <w:r>
-          <w:rPr>
-            <w:lang w:val="fr_FR" w:bidi="fr_FR"/>
-          </w:rPr>
-          <w:rPr>
-            <w:color w:val="0000EE"/>
-            <w:u w:val="single"/>
-          </w:rPr>
-          <w:t>1.5–10</w:t>
-        </w:r>
-      </w:hyperlink>
+      <w:r>
+        <w:rPr>
+          <w:lang w:val="fr_FR" w:bidi="fr_FR"/>
+        </w:rPr>
+        <w:t>1.5–10</w:t>
+      </w:r>
       <w:r>
         <w:rPr>
           <w:lang w:val="fr_FR" w:bidi="fr_FR"/>
@@ -1496,108 +1268,72 @@
         </w:rPr>
         <w:t>Bien que le nom de notre Seigneur n’ait pas été reconnu par les persécuteurs des Thessaloniciens (</w:t>
       </w:r>
-      <w:hyperlink r:id="rId35">
-        <w:r>
-          <w:rPr>
-            <w:lang w:val="fr_FR" w:bidi="fr_FR"/>
-          </w:rPr>
-          <w:rPr>
-            <w:color w:val="0000EE"/>
-            <w:u w:val="single"/>
-          </w:rPr>
-          <w:t>1.8</w:t>
-        </w:r>
-      </w:hyperlink>
+      <w:r>
+        <w:rPr>
+          <w:lang w:val="fr_FR" w:bidi="fr_FR"/>
+        </w:rPr>
+        <w:t>1.8</w:t>
+      </w:r>
       <w:r>
         <w:rPr>
           <w:lang w:val="fr_FR" w:bidi="fr_FR"/>
         </w:rPr>
         <w:t>), Jésus sera finalement glorifié grâce à la vie des croyants. De plus, eux aussi seront glorifiés avec lui (</w:t>
       </w:r>
-      <w:hyperlink r:id="rId46">
-        <w:r>
-          <w:rPr>
-            <w:lang w:val="fr_FR" w:bidi="fr_FR"/>
-          </w:rPr>
-          <w:rPr>
-            <w:color w:val="0000EE"/>
-            <w:u w:val="single"/>
-          </w:rPr>
-          <w:t>2.14</w:t>
-        </w:r>
-      </w:hyperlink>
+      <w:r>
+        <w:rPr>
+          <w:lang w:val="fr_FR" w:bidi="fr_FR"/>
+        </w:rPr>
+        <w:t>2.14</w:t>
+      </w:r>
       <w:r>
         <w:rPr>
           <w:lang w:val="fr_FR" w:bidi="fr_FR"/>
         </w:rPr>
         <w:t xml:space="preserve"> ; </w:t>
       </w:r>
-      <w:hyperlink r:id="rId27">
-        <w:r>
-          <w:rPr>
-            <w:lang w:val="fr_FR" w:bidi="fr_FR"/>
-          </w:rPr>
-          <w:rPr>
-            <w:color w:val="0000EE"/>
-            <w:u w:val="single"/>
-          </w:rPr>
-          <w:t>1Th 2.12</w:t>
-        </w:r>
-      </w:hyperlink>
+      <w:r>
+        <w:rPr>
+          <w:lang w:val="fr_FR" w:bidi="fr_FR"/>
+        </w:rPr>
+        <w:t>1Th 2.12</w:t>
+      </w:r>
       <w:r>
         <w:rPr>
           <w:lang w:val="fr_FR" w:bidi="fr_FR"/>
         </w:rPr>
         <w:t xml:space="preserve"> ; cf. </w:t>
       </w:r>
-      <w:hyperlink r:id="rId47">
-        <w:r>
-          <w:rPr>
-            <w:lang w:val="fr_FR" w:bidi="fr_FR"/>
-          </w:rPr>
-          <w:rPr>
-            <w:color w:val="0000EE"/>
-            <w:u w:val="single"/>
-          </w:rPr>
-          <w:t>Rm 8.17–18</w:t>
-        </w:r>
-      </w:hyperlink>
+      <w:r>
+        <w:rPr>
+          <w:lang w:val="fr_FR" w:bidi="fr_FR"/>
+        </w:rPr>
+        <w:t>Rm 8.17–18</w:t>
+      </w:r>
       <w:r>
         <w:rPr>
           <w:lang w:val="fr_FR" w:bidi="fr_FR"/>
         </w:rPr>
         <w:t xml:space="preserve"> ; </w:t>
       </w:r>
-      <w:hyperlink r:id="rId48">
-        <w:r>
-          <w:rPr>
-            <w:lang w:val="fr_FR" w:bidi="fr_FR"/>
-          </w:rPr>
-          <w:rPr>
-            <w:color w:val="0000EE"/>
-            <w:u w:val="single"/>
-          </w:rPr>
-          <w:t>Col 3.4</w:t>
-        </w:r>
-      </w:hyperlink>
+      <w:r>
+        <w:rPr>
+          <w:lang w:val="fr_FR" w:bidi="fr_FR"/>
+        </w:rPr>
+        <w:t>Col 3.4</w:t>
+      </w:r>
       <w:r>
         <w:rPr>
           <w:lang w:val="fr_FR" w:bidi="fr_FR"/>
         </w:rPr>
         <w:t xml:space="preserve">). Cf. </w:t>
       </w:r>
-      <w:hyperlink r:id="rId49">
-        <w:r>
-          <w:rPr>
-            <w:lang w:val="fr_FR" w:bidi="fr_FR"/>
-          </w:rPr>
-          <w:rPr>
-            <w:color w:val="0000EE"/>
-            <w:u w:val="single"/>
-          </w:rPr>
-          <w:t>Es 66.5</w:t>
-        </w:r>
-      </w:hyperlink>
+      <w:r>
+        <w:rPr>
+          <w:lang w:val="fr_FR" w:bidi="fr_FR"/>
+        </w:rPr>
+        <w:t>Es 66.5</w:t>
+      </w:r>
       <w:r>
         <w:rPr>
           <w:lang w:val="fr_FR" w:bidi="fr_FR"/>
@@ -1652,108 +1388,72 @@
         </w:rPr>
         <w:t>À l’avènement de notre Seigneur Jésus-Christ (</w:t>
       </w:r>
-      <w:hyperlink r:id="rId50">
-        <w:r>
-          <w:rPr>
-            <w:lang w:val="fr_FR" w:bidi="fr_FR"/>
-          </w:rPr>
-          <w:rPr>
-            <w:color w:val="0000EE"/>
-            <w:u w:val="single"/>
-          </w:rPr>
-          <w:t>1.7–10</w:t>
-        </w:r>
-      </w:hyperlink>
+      <w:r>
+        <w:rPr>
+          <w:lang w:val="fr_FR" w:bidi="fr_FR"/>
+        </w:rPr>
+        <w:t>1.7–10</w:t>
+      </w:r>
       <w:r>
         <w:rPr>
           <w:lang w:val="fr_FR" w:bidi="fr_FR"/>
         </w:rPr>
         <w:t xml:space="preserve"> ; </w:t>
       </w:r>
-      <w:hyperlink r:id="rId29">
-        <w:r>
-          <w:rPr>
-            <w:lang w:val="fr_FR" w:bidi="fr_FR"/>
-          </w:rPr>
-          <w:rPr>
-            <w:color w:val="0000EE"/>
-            <w:u w:val="single"/>
-          </w:rPr>
-          <w:t>1Th 2.19</w:t>
-        </w:r>
-      </w:hyperlink>
+      <w:r>
+        <w:rPr>
+          <w:lang w:val="fr_FR" w:bidi="fr_FR"/>
+        </w:rPr>
+        <w:t>1Th 2.19</w:t>
+      </w:r>
       <w:r>
         <w:rPr>
           <w:lang w:val="fr_FR" w:bidi="fr_FR"/>
         </w:rPr>
         <w:t xml:space="preserve"> ; </w:t>
       </w:r>
-      <w:hyperlink r:id="rId30">
-        <w:r>
-          <w:rPr>
-            <w:lang w:val="fr_FR" w:bidi="fr_FR"/>
-          </w:rPr>
-          <w:rPr>
-            <w:color w:val="0000EE"/>
-            <w:u w:val="single"/>
-          </w:rPr>
-          <w:t>3.13</w:t>
-        </w:r>
-      </w:hyperlink>
+      <w:r>
+        <w:rPr>
+          <w:lang w:val="fr_FR" w:bidi="fr_FR"/>
+        </w:rPr>
+        <w:t>3.13</w:t>
+      </w:r>
       <w:r>
         <w:rPr>
           <w:lang w:val="fr_FR" w:bidi="fr_FR"/>
         </w:rPr>
         <w:t xml:space="preserve"> ; </w:t>
       </w:r>
-      <w:hyperlink r:id="rId51">
-        <w:r>
-          <w:rPr>
-            <w:lang w:val="fr_FR" w:bidi="fr_FR"/>
-          </w:rPr>
-          <w:rPr>
-            <w:color w:val="0000EE"/>
-            <w:u w:val="single"/>
-          </w:rPr>
-          <w:t>4.15–5.2</w:t>
-        </w:r>
-      </w:hyperlink>
+      <w:r>
+        <w:rPr>
+          <w:lang w:val="fr_FR" w:bidi="fr_FR"/>
+        </w:rPr>
+        <w:t>4.15–5.2</w:t>
+      </w:r>
       <w:r>
         <w:rPr>
           <w:lang w:val="fr_FR" w:bidi="fr_FR"/>
         </w:rPr>
         <w:t xml:space="preserve"> ; </w:t>
       </w:r>
-      <w:hyperlink r:id="rId32">
-        <w:r>
-          <w:rPr>
-            <w:lang w:val="fr_FR" w:bidi="fr_FR"/>
-          </w:rPr>
-          <w:rPr>
-            <w:color w:val="0000EE"/>
-            <w:u w:val="single"/>
-          </w:rPr>
-          <w:t>5.23</w:t>
-        </w:r>
-      </w:hyperlink>
+      <w:r>
+        <w:rPr>
+          <w:lang w:val="fr_FR" w:bidi="fr_FR"/>
+        </w:rPr>
+        <w:t>5.23</w:t>
+      </w:r>
       <w:r>
         <w:rPr>
           <w:lang w:val="fr_FR" w:bidi="fr_FR"/>
         </w:rPr>
         <w:t>), tout son peuple sera rassemblé pour le rencontrer. Cet événement se produira lors de la résurrection et du ravissement de l’Église (</w:t>
       </w:r>
-      <w:hyperlink r:id="rId52">
-        <w:r>
-          <w:rPr>
-            <w:lang w:val="fr_FR" w:bidi="fr_FR"/>
-          </w:rPr>
-          <w:rPr>
-            <w:color w:val="0000EE"/>
-            <w:u w:val="single"/>
-          </w:rPr>
-          <w:t>1Th 4.13–18</w:t>
-        </w:r>
-      </w:hyperlink>
+      <w:r>
+        <w:rPr>
+          <w:lang w:val="fr_FR" w:bidi="fr_FR"/>
+        </w:rPr>
+        <w:t>1Th 4.13–18</w:t>
+      </w:r>
       <w:r>
         <w:rPr>
           <w:lang w:val="fr_FR" w:bidi="fr_FR"/>
@@ -1808,108 +1508,72 @@
         </w:rPr>
         <w:t>Un faux enseignement sur le jour du Seigneur avait troublé l’église de Thessalonique (</w:t>
       </w:r>
-      <w:hyperlink r:id="rId53">
-        <w:r>
-          <w:rPr>
-            <w:lang w:val="fr_FR" w:bidi="fr_FR"/>
-          </w:rPr>
-          <w:rPr>
-            <w:color w:val="0000EE"/>
-            <w:u w:val="single"/>
-          </w:rPr>
-          <w:t>2.1–2</w:t>
-        </w:r>
-      </w:hyperlink>
+      <w:r>
+        <w:rPr>
+          <w:lang w:val="fr_FR" w:bidi="fr_FR"/>
+        </w:rPr>
+        <w:t>2.1–2</w:t>
+      </w:r>
       <w:r>
         <w:rPr>
           <w:lang w:val="fr_FR" w:bidi="fr_FR"/>
         </w:rPr>
         <w:t>). Paul leur rappelle (</w:t>
       </w:r>
-      <w:hyperlink r:id="rId54">
-        <w:r>
-          <w:rPr>
-            <w:lang w:val="fr_FR" w:bidi="fr_FR"/>
-          </w:rPr>
-          <w:rPr>
-            <w:color w:val="0000EE"/>
-            <w:u w:val="single"/>
-          </w:rPr>
-          <w:t>2.5</w:t>
-        </w:r>
-      </w:hyperlink>
+      <w:r>
+        <w:rPr>
+          <w:lang w:val="fr_FR" w:bidi="fr_FR"/>
+        </w:rPr>
+        <w:t>2.5</w:t>
+      </w:r>
       <w:r>
         <w:rPr>
           <w:lang w:val="fr_FR" w:bidi="fr_FR"/>
         </w:rPr>
         <w:t>) que deux événements précéderont ce jour : une grande apostasie et la révélation de l’homme du péché (</w:t>
       </w:r>
-      <w:hyperlink r:id="rId55">
-        <w:r>
-          <w:rPr>
-            <w:lang w:val="fr_FR" w:bidi="fr_FR"/>
-          </w:rPr>
-          <w:rPr>
-            <w:color w:val="0000EE"/>
-            <w:u w:val="single"/>
-          </w:rPr>
-          <w:t>2.3–12</w:t>
-        </w:r>
-      </w:hyperlink>
+      <w:r>
+        <w:rPr>
+          <w:lang w:val="fr_FR" w:bidi="fr_FR"/>
+        </w:rPr>
+        <w:t>2.3–12</w:t>
+      </w:r>
       <w:r>
         <w:rPr>
           <w:lang w:val="fr_FR" w:bidi="fr_FR"/>
         </w:rPr>
         <w:t>). Christ détruira cet homme à son retour (</w:t>
       </w:r>
-      <w:hyperlink r:id="rId56">
-        <w:r>
-          <w:rPr>
-            <w:lang w:val="fr_FR" w:bidi="fr_FR"/>
-          </w:rPr>
-          <w:rPr>
-            <w:color w:val="0000EE"/>
-            <w:u w:val="single"/>
-          </w:rPr>
-          <w:t>2.3</w:t>
-        </w:r>
-      </w:hyperlink>
+      <w:r>
+        <w:rPr>
+          <w:lang w:val="fr_FR" w:bidi="fr_FR"/>
+        </w:rPr>
+        <w:t>2.3</w:t>
+      </w:r>
       <w:r>
         <w:rPr>
           <w:lang w:val="fr_FR" w:bidi="fr_FR"/>
         </w:rPr>
         <w:t xml:space="preserve">, </w:t>
       </w:r>
-      <w:hyperlink r:id="rId57">
-        <w:r>
-          <w:rPr>
-            <w:lang w:val="fr_FR" w:bidi="fr_FR"/>
-          </w:rPr>
-          <w:rPr>
-            <w:color w:val="0000EE"/>
-            <w:u w:val="single"/>
-          </w:rPr>
-          <w:t>2.8</w:t>
-        </w:r>
-      </w:hyperlink>
+      <w:r>
+        <w:rPr>
+          <w:lang w:val="fr_FR" w:bidi="fr_FR"/>
+        </w:rPr>
+        <w:t>2.8</w:t>
+      </w:r>
       <w:r>
         <w:rPr>
           <w:lang w:val="fr_FR" w:bidi="fr_FR"/>
         </w:rPr>
         <w:t>), et ceux qui ont été trompés seront également jugés (</w:t>
       </w:r>
-      <w:hyperlink r:id="rId58">
-        <w:r>
-          <w:rPr>
-            <w:lang w:val="fr_FR" w:bidi="fr_FR"/>
-          </w:rPr>
-          <w:rPr>
-            <w:color w:val="0000EE"/>
-            <w:u w:val="single"/>
-          </w:rPr>
-          <w:t>2.9–12</w:t>
-        </w:r>
-      </w:hyperlink>
+      <w:r>
+        <w:rPr>
+          <w:lang w:val="fr_FR" w:bidi="fr_FR"/>
+        </w:rPr>
+        <w:t>2.9–12</w:t>
+      </w:r>
       <w:r>
         <w:rPr>
           <w:lang w:val="fr_FR" w:bidi="fr_FR"/>
@@ -1964,36 +1628,24 @@
         </w:rPr>
         <w:t>Les Thessaloniciens avaient précédemment demandé à Paul quand le jour du Seigneur viendrait (</w:t>
       </w:r>
-      <w:hyperlink r:id="rId59">
-        <w:r>
-          <w:rPr>
-            <w:lang w:val="fr_FR" w:bidi="fr_FR"/>
-          </w:rPr>
-          <w:rPr>
-            <w:color w:val="0000EE"/>
-            <w:u w:val="single"/>
-          </w:rPr>
-          <w:t>1Th 5.1–11</w:t>
-        </w:r>
-      </w:hyperlink>
+      <w:r>
+        <w:rPr>
+          <w:lang w:val="fr_FR" w:bidi="fr_FR"/>
+        </w:rPr>
+        <w:t>1Th 5.1–11</w:t>
+      </w:r>
       <w:r>
         <w:rPr>
           <w:lang w:val="fr_FR" w:bidi="fr_FR"/>
         </w:rPr>
         <w:t xml:space="preserve">). À présent, un faux enseignement selon lequel ce jour aurait déjà eu lieu (cf. </w:t>
       </w:r>
-      <w:hyperlink r:id="rId60">
-        <w:r>
-          <w:rPr>
-            <w:lang w:val="fr_FR" w:bidi="fr_FR"/>
-          </w:rPr>
-          <w:rPr>
-            <w:color w:val="0000EE"/>
-            <w:u w:val="single"/>
-          </w:rPr>
-          <w:t>2 Tm 2.18</w:t>
-        </w:r>
-      </w:hyperlink>
+      <w:r>
+        <w:rPr>
+          <w:lang w:val="fr_FR" w:bidi="fr_FR"/>
+        </w:rPr>
+        <w:t>2 Tm 2.18</w:t>
+      </w:r>
       <w:r>
         <w:rPr>
           <w:lang w:val="fr_FR" w:bidi="fr_FR"/>
@@ -2012,18 +1664,12 @@
         </w:rPr>
         <w:t xml:space="preserve"> : L’enseignement viendrait d’une fausse prophétie (cf. </w:t>
       </w:r>
-      <w:hyperlink r:id="rId61">
-        <w:r>
-          <w:rPr>
-            <w:lang w:val="fr_FR" w:bidi="fr_FR"/>
-          </w:rPr>
-          <w:rPr>
-            <w:color w:val="0000EE"/>
-            <w:u w:val="single"/>
-          </w:rPr>
-          <w:t>1Jn 4.1–2</w:t>
-        </w:r>
-      </w:hyperlink>
+      <w:r>
+        <w:rPr>
+          <w:lang w:val="fr_FR" w:bidi="fr_FR"/>
+        </w:rPr>
+        <w:t>1Jn 4.1–2</w:t>
+      </w:r>
       <w:r>
         <w:rPr>
           <w:lang w:val="fr_FR" w:bidi="fr_FR"/>
@@ -2078,54 +1724,36 @@
         </w:rPr>
         <w:t>Deux événements précéderont le jour du Seigneur (</w:t>
       </w:r>
-      <w:hyperlink r:id="rId41">
-        <w:r>
-          <w:rPr>
-            <w:lang w:val="fr_FR" w:bidi="fr_FR"/>
-          </w:rPr>
-          <w:rPr>
-            <w:color w:val="0000EE"/>
-            <w:u w:val="single"/>
-          </w:rPr>
-          <w:t>2.2</w:t>
-        </w:r>
-      </w:hyperlink>
+      <w:r>
+        <w:rPr>
+          <w:lang w:val="fr_FR" w:bidi="fr_FR"/>
+        </w:rPr>
+        <w:t>2.2</w:t>
+      </w:r>
       <w:r>
         <w:rPr>
           <w:lang w:val="fr_FR" w:bidi="fr_FR"/>
         </w:rPr>
         <w:t>). • Les théologies juive et chrétienne ont toutes deux fait la prédiction d’une grande rébellion contre Dieu avant la fin (</w:t>
       </w:r>
-      <w:hyperlink r:id="rId62">
-        <w:r>
-          <w:rPr>
-            <w:lang w:val="fr_FR" w:bidi="fr_FR"/>
-          </w:rPr>
-          <w:rPr>
-            <w:color w:val="0000EE"/>
-            <w:u w:val="single"/>
-          </w:rPr>
-          <w:t xml:space="preserve">Mt 24.11–14 </w:t>
-        </w:r>
-      </w:hyperlink>
+      <w:r>
+        <w:rPr>
+          <w:lang w:val="fr_FR" w:bidi="fr_FR"/>
+        </w:rPr>
+        <w:t xml:space="preserve">Mt 24.11–14 </w:t>
+      </w:r>
       <w:r>
         <w:rPr>
           <w:lang w:val="fr_FR" w:bidi="fr_FR"/>
         </w:rPr>
         <w:t xml:space="preserve">; </w:t>
       </w:r>
-      <w:hyperlink r:id="rId63">
-        <w:r>
-          <w:rPr>
-            <w:lang w:val="fr_FR" w:bidi="fr_FR"/>
-          </w:rPr>
-          <w:rPr>
-            <w:color w:val="0000EE"/>
-            <w:u w:val="single"/>
-          </w:rPr>
-          <w:t>1Tm 4.1</w:t>
-        </w:r>
-      </w:hyperlink>
+      <w:r>
+        <w:rPr>
+          <w:lang w:val="fr_FR" w:bidi="fr_FR"/>
+        </w:rPr>
+        <w:t>1Tm 4.1</w:t>
+      </w:r>
       <w:r>
         <w:rPr>
           <w:lang w:val="fr_FR" w:bidi="fr_FR"/>
@@ -2145,18 +1773,12 @@
         </w:rPr>
         <w:t>) : L’accent est mis sur la propre perdition de l’homme sans loi (</w:t>
       </w:r>
-      <w:hyperlink r:id="rId57">
-        <w:r>
-          <w:rPr>
-            <w:lang w:val="fr_FR" w:bidi="fr_FR"/>
-          </w:rPr>
-          <w:rPr>
-            <w:color w:val="0000EE"/>
-            <w:u w:val="single"/>
-          </w:rPr>
-          <w:t>2Th 2.8</w:t>
-        </w:r>
-      </w:hyperlink>
+      <w:r>
+        <w:rPr>
+          <w:lang w:val="fr_FR" w:bidi="fr_FR"/>
+        </w:rPr>
+        <w:t>2Th 2.8</w:t>
+      </w:r>
       <w:r>
         <w:rPr>
           <w:lang w:val="fr_FR" w:bidi="fr_FR"/>
@@ -2211,90 +1833,60 @@
         </w:rPr>
         <w:t xml:space="preserve">qui s’élève : Comme d’autres villes romaines, Thessalonique a fait construire des temples pour le culte de l’empereur. Ce culte a inspiré celui décrit ici. • jusqu’à s’asseoir dans le temple de Dieu : La profanation du Temple à Jérusalem par Antiochos Épiphane en 167 av. J.-C. (voir </w:t>
       </w:r>
-      <w:hyperlink r:id="rId64">
-        <w:r>
-          <w:rPr>
-            <w:lang w:val="fr_FR" w:bidi="fr_FR"/>
-          </w:rPr>
-          <w:rPr>
-            <w:color w:val="0000EE"/>
-            <w:u w:val="single"/>
-          </w:rPr>
-          <w:t xml:space="preserve">Dn 9.27 </w:t>
-        </w:r>
-      </w:hyperlink>
+      <w:r>
+        <w:rPr>
+          <w:lang w:val="fr_FR" w:bidi="fr_FR"/>
+        </w:rPr>
+        <w:t xml:space="preserve">Dn 9.27 </w:t>
+      </w:r>
       <w:r>
         <w:rPr>
           <w:lang w:val="fr_FR" w:bidi="fr_FR"/>
         </w:rPr>
         <w:t xml:space="preserve">; </w:t>
       </w:r>
-      <w:hyperlink r:id="rId65">
-        <w:r>
-          <w:rPr>
-            <w:lang w:val="fr_FR" w:bidi="fr_FR"/>
-          </w:rPr>
-          <w:rPr>
-            <w:color w:val="0000EE"/>
-            <w:u w:val="single"/>
-          </w:rPr>
-          <w:t xml:space="preserve">11.31 </w:t>
-        </w:r>
-      </w:hyperlink>
+      <w:r>
+        <w:rPr>
+          <w:lang w:val="fr_FR" w:bidi="fr_FR"/>
+        </w:rPr>
+        <w:t xml:space="preserve">11.31 </w:t>
+      </w:r>
       <w:r>
         <w:rPr>
           <w:lang w:val="fr_FR" w:bidi="fr_FR"/>
         </w:rPr>
         <w:t xml:space="preserve">; </w:t>
       </w:r>
-      <w:hyperlink r:id="rId66">
-        <w:r>
-          <w:rPr>
-            <w:lang w:val="fr_FR" w:bidi="fr_FR"/>
-          </w:rPr>
-          <w:rPr>
-            <w:color w:val="0000EE"/>
-            <w:u w:val="single"/>
-          </w:rPr>
-          <w:t>12.11</w:t>
-        </w:r>
-      </w:hyperlink>
+      <w:r>
+        <w:rPr>
+          <w:lang w:val="fr_FR" w:bidi="fr_FR"/>
+        </w:rPr>
+        <w:t>12.11</w:t>
+      </w:r>
       <w:r>
         <w:rPr>
           <w:lang w:val="fr_FR" w:bidi="fr_FR"/>
         </w:rPr>
         <w:t>) a peut-être préfiguré l’événement prédit ici (</w:t>
       </w:r>
-      <w:hyperlink r:id="rId67">
-        <w:r>
-          <w:rPr>
-            <w:lang w:val="fr_FR" w:bidi="fr_FR"/>
-          </w:rPr>
-          <w:rPr>
-            <w:color w:val="0000EE"/>
-            <w:u w:val="single"/>
-          </w:rPr>
-          <w:t xml:space="preserve">Mt 24.15 </w:t>
-        </w:r>
-      </w:hyperlink>
+      <w:r>
+        <w:rPr>
+          <w:lang w:val="fr_FR" w:bidi="fr_FR"/>
+        </w:rPr>
+        <w:t xml:space="preserve">Mt 24.15 </w:t>
+      </w:r>
       <w:r>
         <w:rPr>
           <w:lang w:val="fr_FR" w:bidi="fr_FR"/>
         </w:rPr>
         <w:t xml:space="preserve">; </w:t>
       </w:r>
-      <w:hyperlink r:id="rId68">
-        <w:r>
-          <w:rPr>
-            <w:lang w:val="fr_FR" w:bidi="fr_FR"/>
-          </w:rPr>
-          <w:rPr>
-            <w:color w:val="0000EE"/>
-            <w:u w:val="single"/>
-          </w:rPr>
-          <w:t>Mc 13.14</w:t>
-        </w:r>
-      </w:hyperlink>
+      <w:r>
+        <w:rPr>
+          <w:lang w:val="fr_FR" w:bidi="fr_FR"/>
+        </w:rPr>
+        <w:t>Mc 13.14</w:t>
+      </w:r>
       <w:r>
         <w:rPr>
           <w:lang w:val="fr_FR" w:bidi="fr_FR"/>
@@ -2340,18 +1932,12 @@
         </w:rPr>
         <w:t>) érigé en l’honneur de l’homme du péché et non nécessairement un temple reconstruit à Jérusalem. • se proclamant lui-même Dieu (</w:t>
       </w:r>
-      <w:hyperlink r:id="rId69">
-        <w:r>
-          <w:rPr>
-            <w:lang w:val="fr_FR" w:bidi="fr_FR"/>
-          </w:rPr>
-          <w:rPr>
-            <w:color w:val="0000EE"/>
-            <w:u w:val="single"/>
-          </w:rPr>
-          <w:t>Ez 28.2–10</w:t>
-        </w:r>
-      </w:hyperlink>
+      <w:r>
+        <w:rPr>
+          <w:lang w:val="fr_FR" w:bidi="fr_FR"/>
+        </w:rPr>
+        <w:t>Ez 28.2–10</w:t>
+      </w:r>
       <w:r>
         <w:rPr>
           <w:lang w:val="fr_FR" w:bidi="fr_FR"/>
@@ -2406,54 +1992,36 @@
         </w:rPr>
         <w:t>ce qui le retient : Différentes choses peuvent ici être identifiées, comme Dieu, le Saint-Esprit, l'église, l'Évangile, Paul, l'empereur, l'Empire romain ou les autorités. Autrement dit, le terme peut renvoyer à quelque chose ou quelqu'un qui précède l'homme du péché, un impie de cette époque (</w:t>
       </w:r>
-      <w:hyperlink r:id="rId70">
-        <w:r>
-          <w:rPr>
-            <w:lang w:val="fr_FR" w:bidi="fr_FR"/>
-          </w:rPr>
-          <w:rPr>
-            <w:color w:val="0000EE"/>
-            <w:u w:val="single"/>
-          </w:rPr>
-          <w:t>2.7–8</w:t>
-        </w:r>
-      </w:hyperlink>
+      <w:r>
+        <w:rPr>
+          <w:lang w:val="fr_FR" w:bidi="fr_FR"/>
+        </w:rPr>
+        <w:t>2.7–8</w:t>
+      </w:r>
       <w:r>
         <w:rPr>
           <w:lang w:val="fr_FR" w:bidi="fr_FR"/>
         </w:rPr>
         <w:t>). Dans la littérature grecque, cette expression pouvait décrire une possession démoniaque. Ce personnage préparerait le chemin pour l'impie pour lorsque son temps viendrait (</w:t>
       </w:r>
-      <w:hyperlink r:id="rId56">
-        <w:r>
-          <w:rPr>
-            <w:lang w:val="fr_FR" w:bidi="fr_FR"/>
-          </w:rPr>
-          <w:rPr>
-            <w:color w:val="0000EE"/>
-            <w:u w:val="single"/>
-          </w:rPr>
-          <w:t>2.3</w:t>
-        </w:r>
-      </w:hyperlink>
+      <w:r>
+        <w:rPr>
+          <w:lang w:val="fr_FR" w:bidi="fr_FR"/>
+        </w:rPr>
+        <w:t>2.3</w:t>
+      </w:r>
       <w:r>
         <w:rPr>
           <w:lang w:val="fr_FR" w:bidi="fr_FR"/>
         </w:rPr>
         <w:t xml:space="preserve">, </w:t>
       </w:r>
-      <w:hyperlink r:id="rId57">
-        <w:r>
-          <w:rPr>
-            <w:lang w:val="fr_FR" w:bidi="fr_FR"/>
-          </w:rPr>
-          <w:rPr>
-            <w:color w:val="0000EE"/>
-            <w:u w:val="single"/>
-          </w:rPr>
-          <w:t>8</w:t>
-        </w:r>
-      </w:hyperlink>
+      <w:r>
+        <w:rPr>
+          <w:lang w:val="fr_FR" w:bidi="fr_FR"/>
+        </w:rPr>
+        <w:t>8</w:t>
+      </w:r>
       <w:r>
         <w:rPr>
           <w:lang w:val="fr_FR" w:bidi="fr_FR"/>
@@ -2508,18 +2076,12 @@
         </w:rPr>
         <w:t>La puissance de l’homme du péché à venir (</w:t>
       </w:r>
-      <w:hyperlink r:id="rId71">
-        <w:r>
-          <w:rPr>
-            <w:lang w:val="fr_FR" w:bidi="fr_FR"/>
-          </w:rPr>
-          <w:rPr>
-            <w:color w:val="0000EE"/>
-            <w:u w:val="single"/>
-          </w:rPr>
-          <w:t>2.3–6</w:t>
-        </w:r>
-      </w:hyperlink>
+      <w:r>
+        <w:rPr>
+          <w:lang w:val="fr_FR" w:bidi="fr_FR"/>
+        </w:rPr>
+        <w:t>2.3–6</w:t>
+      </w:r>
       <w:r>
         <w:rPr>
           <w:lang w:val="fr_FR" w:bidi="fr_FR"/>
@@ -2539,18 +2101,12 @@
         </w:rPr>
         <w:t xml:space="preserve"> comme les antéchrists du verset </w:t>
       </w:r>
-      <w:hyperlink r:id="rId72">
-        <w:r>
-          <w:rPr>
-            <w:lang w:val="fr_FR" w:bidi="fr_FR"/>
-          </w:rPr>
-          <w:rPr>
-            <w:color w:val="0000EE"/>
-            <w:u w:val="single"/>
-          </w:rPr>
-          <w:t>1Jn 2.18</w:t>
-        </w:r>
-      </w:hyperlink>
+      <w:r>
+        <w:rPr>
+          <w:lang w:val="fr_FR" w:bidi="fr_FR"/>
+        </w:rPr>
+        <w:t>1Jn 2.18</w:t>
+      </w:r>
       <w:r>
         <w:rPr>
           <w:lang w:val="fr_FR" w:bidi="fr_FR"/>
@@ -2570,90 +2126,60 @@
         </w:rPr>
         <w:t xml:space="preserve">) : Un terme couramment utilisé pour les rituels dans les religions mystiques (voir </w:t>
       </w:r>
-      <w:hyperlink r:id="rId73">
-        <w:r>
-          <w:rPr>
-            <w:lang w:val="fr_FR" w:bidi="fr_FR"/>
-          </w:rPr>
-          <w:rPr>
-            <w:color w:val="0000EE"/>
-            <w:u w:val="single"/>
-          </w:rPr>
-          <w:t>2Th 2.6</w:t>
-        </w:r>
-      </w:hyperlink>
+      <w:r>
+        <w:rPr>
+          <w:lang w:val="fr_FR" w:bidi="fr_FR"/>
+        </w:rPr>
+        <w:t>2Th 2.6</w:t>
+      </w:r>
       <w:r>
         <w:rPr>
           <w:lang w:val="fr_FR" w:bidi="fr_FR"/>
         </w:rPr>
         <w:t>). • agit déjà : Comme une intervention surnaturelle, qu’elle soit divine (</w:t>
       </w:r>
-      <w:hyperlink r:id="rId74">
-        <w:r>
-          <w:rPr>
-            <w:lang w:val="fr_FR" w:bidi="fr_FR"/>
-          </w:rPr>
-          <w:rPr>
-            <w:color w:val="0000EE"/>
-            <w:u w:val="single"/>
-          </w:rPr>
-          <w:t>1Th 2.13</w:t>
-        </w:r>
-      </w:hyperlink>
+      <w:r>
+        <w:rPr>
+          <w:lang w:val="fr_FR" w:bidi="fr_FR"/>
+        </w:rPr>
+        <w:t>1Th 2.13</w:t>
+      </w:r>
       <w:r>
         <w:rPr>
           <w:lang w:val="fr_FR" w:bidi="fr_FR"/>
         </w:rPr>
         <w:t>) ou, ici, maléfique (</w:t>
       </w:r>
-      <w:hyperlink r:id="rId75">
-        <w:r>
-          <w:rPr>
-            <w:lang w:val="fr_FR" w:bidi="fr_FR"/>
-          </w:rPr>
-          <w:rPr>
-            <w:color w:val="0000EE"/>
-            <w:u w:val="single"/>
-          </w:rPr>
-          <w:t xml:space="preserve">2Th 2.9 </w:t>
-        </w:r>
-      </w:hyperlink>
+      <w:r>
+        <w:rPr>
+          <w:lang w:val="fr_FR" w:bidi="fr_FR"/>
+        </w:rPr>
+        <w:t xml:space="preserve">2Th 2.9 </w:t>
+      </w:r>
       <w:r>
         <w:rPr>
           <w:lang w:val="fr_FR" w:bidi="fr_FR"/>
         </w:rPr>
         <w:t xml:space="preserve">; </w:t>
       </w:r>
-      <w:hyperlink r:id="rId76">
-        <w:r>
-          <w:rPr>
-            <w:lang w:val="fr_FR" w:bidi="fr_FR"/>
-          </w:rPr>
-          <w:rPr>
-            <w:color w:val="0000EE"/>
-            <w:u w:val="single"/>
-          </w:rPr>
-          <w:t>Ep 2.2</w:t>
-        </w:r>
-      </w:hyperlink>
+      <w:r>
+        <w:rPr>
+          <w:lang w:val="fr_FR" w:bidi="fr_FR"/>
+        </w:rPr>
+        <w:t>Ep 2.2</w:t>
+      </w:r>
       <w:r>
         <w:rPr>
           <w:lang w:val="fr_FR" w:bidi="fr_FR"/>
         </w:rPr>
         <w:t>). • celui qui le retient : Cette proposition peut renvoyer à celui qui s’oppose à l’homme du péché, à celui qui est possédé, ou à Satan, celui qui possède (</w:t>
       </w:r>
-      <w:hyperlink r:id="rId75">
-        <w:r>
-          <w:rPr>
-            <w:lang w:val="fr_FR" w:bidi="fr_FR"/>
-          </w:rPr>
-          <w:rPr>
-            <w:color w:val="0000EE"/>
-            <w:u w:val="single"/>
-          </w:rPr>
-          <w:t xml:space="preserve">2Th 2.9 </w:t>
-        </w:r>
-      </w:hyperlink>
+      <w:r>
+        <w:rPr>
+          <w:lang w:val="fr_FR" w:bidi="fr_FR"/>
+        </w:rPr>
+        <w:t xml:space="preserve">2Th 2.9 </w:t>
+      </w:r>
       <w:r>
         <w:rPr>
           <w:lang w:val="fr_FR" w:bidi="fr_FR"/>
@@ -2720,270 +2246,180 @@
         </w:rPr>
         <w:t xml:space="preserve">Paul annonce la ruine de l’homme du péché (cf. </w:t>
       </w:r>
-      <w:hyperlink r:id="rId56">
-        <w:r>
-          <w:rPr>
-            <w:lang w:val="fr_FR" w:bidi="fr_FR"/>
-          </w:rPr>
-          <w:rPr>
-            <w:color w:val="0000EE"/>
-            <w:u w:val="single"/>
-          </w:rPr>
-          <w:t>2.3</w:t>
-        </w:r>
-      </w:hyperlink>
+      <w:r>
+        <w:rPr>
+          <w:lang w:val="fr_FR" w:bidi="fr_FR"/>
+        </w:rPr>
+        <w:t>2.3</w:t>
+      </w:r>
       <w:r>
         <w:rPr>
           <w:lang w:val="fr_FR" w:bidi="fr_FR"/>
         </w:rPr>
         <w:t>). Bien qu’il prétende être divin, qu’il place son culte au-dessus de tout autre (</w:t>
       </w:r>
-      <w:hyperlink r:id="rId77">
-        <w:r>
-          <w:rPr>
-            <w:lang w:val="fr_FR" w:bidi="fr_FR"/>
-          </w:rPr>
-          <w:rPr>
-            <w:color w:val="0000EE"/>
-            <w:u w:val="single"/>
-          </w:rPr>
-          <w:t>2.4</w:t>
-        </w:r>
-      </w:hyperlink>
+      <w:r>
+        <w:rPr>
+          <w:lang w:val="fr_FR" w:bidi="fr_FR"/>
+        </w:rPr>
+        <w:t>2.4</w:t>
+      </w:r>
       <w:r>
         <w:rPr>
           <w:lang w:val="fr_FR" w:bidi="fr_FR"/>
         </w:rPr>
         <w:t>), et qu’il reçoive son pouvoir de Satan (</w:t>
       </w:r>
-      <w:hyperlink r:id="rId75">
-        <w:r>
-          <w:rPr>
-            <w:lang w:val="fr_FR" w:bidi="fr_FR"/>
-          </w:rPr>
-          <w:rPr>
-            <w:color w:val="0000EE"/>
-            <w:u w:val="single"/>
-          </w:rPr>
-          <w:t>2.9</w:t>
-        </w:r>
-      </w:hyperlink>
+      <w:r>
+        <w:rPr>
+          <w:lang w:val="fr_FR" w:bidi="fr_FR"/>
+        </w:rPr>
+        <w:t>2.9</w:t>
+      </w:r>
       <w:r>
         <w:rPr>
           <w:lang w:val="fr_FR" w:bidi="fr_FR"/>
         </w:rPr>
         <w:t>), le Seigneur Jésus le détruira violemment et complètement (</w:t>
       </w:r>
-      <w:hyperlink r:id="rId78">
-        <w:r>
-          <w:rPr>
-            <w:lang w:val="fr_FR" w:bidi="fr_FR"/>
-          </w:rPr>
-          <w:rPr>
-            <w:color w:val="0000EE"/>
-            <w:u w:val="single"/>
-          </w:rPr>
-          <w:t>Es 11.4</w:t>
-        </w:r>
-      </w:hyperlink>
+      <w:r>
+        <w:rPr>
+          <w:lang w:val="fr_FR" w:bidi="fr_FR"/>
+        </w:rPr>
+        <w:t>Es 11.4</w:t>
+      </w:r>
       <w:r>
         <w:rPr>
           <w:lang w:val="fr_FR" w:bidi="fr_FR"/>
         </w:rPr>
         <w:t>). • l’éclat : Ce terme renvoie à l’épiphanie du Christ (</w:t>
       </w:r>
-      <w:hyperlink r:id="rId79">
-        <w:r>
-          <w:rPr>
-            <w:lang w:val="fr_FR" w:bidi="fr_FR"/>
-          </w:rPr>
-          <w:rPr>
-            <w:color w:val="0000EE"/>
-            <w:u w:val="single"/>
-          </w:rPr>
-          <w:t>1Tm 6.14</w:t>
-        </w:r>
-      </w:hyperlink>
+      <w:r>
+        <w:rPr>
+          <w:lang w:val="fr_FR" w:bidi="fr_FR"/>
+        </w:rPr>
+        <w:t>1Tm 6.14</w:t>
+      </w:r>
       <w:r>
         <w:rPr>
           <w:lang w:val="fr_FR" w:bidi="fr_FR"/>
         </w:rPr>
         <w:t xml:space="preserve"> ; </w:t>
       </w:r>
-      <w:hyperlink r:id="rId80">
-        <w:r>
-          <w:rPr>
-            <w:lang w:val="fr_FR" w:bidi="fr_FR"/>
-          </w:rPr>
-          <w:rPr>
-            <w:color w:val="0000EE"/>
-            <w:u w:val="single"/>
-          </w:rPr>
-          <w:t>2Tm 1.10</w:t>
-        </w:r>
-      </w:hyperlink>
+      <w:r>
+        <w:rPr>
+          <w:lang w:val="fr_FR" w:bidi="fr_FR"/>
+        </w:rPr>
+        <w:t>2Tm 1.10</w:t>
+      </w:r>
       <w:r>
         <w:rPr>
           <w:lang w:val="fr_FR" w:bidi="fr_FR"/>
         </w:rPr>
         <w:t xml:space="preserve"> ; </w:t>
       </w:r>
-      <w:hyperlink r:id="rId81">
-        <w:r>
-          <w:rPr>
-            <w:lang w:val="fr_FR" w:bidi="fr_FR"/>
-          </w:rPr>
-          <w:rPr>
-            <w:color w:val="0000EE"/>
-            <w:u w:val="single"/>
-          </w:rPr>
-          <w:t>4.1</w:t>
-        </w:r>
-      </w:hyperlink>
+      <w:r>
+        <w:rPr>
+          <w:lang w:val="fr_FR" w:bidi="fr_FR"/>
+        </w:rPr>
+        <w:t>4.1</w:t>
+      </w:r>
       <w:r>
         <w:rPr>
           <w:lang w:val="fr_FR" w:bidi="fr_FR"/>
         </w:rPr>
         <w:t xml:space="preserve">, </w:t>
       </w:r>
-      <w:hyperlink r:id="rId82">
-        <w:r>
-          <w:rPr>
-            <w:lang w:val="fr_FR" w:bidi="fr_FR"/>
-          </w:rPr>
-          <w:rPr>
-            <w:color w:val="0000EE"/>
-            <w:u w:val="single"/>
-          </w:rPr>
-          <w:t>8</w:t>
-        </w:r>
-      </w:hyperlink>
+      <w:r>
+        <w:rPr>
+          <w:lang w:val="fr_FR" w:bidi="fr_FR"/>
+        </w:rPr>
+        <w:t>8</w:t>
+      </w:r>
       <w:r>
         <w:rPr>
           <w:lang w:val="fr_FR" w:bidi="fr_FR"/>
         </w:rPr>
         <w:t xml:space="preserve"> ; </w:t>
       </w:r>
-      <w:hyperlink r:id="rId83">
-        <w:r>
-          <w:rPr>
-            <w:lang w:val="fr_FR" w:bidi="fr_FR"/>
-          </w:rPr>
-          <w:rPr>
-            <w:color w:val="0000EE"/>
-            <w:u w:val="single"/>
-          </w:rPr>
-          <w:t>Tt 2.13</w:t>
-        </w:r>
-      </w:hyperlink>
+      <w:r>
+        <w:rPr>
+          <w:lang w:val="fr_FR" w:bidi="fr_FR"/>
+        </w:rPr>
+        <w:t>Tt 2.13</w:t>
+      </w:r>
       <w:r>
         <w:rPr>
           <w:lang w:val="fr_FR" w:bidi="fr_FR"/>
         </w:rPr>
         <w:t>), un autre terme pour l’avènement (</w:t>
       </w:r>
-      <w:hyperlink r:id="rId28">
-        <w:r>
-          <w:rPr>
-            <w:lang w:val="fr_FR" w:bidi="fr_FR"/>
-          </w:rPr>
-          <w:rPr>
-            <w:color w:val="0000EE"/>
-            <w:u w:val="single"/>
-          </w:rPr>
-          <w:t>2Th 2.1</w:t>
-        </w:r>
-      </w:hyperlink>
+      <w:r>
+        <w:rPr>
+          <w:lang w:val="fr_FR" w:bidi="fr_FR"/>
+        </w:rPr>
+        <w:t>2Th 2.1</w:t>
+      </w:r>
       <w:r>
         <w:rPr>
           <w:lang w:val="fr_FR" w:bidi="fr_FR"/>
         </w:rPr>
         <w:t xml:space="preserve"> ; </w:t>
       </w:r>
-      <w:hyperlink r:id="rId29">
-        <w:r>
-          <w:rPr>
-            <w:lang w:val="fr_FR" w:bidi="fr_FR"/>
-          </w:rPr>
-          <w:rPr>
-            <w:color w:val="0000EE"/>
-            <w:u w:val="single"/>
-          </w:rPr>
-          <w:t>1Th 2.19</w:t>
-        </w:r>
-      </w:hyperlink>
+      <w:r>
+        <w:rPr>
+          <w:lang w:val="fr_FR" w:bidi="fr_FR"/>
+        </w:rPr>
+        <w:t>1Th 2.19</w:t>
+      </w:r>
       <w:r>
         <w:rPr>
           <w:lang w:val="fr_FR" w:bidi="fr_FR"/>
         </w:rPr>
         <w:t xml:space="preserve"> ; </w:t>
       </w:r>
-      <w:hyperlink r:id="rId30">
-        <w:r>
-          <w:rPr>
-            <w:lang w:val="fr_FR" w:bidi="fr_FR"/>
-          </w:rPr>
-          <w:rPr>
-            <w:color w:val="0000EE"/>
-            <w:u w:val="single"/>
-          </w:rPr>
-          <w:t>3.13</w:t>
-        </w:r>
-      </w:hyperlink>
+      <w:r>
+        <w:rPr>
+          <w:lang w:val="fr_FR" w:bidi="fr_FR"/>
+        </w:rPr>
+        <w:t>3.13</w:t>
+      </w:r>
       <w:r>
         <w:rPr>
           <w:lang w:val="fr_FR" w:bidi="fr_FR"/>
         </w:rPr>
         <w:t xml:space="preserve"> ; </w:t>
       </w:r>
-      <w:hyperlink r:id="rId31">
-        <w:r>
-          <w:rPr>
-            <w:lang w:val="fr_FR" w:bidi="fr_FR"/>
-          </w:rPr>
-          <w:rPr>
-            <w:color w:val="0000EE"/>
-            <w:u w:val="single"/>
-          </w:rPr>
-          <w:t>4.15</w:t>
-        </w:r>
-      </w:hyperlink>
+      <w:r>
+        <w:rPr>
+          <w:lang w:val="fr_FR" w:bidi="fr_FR"/>
+        </w:rPr>
+        <w:t>4.15</w:t>
+      </w:r>
       <w:r>
         <w:rPr>
           <w:lang w:val="fr_FR" w:bidi="fr_FR"/>
         </w:rPr>
         <w:t xml:space="preserve"> ; </w:t>
       </w:r>
-      <w:hyperlink r:id="rId32">
-        <w:r>
-          <w:rPr>
-            <w:lang w:val="fr_FR" w:bidi="fr_FR"/>
-          </w:rPr>
-          <w:rPr>
-            <w:color w:val="0000EE"/>
-            <w:u w:val="single"/>
-          </w:rPr>
-          <w:t>5.23</w:t>
-        </w:r>
-      </w:hyperlink>
+      <w:r>
+        <w:rPr>
+          <w:lang w:val="fr_FR" w:bidi="fr_FR"/>
+        </w:rPr>
+        <w:t>5.23</w:t>
+      </w:r>
       <w:r>
         <w:rPr>
           <w:lang w:val="fr_FR" w:bidi="fr_FR"/>
         </w:rPr>
         <w:t>) ou l’apparition (</w:t>
       </w:r>
-      <w:hyperlink r:id="rId84">
-        <w:r>
-          <w:rPr>
-            <w:lang w:val="fr_FR" w:bidi="fr_FR"/>
-          </w:rPr>
-          <w:rPr>
-            <w:color w:val="0000EE"/>
-            <w:u w:val="single"/>
-          </w:rPr>
-          <w:t>2Th 1.7</w:t>
-        </w:r>
-      </w:hyperlink>
+      <w:r>
+        <w:rPr>
+          <w:lang w:val="fr_FR" w:bidi="fr_FR"/>
+        </w:rPr>
+        <w:t>2Th 1.7</w:t>
+      </w:r>
       <w:r>
         <w:rPr>
           <w:lang w:val="fr_FR" w:bidi="fr_FR"/>
@@ -3064,108 +2500,72 @@
         </w:rPr>
         <w:t xml:space="preserve"> </w:t>
       </w:r>
-      <w:hyperlink r:id="rId28">
-        <w:r>
-          <w:rPr>
-            <w:lang w:val="fr_FR" w:bidi="fr_FR"/>
-          </w:rPr>
-          <w:rPr>
-            <w:color w:val="0000EE"/>
-            <w:u w:val="single"/>
-          </w:rPr>
-          <w:t>2.1</w:t>
-        </w:r>
-      </w:hyperlink>
+      <w:r>
+        <w:rPr>
+          <w:lang w:val="fr_FR" w:bidi="fr_FR"/>
+        </w:rPr>
+        <w:t>2.1</w:t>
+      </w:r>
       <w:r>
         <w:rPr>
           <w:lang w:val="fr_FR" w:bidi="fr_FR"/>
         </w:rPr>
         <w:t xml:space="preserve">, </w:t>
       </w:r>
-      <w:hyperlink r:id="rId57">
-        <w:r>
-          <w:rPr>
-            <w:lang w:val="fr_FR" w:bidi="fr_FR"/>
-          </w:rPr>
-          <w:rPr>
-            <w:color w:val="0000EE"/>
-            <w:u w:val="single"/>
-          </w:rPr>
-          <w:t>8</w:t>
-        </w:r>
-      </w:hyperlink>
+      <w:r>
+        <w:rPr>
+          <w:lang w:val="fr_FR" w:bidi="fr_FR"/>
+        </w:rPr>
+        <w:t>8</w:t>
+      </w:r>
       <w:r>
         <w:rPr>
           <w:lang w:val="fr_FR" w:bidi="fr_FR"/>
         </w:rPr>
         <w:t xml:space="preserve"> ; </w:t>
       </w:r>
-      <w:hyperlink r:id="rId29">
-        <w:r>
-          <w:rPr>
-            <w:lang w:val="fr_FR" w:bidi="fr_FR"/>
-          </w:rPr>
-          <w:rPr>
-            <w:color w:val="0000EE"/>
-            <w:u w:val="single"/>
-          </w:rPr>
-          <w:t>1Th 2.19</w:t>
-        </w:r>
-      </w:hyperlink>
+      <w:r>
+        <w:rPr>
+          <w:lang w:val="fr_FR" w:bidi="fr_FR"/>
+        </w:rPr>
+        <w:t>1Th 2.19</w:t>
+      </w:r>
       <w:r>
         <w:rPr>
           <w:lang w:val="fr_FR" w:bidi="fr_FR"/>
         </w:rPr>
         <w:t xml:space="preserve"> ; </w:t>
       </w:r>
-      <w:hyperlink r:id="rId30">
-        <w:r>
-          <w:rPr>
-            <w:lang w:val="fr_FR" w:bidi="fr_FR"/>
-          </w:rPr>
-          <w:rPr>
-            <w:color w:val="0000EE"/>
-            <w:u w:val="single"/>
-          </w:rPr>
-          <w:t>3.13</w:t>
-        </w:r>
-      </w:hyperlink>
+      <w:r>
+        <w:rPr>
+          <w:lang w:val="fr_FR" w:bidi="fr_FR"/>
+        </w:rPr>
+        <w:t>3.13</w:t>
+      </w:r>
       <w:r>
         <w:rPr>
           <w:lang w:val="fr_FR" w:bidi="fr_FR"/>
         </w:rPr>
         <w:t xml:space="preserve"> ; </w:t>
       </w:r>
-      <w:hyperlink r:id="rId31">
-        <w:r>
-          <w:rPr>
-            <w:lang w:val="fr_FR" w:bidi="fr_FR"/>
-          </w:rPr>
-          <w:rPr>
-            <w:color w:val="0000EE"/>
-            <w:u w:val="single"/>
-          </w:rPr>
-          <w:t>4.15</w:t>
-        </w:r>
-      </w:hyperlink>
+      <w:r>
+        <w:rPr>
+          <w:lang w:val="fr_FR" w:bidi="fr_FR"/>
+        </w:rPr>
+        <w:t>4.15</w:t>
+      </w:r>
       <w:r>
         <w:rPr>
           <w:lang w:val="fr_FR" w:bidi="fr_FR"/>
         </w:rPr>
         <w:t xml:space="preserve"> ; </w:t>
       </w:r>
-      <w:hyperlink r:id="rId32">
-        <w:r>
-          <w:rPr>
-            <w:lang w:val="fr_FR" w:bidi="fr_FR"/>
-          </w:rPr>
-          <w:rPr>
-            <w:color w:val="0000EE"/>
-            <w:u w:val="single"/>
-          </w:rPr>
-          <w:t>5.23</w:t>
-        </w:r>
-      </w:hyperlink>
+      <w:r>
+        <w:rPr>
+          <w:lang w:val="fr_FR" w:bidi="fr_FR"/>
+        </w:rPr>
+        <w:t>5.23</w:t>
+      </w:r>
       <w:r>
         <w:rPr>
           <w:lang w:val="fr_FR" w:bidi="fr_FR"/>
@@ -3233,108 +2633,72 @@
         </w:rPr>
         <w:t>Comme on le voit ailleurs dans les Écritures (</w:t>
       </w:r>
-      <w:hyperlink r:id="rId85">
-        <w:r>
-          <w:rPr>
-            <w:lang w:val="fr_FR" w:bidi="fr_FR"/>
-          </w:rPr>
-          <w:rPr>
-            <w:color w:val="0000EE"/>
-            <w:u w:val="single"/>
-          </w:rPr>
-          <w:t xml:space="preserve">Ex 9.12 </w:t>
-        </w:r>
-      </w:hyperlink>
+      <w:r>
+        <w:rPr>
+          <w:lang w:val="fr_FR" w:bidi="fr_FR"/>
+        </w:rPr>
+        <w:t xml:space="preserve">Ex 9.12 </w:t>
+      </w:r>
       <w:r>
         <w:rPr>
           <w:lang w:val="fr_FR" w:bidi="fr_FR"/>
         </w:rPr>
         <w:t xml:space="preserve">; </w:t>
       </w:r>
-      <w:hyperlink r:id="rId86">
-        <w:r>
-          <w:rPr>
-            <w:lang w:val="fr_FR" w:bidi="fr_FR"/>
-          </w:rPr>
-          <w:rPr>
-            <w:color w:val="0000EE"/>
-            <w:u w:val="single"/>
-          </w:rPr>
-          <w:t>2Ch 18.22</w:t>
-        </w:r>
-      </w:hyperlink>
+      <w:r>
+        <w:rPr>
+          <w:lang w:val="fr_FR" w:bidi="fr_FR"/>
+        </w:rPr>
+        <w:t>2Ch 18.22</w:t>
+      </w:r>
       <w:r>
         <w:rPr>
           <w:lang w:val="fr_FR" w:bidi="fr_FR"/>
         </w:rPr>
         <w:t>), Dieu livre parfois les gens au pouvoir du péché ou de la tromperie qu’ils ont désiré à la place de la vérité (</w:t>
       </w:r>
-      <w:hyperlink r:id="rId87">
-        <w:r>
-          <w:rPr>
-            <w:lang w:val="fr_FR" w:bidi="fr_FR"/>
-          </w:rPr>
-          <w:rPr>
-            <w:color w:val="0000EE"/>
-            <w:u w:val="single"/>
-          </w:rPr>
-          <w:t>Rm 1.24</w:t>
-        </w:r>
-      </w:hyperlink>
+      <w:r>
+        <w:rPr>
+          <w:lang w:val="fr_FR" w:bidi="fr_FR"/>
+        </w:rPr>
+        <w:t>Rm 1.24</w:t>
+      </w:r>
       <w:r>
         <w:rPr>
           <w:lang w:val="fr_FR" w:bidi="fr_FR"/>
         </w:rPr>
         <w:t xml:space="preserve">, </w:t>
       </w:r>
-      <w:hyperlink r:id="rId88">
-        <w:r>
-          <w:rPr>
-            <w:lang w:val="fr_FR" w:bidi="fr_FR"/>
-          </w:rPr>
-          <w:rPr>
-            <w:color w:val="0000EE"/>
-            <w:u w:val="single"/>
-          </w:rPr>
-          <w:t>26</w:t>
-        </w:r>
-      </w:hyperlink>
+      <w:r>
+        <w:rPr>
+          <w:lang w:val="fr_FR" w:bidi="fr_FR"/>
+        </w:rPr>
+        <w:t>26</w:t>
+      </w:r>
       <w:r>
         <w:rPr>
           <w:lang w:val="fr_FR" w:bidi="fr_FR"/>
         </w:rPr>
         <w:t xml:space="preserve">, </w:t>
       </w:r>
-      <w:hyperlink r:id="rId89">
-        <w:r>
-          <w:rPr>
-            <w:lang w:val="fr_FR" w:bidi="fr_FR"/>
-          </w:rPr>
-          <w:rPr>
-            <w:color w:val="0000EE"/>
-            <w:u w:val="single"/>
-          </w:rPr>
-          <w:t xml:space="preserve">28 </w:t>
-        </w:r>
-      </w:hyperlink>
+      <w:r>
+        <w:rPr>
+          <w:lang w:val="fr_FR" w:bidi="fr_FR"/>
+        </w:rPr>
+        <w:t xml:space="preserve">28 </w:t>
+      </w:r>
       <w:r>
         <w:rPr>
           <w:lang w:val="fr_FR" w:bidi="fr_FR"/>
         </w:rPr>
         <w:t xml:space="preserve">; </w:t>
       </w:r>
-      <w:hyperlink r:id="rId90">
-        <w:r>
-          <w:rPr>
-            <w:lang w:val="fr_FR" w:bidi="fr_FR"/>
-          </w:rPr>
-          <w:rPr>
-            <w:color w:val="0000EE"/>
-            <w:u w:val="single"/>
-          </w:rPr>
-          <w:t>11.8</w:t>
-        </w:r>
-      </w:hyperlink>
+      <w:r>
+        <w:rPr>
+          <w:lang w:val="fr_FR" w:bidi="fr_FR"/>
+        </w:rPr>
+        <w:t>11.8</w:t>
+      </w:r>
       <w:r>
         <w:rPr>
           <w:lang w:val="fr_FR" w:bidi="fr_FR"/>
@@ -3389,54 +2753,36 @@
         </w:rPr>
         <w:t xml:space="preserve">Ils seront condamnés (voir </w:t>
       </w:r>
-      <w:hyperlink r:id="rId91">
-        <w:r>
-          <w:rPr>
-            <w:lang w:val="fr_FR" w:bidi="fr_FR"/>
-          </w:rPr>
-          <w:rPr>
-            <w:color w:val="0000EE"/>
-            <w:u w:val="single"/>
-          </w:rPr>
-          <w:t>1.6–9</w:t>
-        </w:r>
-      </w:hyperlink>
+      <w:r>
+        <w:rPr>
+          <w:lang w:val="fr_FR" w:bidi="fr_FR"/>
+        </w:rPr>
+        <w:t>1.6–9</w:t>
+      </w:r>
       <w:r>
         <w:rPr>
           <w:lang w:val="fr_FR" w:bidi="fr_FR"/>
         </w:rPr>
         <w:t>) par le jugement de Dieu pour ne pas avoir cru à la vérité (</w:t>
       </w:r>
-      <w:hyperlink r:id="rId92">
-        <w:r>
-          <w:rPr>
-            <w:lang w:val="fr_FR" w:bidi="fr_FR"/>
-          </w:rPr>
-          <w:rPr>
-            <w:color w:val="0000EE"/>
-            <w:u w:val="single"/>
-          </w:rPr>
-          <w:t>2.10</w:t>
-        </w:r>
-      </w:hyperlink>
+      <w:r>
+        <w:rPr>
+          <w:lang w:val="fr_FR" w:bidi="fr_FR"/>
+        </w:rPr>
+        <w:t>2.10</w:t>
+      </w:r>
       <w:r>
         <w:rPr>
           <w:lang w:val="fr_FR" w:bidi="fr_FR"/>
         </w:rPr>
         <w:t>), mais au mensonge de l’homme du péché (</w:t>
       </w:r>
-      <w:hyperlink r:id="rId93">
-        <w:r>
-          <w:rPr>
-            <w:lang w:val="fr_FR" w:bidi="fr_FR"/>
-          </w:rPr>
-          <w:rPr>
-            <w:color w:val="0000EE"/>
-            <w:u w:val="single"/>
-          </w:rPr>
-          <w:t>2.9–10</w:t>
-        </w:r>
-      </w:hyperlink>
+      <w:r>
+        <w:rPr>
+          <w:lang w:val="fr_FR" w:bidi="fr_FR"/>
+        </w:rPr>
+        <w:t>2.9–10</w:t>
+      </w:r>
       <w:r>
         <w:rPr>
           <w:lang w:val="fr_FR" w:bidi="fr_FR"/>
@@ -3491,144 +2837,96 @@
         </w:rPr>
         <w:t>il vous a appelés par notre Évangile : Dieu appelle ses élus à lui-même (</w:t>
       </w:r>
-      <w:hyperlink r:id="rId94">
-        <w:r>
-          <w:rPr>
-            <w:lang w:val="fr_FR" w:bidi="fr_FR"/>
-          </w:rPr>
-          <w:rPr>
-            <w:color w:val="0000EE"/>
-            <w:u w:val="single"/>
-          </w:rPr>
-          <w:t>1.11</w:t>
-        </w:r>
-      </w:hyperlink>
+      <w:r>
+        <w:rPr>
+          <w:lang w:val="fr_FR" w:bidi="fr_FR"/>
+        </w:rPr>
+        <w:t>1.11</w:t>
+      </w:r>
       <w:r>
         <w:rPr>
           <w:lang w:val="fr_FR" w:bidi="fr_FR"/>
         </w:rPr>
         <w:t xml:space="preserve"> ; </w:t>
       </w:r>
-      <w:hyperlink r:id="rId27">
-        <w:r>
-          <w:rPr>
-            <w:lang w:val="fr_FR" w:bidi="fr_FR"/>
-          </w:rPr>
-          <w:rPr>
-            <w:color w:val="0000EE"/>
-            <w:u w:val="single"/>
-          </w:rPr>
-          <w:t>1Th 2.12</w:t>
-        </w:r>
-      </w:hyperlink>
+      <w:r>
+        <w:rPr>
+          <w:lang w:val="fr_FR" w:bidi="fr_FR"/>
+        </w:rPr>
+        <w:t>1Th 2.12</w:t>
+      </w:r>
       <w:r>
         <w:rPr>
           <w:lang w:val="fr_FR" w:bidi="fr_FR"/>
         </w:rPr>
         <w:t xml:space="preserve"> ; </w:t>
       </w:r>
-      <w:hyperlink r:id="rId95">
-        <w:r>
-          <w:rPr>
-            <w:lang w:val="fr_FR" w:bidi="fr_FR"/>
-          </w:rPr>
-          <w:rPr>
-            <w:color w:val="0000EE"/>
-            <w:u w:val="single"/>
-          </w:rPr>
-          <w:t>4.7</w:t>
-        </w:r>
-      </w:hyperlink>
+      <w:r>
+        <w:rPr>
+          <w:lang w:val="fr_FR" w:bidi="fr_FR"/>
+        </w:rPr>
+        <w:t>4.7</w:t>
+      </w:r>
       <w:r>
         <w:rPr>
           <w:lang w:val="fr_FR" w:bidi="fr_FR"/>
         </w:rPr>
         <w:t xml:space="preserve"> ; </w:t>
       </w:r>
-      <w:hyperlink r:id="rId96">
-        <w:r>
-          <w:rPr>
-            <w:lang w:val="fr_FR" w:bidi="fr_FR"/>
-          </w:rPr>
-          <w:rPr>
-            <w:color w:val="0000EE"/>
-            <w:u w:val="single"/>
-          </w:rPr>
-          <w:t>5.24</w:t>
-        </w:r>
-      </w:hyperlink>
+      <w:r>
+        <w:rPr>
+          <w:lang w:val="fr_FR" w:bidi="fr_FR"/>
+        </w:rPr>
+        <w:t>5.24</w:t>
+      </w:r>
       <w:r>
         <w:rPr>
           <w:lang w:val="fr_FR" w:bidi="fr_FR"/>
         </w:rPr>
         <w:t>) à travers la prédication de la Bonne Nouvelle. • Ceux qui souffrent à cause de leur foi partageront finalement la gloire de notre Seigneur Jésus-Christ (</w:t>
       </w:r>
-      <w:hyperlink r:id="rId97">
-        <w:r>
-          <w:rPr>
-            <w:lang w:val="fr_FR" w:bidi="fr_FR"/>
-          </w:rPr>
-          <w:rPr>
-            <w:color w:val="0000EE"/>
-            <w:u w:val="single"/>
-          </w:rPr>
-          <w:t>Rm 5.2</w:t>
-        </w:r>
-      </w:hyperlink>
+      <w:r>
+        <w:rPr>
+          <w:lang w:val="fr_FR" w:bidi="fr_FR"/>
+        </w:rPr>
+        <w:t>Rm 5.2</w:t>
+      </w:r>
       <w:r>
         <w:rPr>
           <w:lang w:val="fr_FR" w:bidi="fr_FR"/>
         </w:rPr>
         <w:t xml:space="preserve"> ; </w:t>
       </w:r>
-      <w:hyperlink r:id="rId47">
-        <w:r>
-          <w:rPr>
-            <w:lang w:val="fr_FR" w:bidi="fr_FR"/>
-          </w:rPr>
-          <w:rPr>
-            <w:color w:val="0000EE"/>
-            <w:u w:val="single"/>
-          </w:rPr>
-          <w:t>8.17–18</w:t>
-        </w:r>
-      </w:hyperlink>
+      <w:r>
+        <w:rPr>
+          <w:lang w:val="fr_FR" w:bidi="fr_FR"/>
+        </w:rPr>
+        <w:t>8.17–18</w:t>
+      </w:r>
       <w:r>
         <w:rPr>
           <w:lang w:val="fr_FR" w:bidi="fr_FR"/>
         </w:rPr>
         <w:t xml:space="preserve"> ; </w:t>
       </w:r>
-      <w:hyperlink r:id="rId98">
-        <w:r>
-          <w:rPr>
-            <w:lang w:val="fr_FR" w:bidi="fr_FR"/>
-          </w:rPr>
-          <w:rPr>
-            <w:color w:val="0000EE"/>
-            <w:u w:val="single"/>
-          </w:rPr>
-          <w:t>Col 1.27</w:t>
-        </w:r>
-      </w:hyperlink>
+      <w:r>
+        <w:rPr>
+          <w:lang w:val="fr_FR" w:bidi="fr_FR"/>
+        </w:rPr>
+        <w:t>Col 1.27</w:t>
+      </w:r>
       <w:r>
         <w:rPr>
           <w:lang w:val="fr_FR" w:bidi="fr_FR"/>
         </w:rPr>
         <w:t xml:space="preserve"> ; </w:t>
       </w:r>
-      <w:hyperlink r:id="rId27">
-        <w:r>
-          <w:rPr>
-            <w:lang w:val="fr_FR" w:bidi="fr_FR"/>
-          </w:rPr>
-          <w:rPr>
-            <w:color w:val="0000EE"/>
-            <w:u w:val="single"/>
-          </w:rPr>
-          <w:t>1Th 2.12</w:t>
-        </w:r>
-      </w:hyperlink>
+      <w:r>
+        <w:rPr>
+          <w:lang w:val="fr_FR" w:bidi="fr_FR"/>
+        </w:rPr>
+        <w:t>1Th 2.12</w:t>
+      </w:r>
       <w:r>
         <w:rPr>
           <w:lang w:val="fr_FR" w:bidi="fr_FR"/>
@@ -3683,144 +2981,96 @@
         </w:rPr>
         <w:t>Depuis la fondation de l’église de Thessalonique, Paul s’était préoccupé de la fermeté de leur foi (</w:t>
       </w:r>
-      <w:hyperlink r:id="rId99">
-        <w:r>
-          <w:rPr>
-            <w:lang w:val="fr_FR" w:bidi="fr_FR"/>
-          </w:rPr>
-          <w:rPr>
-            <w:color w:val="0000EE"/>
-            <w:u w:val="single"/>
-          </w:rPr>
-          <w:t>1Th 3.2</w:t>
-        </w:r>
-      </w:hyperlink>
+      <w:r>
+        <w:rPr>
+          <w:lang w:val="fr_FR" w:bidi="fr_FR"/>
+        </w:rPr>
+        <w:t>1Th 3.2</w:t>
+      </w:r>
       <w:r>
         <w:rPr>
           <w:lang w:val="fr_FR" w:bidi="fr_FR"/>
         </w:rPr>
         <w:t xml:space="preserve">, </w:t>
       </w:r>
-      <w:hyperlink r:id="rId100">
-        <w:r>
-          <w:rPr>
-            <w:lang w:val="fr_FR" w:bidi="fr_FR"/>
-          </w:rPr>
-          <w:rPr>
-            <w:color w:val="0000EE"/>
-            <w:u w:val="single"/>
-          </w:rPr>
-          <w:t>5</w:t>
-        </w:r>
-      </w:hyperlink>
+      <w:r>
+        <w:rPr>
+          <w:lang w:val="fr_FR" w:bidi="fr_FR"/>
+        </w:rPr>
+        <w:t>5</w:t>
+      </w:r>
       <w:r>
         <w:rPr>
           <w:lang w:val="fr_FR" w:bidi="fr_FR"/>
         </w:rPr>
         <w:t xml:space="preserve">, </w:t>
       </w:r>
-      <w:hyperlink r:id="rId101">
-        <w:r>
-          <w:rPr>
-            <w:lang w:val="fr_FR" w:bidi="fr_FR"/>
-          </w:rPr>
-          <w:rPr>
-            <w:color w:val="0000EE"/>
-            <w:u w:val="single"/>
-          </w:rPr>
-          <w:t xml:space="preserve">8 </w:t>
-        </w:r>
-      </w:hyperlink>
+      <w:r>
+        <w:rPr>
+          <w:lang w:val="fr_FR" w:bidi="fr_FR"/>
+        </w:rPr>
+        <w:t xml:space="preserve">8 </w:t>
+      </w:r>
       <w:r>
         <w:rPr>
           <w:lang w:val="fr_FR" w:bidi="fr_FR"/>
         </w:rPr>
         <w:t xml:space="preserve">; </w:t>
       </w:r>
-      <w:hyperlink r:id="rId102">
-        <w:r>
-          <w:rPr>
-            <w:lang w:val="fr_FR" w:bidi="fr_FR"/>
-          </w:rPr>
-          <w:rPr>
-            <w:color w:val="0000EE"/>
-            <w:u w:val="single"/>
-          </w:rPr>
-          <w:t>4.1–2</w:t>
-        </w:r>
-      </w:hyperlink>
+      <w:r>
+        <w:rPr>
+          <w:lang w:val="fr_FR" w:bidi="fr_FR"/>
+        </w:rPr>
+        <w:t>4.1–2</w:t>
+      </w:r>
       <w:r>
         <w:rPr>
           <w:lang w:val="fr_FR" w:bidi="fr_FR"/>
         </w:rPr>
         <w:t>) et de leur adhésion à son enseignement (</w:t>
       </w:r>
-      <w:hyperlink r:id="rId103">
-        <w:r>
-          <w:rPr>
-            <w:lang w:val="fr_FR" w:bidi="fr_FR"/>
-          </w:rPr>
-          <w:rPr>
-            <w:color w:val="0000EE"/>
-            <w:u w:val="single"/>
-          </w:rPr>
-          <w:t xml:space="preserve">2Th 3.6 </w:t>
-        </w:r>
-      </w:hyperlink>
+      <w:r>
+        <w:rPr>
+          <w:lang w:val="fr_FR" w:bidi="fr_FR"/>
+        </w:rPr>
+        <w:t xml:space="preserve">2Th 3.6 </w:t>
+      </w:r>
       <w:r>
         <w:rPr>
           <w:lang w:val="fr_FR" w:bidi="fr_FR"/>
         </w:rPr>
         <w:t xml:space="preserve">; </w:t>
       </w:r>
-      <w:hyperlink r:id="rId104">
-        <w:r>
-          <w:rPr>
-            <w:lang w:val="fr_FR" w:bidi="fr_FR"/>
-          </w:rPr>
-          <w:rPr>
-            <w:color w:val="0000EE"/>
-            <w:u w:val="single"/>
-          </w:rPr>
-          <w:t xml:space="preserve">1Co 11.2 </w:t>
-        </w:r>
-      </w:hyperlink>
+      <w:r>
+        <w:rPr>
+          <w:lang w:val="fr_FR" w:bidi="fr_FR"/>
+        </w:rPr>
+        <w:t xml:space="preserve">1Co 11.2 </w:t>
+      </w:r>
       <w:r>
         <w:rPr>
           <w:lang w:val="fr_FR" w:bidi="fr_FR"/>
         </w:rPr>
         <w:t xml:space="preserve">; </w:t>
       </w:r>
-      <w:hyperlink r:id="rId105">
-        <w:r>
-          <w:rPr>
-            <w:lang w:val="fr_FR" w:bidi="fr_FR"/>
-          </w:rPr>
-          <w:rPr>
-            <w:color w:val="0000EE"/>
-            <w:u w:val="single"/>
-          </w:rPr>
-          <w:t xml:space="preserve">15.3 </w:t>
-        </w:r>
-      </w:hyperlink>
+      <w:r>
+        <w:rPr>
+          <w:lang w:val="fr_FR" w:bidi="fr_FR"/>
+        </w:rPr>
+        <w:t xml:space="preserve">15.3 </w:t>
+      </w:r>
       <w:r>
         <w:rPr>
           <w:lang w:val="fr_FR" w:bidi="fr_FR"/>
         </w:rPr>
         <w:t xml:space="preserve">; voir </w:t>
       </w:r>
-      <w:hyperlink r:id="rId106">
-        <w:r>
-          <w:rPr>
-            <w:lang w:val="fr_FR" w:bidi="fr_FR"/>
-          </w:rPr>
-          <w:rPr>
-            <w:color w:val="0000EE"/>
-            <w:u w:val="single"/>
-          </w:rPr>
-          <w:t>Jd 1.3</w:t>
-        </w:r>
-      </w:hyperlink>
+      <w:r>
+        <w:rPr>
+          <w:lang w:val="fr_FR" w:bidi="fr_FR"/>
+        </w:rPr>
+        <w:t>Jd 1.3</w:t>
+      </w:r>
       <w:r>
         <w:rPr>
           <w:lang w:val="fr_FR" w:bidi="fr_FR"/>
@@ -3923,18 +3173,12 @@
         </w:rPr>
         <w:t>La prière de Paul reflète le but de la visite de Timothée aux Thessaloniciens : les fortifier et les encourager dans leur foi (</w:t>
       </w:r>
-      <w:hyperlink r:id="rId99">
-        <w:r>
-          <w:rPr>
-            <w:lang w:val="fr_FR" w:bidi="fr_FR"/>
-          </w:rPr>
-          <w:rPr>
-            <w:color w:val="0000EE"/>
-            <w:u w:val="single"/>
-          </w:rPr>
-          <w:t>1Th 3.2</w:t>
-        </w:r>
-      </w:hyperlink>
+      <w:r>
+        <w:rPr>
+          <w:lang w:val="fr_FR" w:bidi="fr_FR"/>
+        </w:rPr>
+        <w:t>1Th 3.2</w:t>
+      </w:r>
       <w:r>
         <w:rPr>
           <w:lang w:val="fr_FR" w:bidi="fr_FR"/>
@@ -3967,54 +3211,36 @@
         </w:rPr>
         <w:t xml:space="preserve"> en raison de peurs et doutes (</w:t>
       </w:r>
-      <w:hyperlink r:id="rId107">
-        <w:r>
-          <w:rPr>
-            <w:lang w:val="fr_FR" w:bidi="fr_FR"/>
-          </w:rPr>
-          <w:rPr>
-            <w:color w:val="0000EE"/>
-            <w:u w:val="single"/>
-          </w:rPr>
-          <w:t>2Th 2.1–12</w:t>
-        </w:r>
-      </w:hyperlink>
+      <w:r>
+        <w:rPr>
+          <w:lang w:val="fr_FR" w:bidi="fr_FR"/>
+        </w:rPr>
+        <w:t>2Th 2.1–12</w:t>
+      </w:r>
       <w:r>
         <w:rPr>
           <w:lang w:val="fr_FR" w:bidi="fr_FR"/>
         </w:rPr>
         <w:t xml:space="preserve"> ; </w:t>
       </w:r>
-      <w:hyperlink r:id="rId108">
-        <w:r>
-          <w:rPr>
-            <w:lang w:val="fr_FR" w:bidi="fr_FR"/>
-          </w:rPr>
-          <w:rPr>
-            <w:color w:val="0000EE"/>
-            <w:u w:val="single"/>
-          </w:rPr>
-          <w:t>1Th 4.18</w:t>
-        </w:r>
-      </w:hyperlink>
+      <w:r>
+        <w:rPr>
+          <w:lang w:val="fr_FR" w:bidi="fr_FR"/>
+        </w:rPr>
+        <w:t>1Th 4.18</w:t>
+      </w:r>
       <w:r>
         <w:rPr>
           <w:lang w:val="fr_FR" w:bidi="fr_FR"/>
         </w:rPr>
         <w:t xml:space="preserve"> ; </w:t>
       </w:r>
-      <w:hyperlink r:id="rId109">
-        <w:r>
-          <w:rPr>
-            <w:lang w:val="fr_FR" w:bidi="fr_FR"/>
-          </w:rPr>
-          <w:rPr>
-            <w:color w:val="0000EE"/>
-            <w:u w:val="single"/>
-          </w:rPr>
-          <w:t>5.11</w:t>
-        </w:r>
-      </w:hyperlink>
+      <w:r>
+        <w:rPr>
+          <w:lang w:val="fr_FR" w:bidi="fr_FR"/>
+        </w:rPr>
+        <w:t>5.11</w:t>
+      </w:r>
       <w:r>
         <w:rPr>
           <w:lang w:val="fr_FR" w:bidi="fr_FR"/>
@@ -4069,54 +3295,36 @@
         </w:rPr>
         <w:t xml:space="preserve">priez : La prière pour que l’Évangile se répande rapidement rappelle le verset </w:t>
       </w:r>
-      <w:hyperlink r:id="rId110">
-        <w:r>
-          <w:rPr>
-            <w:lang w:val="fr_FR" w:bidi="fr_FR"/>
-          </w:rPr>
-          <w:rPr>
-            <w:color w:val="0000EE"/>
-            <w:u w:val="single"/>
-          </w:rPr>
-          <w:t>Ps 147.15</w:t>
-        </w:r>
-      </w:hyperlink>
+      <w:r>
+        <w:rPr>
+          <w:lang w:val="fr_FR" w:bidi="fr_FR"/>
+        </w:rPr>
+        <w:t>Ps 147.15</w:t>
+      </w:r>
       <w:r>
         <w:rPr>
           <w:lang w:val="fr_FR" w:bidi="fr_FR"/>
         </w:rPr>
         <w:t xml:space="preserve">. Paul emprunte l’image qui porte sur les jeux (voir </w:t>
       </w:r>
-      <w:hyperlink r:id="rId111">
-        <w:r>
-          <w:rPr>
-            <w:lang w:val="fr_FR" w:bidi="fr_FR"/>
-          </w:rPr>
-          <w:rPr>
-            <w:color w:val="0000EE"/>
-            <w:u w:val="single"/>
-          </w:rPr>
-          <w:t>1Co 9.24–26</w:t>
-        </w:r>
-      </w:hyperlink>
+      <w:r>
+        <w:rPr>
+          <w:lang w:val="fr_FR" w:bidi="fr_FR"/>
+        </w:rPr>
+        <w:t>1Co 9.24–26</w:t>
+      </w:r>
       <w:r>
         <w:rPr>
           <w:lang w:val="fr_FR" w:bidi="fr_FR"/>
         </w:rPr>
         <w:t xml:space="preserve"> ; </w:t>
       </w:r>
-      <w:hyperlink r:id="rId112">
-        <w:r>
-          <w:rPr>
-            <w:lang w:val="fr_FR" w:bidi="fr_FR"/>
-          </w:rPr>
-          <w:rPr>
-            <w:color w:val="0000EE"/>
-            <w:u w:val="single"/>
-          </w:rPr>
-          <w:t>Ga 2.2</w:t>
-        </w:r>
-      </w:hyperlink>
+      <w:r>
+        <w:rPr>
+          <w:lang w:val="fr_FR" w:bidi="fr_FR"/>
+        </w:rPr>
+        <w:t>Ga 2.2</w:t>
+      </w:r>
       <w:r>
         <w:rPr>
           <w:lang w:val="fr_FR" w:bidi="fr_FR"/>
@@ -4171,54 +3379,36 @@
         </w:rPr>
         <w:t>Avant d’aborder le dernier sujet de la lettre (</w:t>
       </w:r>
-      <w:hyperlink r:id="rId113">
-        <w:r>
-          <w:rPr>
-            <w:lang w:val="fr_FR" w:bidi="fr_FR"/>
-          </w:rPr>
-          <w:rPr>
-            <w:color w:val="0000EE"/>
-            <w:u w:val="single"/>
-          </w:rPr>
-          <w:t>3.6–15</w:t>
-        </w:r>
-      </w:hyperlink>
+      <w:r>
+        <w:rPr>
+          <w:lang w:val="fr_FR" w:bidi="fr_FR"/>
+        </w:rPr>
+        <w:t>3.6–15</w:t>
+      </w:r>
       <w:r>
         <w:rPr>
           <w:lang w:val="fr_FR" w:bidi="fr_FR"/>
         </w:rPr>
         <w:t>), Paul demande aux Thessaloniciens de prier (</w:t>
       </w:r>
-      <w:hyperlink r:id="rId114">
-        <w:r>
-          <w:rPr>
-            <w:lang w:val="fr_FR" w:bidi="fr_FR"/>
-          </w:rPr>
-          <w:rPr>
-            <w:color w:val="0000EE"/>
-            <w:u w:val="single"/>
-          </w:rPr>
-          <w:t>3.1–2</w:t>
-        </w:r>
-      </w:hyperlink>
+      <w:r>
+        <w:rPr>
+          <w:lang w:val="fr_FR" w:bidi="fr_FR"/>
+        </w:rPr>
+        <w:t>3.1–2</w:t>
+      </w:r>
       <w:r>
         <w:rPr>
           <w:lang w:val="fr_FR" w:bidi="fr_FR"/>
         </w:rPr>
         <w:t>) et leur assure la providence de Dieu dans les épreuves (</w:t>
       </w:r>
-      <w:hyperlink r:id="rId115">
-        <w:r>
-          <w:rPr>
-            <w:lang w:val="fr_FR" w:bidi="fr_FR"/>
-          </w:rPr>
-          <w:rPr>
-            <w:color w:val="0000EE"/>
-            <w:u w:val="single"/>
-          </w:rPr>
-          <w:t>3.3–5</w:t>
-        </w:r>
-      </w:hyperlink>
+      <w:r>
+        <w:rPr>
+          <w:lang w:val="fr_FR" w:bidi="fr_FR"/>
+        </w:rPr>
+        <w:t>3.3–5</w:t>
+      </w:r>
       <w:r>
         <w:rPr>
           <w:lang w:val="fr_FR" w:bidi="fr_FR"/>
@@ -4273,72 +3463,48 @@
         </w:rPr>
         <w:t>Paul, lui aussi, a souffert pour la Bonne Nouvelle (</w:t>
       </w:r>
-      <w:hyperlink r:id="rId116">
-        <w:r>
-          <w:rPr>
-            <w:lang w:val="fr_FR" w:bidi="fr_FR"/>
-          </w:rPr>
-          <w:rPr>
-            <w:color w:val="0000EE"/>
-            <w:u w:val="single"/>
-          </w:rPr>
-          <w:t>2Co 6.5</w:t>
-        </w:r>
-      </w:hyperlink>
+      <w:r>
+        <w:rPr>
+          <w:lang w:val="fr_FR" w:bidi="fr_FR"/>
+        </w:rPr>
+        <w:t>2Co 6.5</w:t>
+      </w:r>
       <w:r>
         <w:rPr>
           <w:lang w:val="fr_FR" w:bidi="fr_FR"/>
         </w:rPr>
         <w:t xml:space="preserve"> ; </w:t>
       </w:r>
-      <w:hyperlink r:id="rId117">
-        <w:r>
-          <w:rPr>
-            <w:lang w:val="fr_FR" w:bidi="fr_FR"/>
-          </w:rPr>
-          <w:rPr>
-            <w:color w:val="0000EE"/>
-            <w:u w:val="single"/>
-          </w:rPr>
-          <w:t>11.23–26</w:t>
-        </w:r>
-      </w:hyperlink>
+      <w:r>
+        <w:rPr>
+          <w:lang w:val="fr_FR" w:bidi="fr_FR"/>
+        </w:rPr>
+        <w:t>11.23–26</w:t>
+      </w:r>
       <w:r>
         <w:rPr>
           <w:lang w:val="fr_FR" w:bidi="fr_FR"/>
         </w:rPr>
         <w:t xml:space="preserve"> ; </w:t>
       </w:r>
-      <w:hyperlink r:id="rId118">
-        <w:r>
-          <w:rPr>
-            <w:lang w:val="fr_FR" w:bidi="fr_FR"/>
-          </w:rPr>
-          <w:rPr>
-            <w:color w:val="0000EE"/>
-            <w:u w:val="single"/>
-          </w:rPr>
-          <w:t>1Th 2.2</w:t>
-        </w:r>
-      </w:hyperlink>
+      <w:r>
+        <w:rPr>
+          <w:lang w:val="fr_FR" w:bidi="fr_FR"/>
+        </w:rPr>
+        <w:t>1Th 2.2</w:t>
+      </w:r>
       <w:r>
         <w:rPr>
           <w:lang w:val="fr_FR" w:bidi="fr_FR"/>
         </w:rPr>
         <w:t xml:space="preserve">). Sa prière d’être délivré rappelle le verset </w:t>
       </w:r>
-      <w:hyperlink r:id="rId119">
-        <w:r>
-          <w:rPr>
-            <w:lang w:val="fr_FR" w:bidi="fr_FR"/>
-          </w:rPr>
-          <w:rPr>
-            <w:color w:val="0000EE"/>
-            <w:u w:val="single"/>
-          </w:rPr>
-          <w:t>Es 25.4</w:t>
-        </w:r>
-      </w:hyperlink>
+      <w:r>
+        <w:rPr>
+          <w:lang w:val="fr_FR" w:bidi="fr_FR"/>
+        </w:rPr>
+        <w:t>Es 25.4</w:t>
+      </w:r>
       <w:r>
         <w:rPr>
           <w:lang w:val="fr_FR" w:bidi="fr_FR"/>
@@ -4406,72 +3572,48 @@
         </w:rPr>
         <w:t xml:space="preserve"> ; voir </w:t>
       </w:r>
-      <w:hyperlink r:id="rId75">
-        <w:r>
-          <w:rPr>
-            <w:lang w:val="fr_FR" w:bidi="fr_FR"/>
-          </w:rPr>
-          <w:rPr>
-            <w:color w:val="0000EE"/>
-            <w:u w:val="single"/>
-          </w:rPr>
-          <w:t>2.9</w:t>
-        </w:r>
-      </w:hyperlink>
+      <w:r>
+        <w:rPr>
+          <w:lang w:val="fr_FR" w:bidi="fr_FR"/>
+        </w:rPr>
+        <w:t>2.9</w:t>
+      </w:r>
       <w:r>
         <w:rPr>
           <w:lang w:val="fr_FR" w:bidi="fr_FR"/>
         </w:rPr>
         <w:t xml:space="preserve"> ; cf. </w:t>
       </w:r>
-      <w:hyperlink r:id="rId120">
-        <w:r>
-          <w:rPr>
-            <w:lang w:val="fr_FR" w:bidi="fr_FR"/>
-          </w:rPr>
-          <w:rPr>
-            <w:color w:val="0000EE"/>
-            <w:u w:val="single"/>
-          </w:rPr>
-          <w:t>1.4–6</w:t>
-        </w:r>
-      </w:hyperlink>
+      <w:r>
+        <w:rPr>
+          <w:lang w:val="fr_FR" w:bidi="fr_FR"/>
+        </w:rPr>
+        <w:t>1.4–6</w:t>
+      </w:r>
       <w:r>
         <w:rPr>
           <w:lang w:val="fr_FR" w:bidi="fr_FR"/>
         </w:rPr>
         <w:t xml:space="preserve"> ; </w:t>
       </w:r>
-      <w:hyperlink r:id="rId22">
-        <w:r>
-          <w:rPr>
-            <w:lang w:val="fr_FR" w:bidi="fr_FR"/>
-          </w:rPr>
-          <w:rPr>
-            <w:color w:val="0000EE"/>
-            <w:u w:val="single"/>
-          </w:rPr>
-          <w:t>1Th 1.6</w:t>
-        </w:r>
-      </w:hyperlink>
+      <w:r>
+        <w:rPr>
+          <w:lang w:val="fr_FR" w:bidi="fr_FR"/>
+        </w:rPr>
+        <w:t>1Th 1.6</w:t>
+      </w:r>
       <w:r>
         <w:rPr>
           <w:lang w:val="fr_FR" w:bidi="fr_FR"/>
         </w:rPr>
         <w:t xml:space="preserve"> ; </w:t>
       </w:r>
-      <w:hyperlink r:id="rId23">
-        <w:r>
-          <w:rPr>
-            <w:lang w:val="fr_FR" w:bidi="fr_FR"/>
-          </w:rPr>
-          <w:rPr>
-            <w:color w:val="0000EE"/>
-            <w:u w:val="single"/>
-          </w:rPr>
-          <w:t>2.14</w:t>
-        </w:r>
-      </w:hyperlink>
+      <w:r>
+        <w:rPr>
+          <w:lang w:val="fr_FR" w:bidi="fr_FR"/>
+        </w:rPr>
+        <w:t>2.14</w:t>
+      </w:r>
       <w:r>
         <w:rPr>
           <w:lang w:val="fr_FR" w:bidi="fr_FR"/>
@@ -4539,36 +3681,24 @@
         </w:rPr>
         <w:t>) leurs cœurs renvoie à une expression de l'Ancien Testament (</w:t>
       </w:r>
-      <w:hyperlink r:id="rId121">
-        <w:r>
-          <w:rPr>
-            <w:lang w:val="fr_FR" w:bidi="fr_FR"/>
-          </w:rPr>
-          <w:rPr>
-            <w:color w:val="0000EE"/>
-            <w:u w:val="single"/>
-          </w:rPr>
-          <w:t>1Ch 29.18</w:t>
-        </w:r>
-      </w:hyperlink>
+      <w:r>
+        <w:rPr>
+          <w:lang w:val="fr_FR" w:bidi="fr_FR"/>
+        </w:rPr>
+        <w:t>1Ch 29.18</w:t>
+      </w:r>
       <w:r>
         <w:rPr>
           <w:lang w:val="fr_FR" w:bidi="fr_FR"/>
         </w:rPr>
         <w:t xml:space="preserve"> ; </w:t>
       </w:r>
-      <w:hyperlink r:id="rId122">
-        <w:r>
-          <w:rPr>
-            <w:lang w:val="fr_FR" w:bidi="fr_FR"/>
-          </w:rPr>
-          <w:rPr>
-            <w:color w:val="0000EE"/>
-            <w:u w:val="single"/>
-          </w:rPr>
-          <w:t>Pr 23.19</w:t>
-        </w:r>
-      </w:hyperlink>
+      <w:r>
+        <w:rPr>
+          <w:lang w:val="fr_FR" w:bidi="fr_FR"/>
+        </w:rPr>
+        <w:t>Pr 23.19</w:t>
+      </w:r>
       <w:r>
         <w:rPr>
           <w:lang w:val="fr_FR" w:bidi="fr_FR"/>
@@ -4623,162 +3753,108 @@
         </w:rPr>
         <w:t>Le commandement de Paul est donné par l’autorité du Seigneur Jésus-Christ (</w:t>
       </w:r>
-      <w:hyperlink r:id="rId123">
-        <w:r>
-          <w:rPr>
-            <w:lang w:val="fr_FR" w:bidi="fr_FR"/>
-          </w:rPr>
-          <w:rPr>
-            <w:color w:val="0000EE"/>
-            <w:u w:val="single"/>
-          </w:rPr>
-          <w:t>1Th 4.2</w:t>
-        </w:r>
-      </w:hyperlink>
+      <w:r>
+        <w:rPr>
+          <w:lang w:val="fr_FR" w:bidi="fr_FR"/>
+        </w:rPr>
+        <w:t>1Th 4.2</w:t>
+      </w:r>
       <w:r>
         <w:rPr>
           <w:lang w:val="fr_FR" w:bidi="fr_FR"/>
         </w:rPr>
         <w:t xml:space="preserve">). • Les membres de l’église devaient éviter les chrétiens qui mènent une existence futile (voir </w:t>
       </w:r>
-      <w:hyperlink r:id="rId124">
-        <w:r>
-          <w:rPr>
-            <w:lang w:val="fr_FR" w:bidi="fr_FR"/>
-          </w:rPr>
-          <w:rPr>
-            <w:color w:val="0000EE"/>
-            <w:u w:val="single"/>
-          </w:rPr>
-          <w:t>2Th 3.7</w:t>
-        </w:r>
-      </w:hyperlink>
+      <w:r>
+        <w:rPr>
+          <w:lang w:val="fr_FR" w:bidi="fr_FR"/>
+        </w:rPr>
+        <w:t>2Th 3.7</w:t>
+      </w:r>
       <w:r>
         <w:rPr>
           <w:lang w:val="fr_FR" w:bidi="fr_FR"/>
         </w:rPr>
         <w:t xml:space="preserve">, </w:t>
       </w:r>
-      <w:hyperlink r:id="rId125">
-        <w:r>
-          <w:rPr>
-            <w:lang w:val="fr_FR" w:bidi="fr_FR"/>
-          </w:rPr>
-          <w:rPr>
-            <w:color w:val="0000EE"/>
-            <w:u w:val="single"/>
-          </w:rPr>
-          <w:t xml:space="preserve">11–13 </w:t>
-        </w:r>
-      </w:hyperlink>
+      <w:r>
+        <w:rPr>
+          <w:lang w:val="fr_FR" w:bidi="fr_FR"/>
+        </w:rPr>
+        <w:t xml:space="preserve">11–13 </w:t>
+      </w:r>
       <w:r>
         <w:rPr>
           <w:lang w:val="fr_FR" w:bidi="fr_FR"/>
         </w:rPr>
         <w:t xml:space="preserve">; </w:t>
       </w:r>
-      <w:hyperlink r:id="rId126">
-        <w:r>
-          <w:rPr>
-            <w:lang w:val="fr_FR" w:bidi="fr_FR"/>
-          </w:rPr>
-          <w:rPr>
-            <w:color w:val="0000EE"/>
-            <w:u w:val="single"/>
-          </w:rPr>
-          <w:t>1Th 5.14</w:t>
-        </w:r>
-      </w:hyperlink>
+      <w:r>
+        <w:rPr>
+          <w:lang w:val="fr_FR" w:bidi="fr_FR"/>
+        </w:rPr>
+        <w:t>1Th 5.14</w:t>
+      </w:r>
       <w:r>
         <w:rPr>
           <w:lang w:val="fr_FR" w:bidi="fr_FR"/>
         </w:rPr>
         <w:t>). S’éloigner des paresseux leur laissera une forte impression (</w:t>
       </w:r>
-      <w:hyperlink r:id="rId127">
-        <w:r>
-          <w:rPr>
-            <w:lang w:val="fr_FR" w:bidi="fr_FR"/>
-          </w:rPr>
-          <w:rPr>
-            <w:color w:val="0000EE"/>
-            <w:u w:val="single"/>
-          </w:rPr>
-          <w:t xml:space="preserve">Mt 18.17 </w:t>
-        </w:r>
-      </w:hyperlink>
+      <w:r>
+        <w:rPr>
+          <w:lang w:val="fr_FR" w:bidi="fr_FR"/>
+        </w:rPr>
+        <w:t xml:space="preserve">Mt 18.17 </w:t>
+      </w:r>
       <w:r>
         <w:rPr>
           <w:lang w:val="fr_FR" w:bidi="fr_FR"/>
         </w:rPr>
         <w:t xml:space="preserve">; </w:t>
       </w:r>
-      <w:hyperlink r:id="rId128">
-        <w:r>
-          <w:rPr>
-            <w:lang w:val="fr_FR" w:bidi="fr_FR"/>
-          </w:rPr>
-          <w:rPr>
-            <w:color w:val="0000EE"/>
-            <w:u w:val="single"/>
-          </w:rPr>
-          <w:t xml:space="preserve">Rm 16.17 </w:t>
-        </w:r>
-      </w:hyperlink>
+      <w:r>
+        <w:rPr>
+          <w:lang w:val="fr_FR" w:bidi="fr_FR"/>
+        </w:rPr>
+        <w:t xml:space="preserve">Rm 16.17 </w:t>
+      </w:r>
       <w:r>
         <w:rPr>
           <w:lang w:val="fr_FR" w:bidi="fr_FR"/>
         </w:rPr>
         <w:t xml:space="preserve">; </w:t>
       </w:r>
-      <w:hyperlink r:id="rId129">
-        <w:r>
-          <w:rPr>
-            <w:lang w:val="fr_FR" w:bidi="fr_FR"/>
-          </w:rPr>
-          <w:rPr>
-            <w:color w:val="0000EE"/>
-            <w:u w:val="single"/>
-          </w:rPr>
-          <w:t>1Co 5.9–13</w:t>
-        </w:r>
-      </w:hyperlink>
+      <w:r>
+        <w:rPr>
+          <w:lang w:val="fr_FR" w:bidi="fr_FR"/>
+        </w:rPr>
+        <w:t>1Co 5.9–13</w:t>
+      </w:r>
       <w:r>
         <w:rPr>
           <w:lang w:val="fr_FR" w:bidi="fr_FR"/>
         </w:rPr>
         <w:t>), poussant à la honte (</w:t>
       </w:r>
-      <w:hyperlink r:id="rId130">
-        <w:r>
-          <w:rPr>
-            <w:lang w:val="fr_FR" w:bidi="fr_FR"/>
-          </w:rPr>
-          <w:rPr>
-            <w:color w:val="0000EE"/>
-            <w:u w:val="single"/>
-          </w:rPr>
-          <w:t>2Th 3.14</w:t>
-        </w:r>
-      </w:hyperlink>
+      <w:r>
+        <w:rPr>
+          <w:lang w:val="fr_FR" w:bidi="fr_FR"/>
+        </w:rPr>
+        <w:t>2Th 3.14</w:t>
+      </w:r>
       <w:r>
         <w:rPr>
           <w:lang w:val="fr_FR" w:bidi="fr_FR"/>
         </w:rPr>
         <w:t>) et au repentir, mais sans aller jusqu’à l’excommunication (</w:t>
       </w:r>
-      <w:hyperlink r:id="rId131">
-        <w:r>
-          <w:rPr>
-            <w:lang w:val="fr_FR" w:bidi="fr_FR"/>
-          </w:rPr>
-          <w:rPr>
-            <w:color w:val="0000EE"/>
-            <w:u w:val="single"/>
-          </w:rPr>
-          <w:t>3.15</w:t>
-        </w:r>
-      </w:hyperlink>
+      <w:r>
+        <w:rPr>
+          <w:lang w:val="fr_FR" w:bidi="fr_FR"/>
+        </w:rPr>
+        <w:t>3.15</w:t>
+      </w:r>
       <w:r>
         <w:rPr>
           <w:lang w:val="fr_FR" w:bidi="fr_FR"/>
@@ -4833,36 +3909,24 @@
         </w:rPr>
         <w:t>Dans sa précédente lettre, Paul avait abordé le problème des membres paresseux de l’église qui refusaient de travailler (</w:t>
       </w:r>
-      <w:hyperlink r:id="rId132">
-        <w:r>
-          <w:rPr>
-            <w:lang w:val="fr_FR" w:bidi="fr_FR"/>
-          </w:rPr>
-          <w:rPr>
-            <w:color w:val="0000EE"/>
-            <w:u w:val="single"/>
-          </w:rPr>
-          <w:t>1Th 4.11–12</w:t>
-        </w:r>
-      </w:hyperlink>
+      <w:r>
+        <w:rPr>
+          <w:lang w:val="fr_FR" w:bidi="fr_FR"/>
+        </w:rPr>
+        <w:t>1Th 4.11–12</w:t>
+      </w:r>
       <w:r>
         <w:rPr>
           <w:lang w:val="fr_FR" w:bidi="fr_FR"/>
         </w:rPr>
         <w:t xml:space="preserve"> ; </w:t>
       </w:r>
-      <w:hyperlink r:id="rId126">
-        <w:r>
-          <w:rPr>
-            <w:lang w:val="fr_FR" w:bidi="fr_FR"/>
-          </w:rPr>
-          <w:rPr>
-            <w:color w:val="0000EE"/>
-            <w:u w:val="single"/>
-          </w:rPr>
-          <w:t>5.14</w:t>
-        </w:r>
-      </w:hyperlink>
+      <w:r>
+        <w:rPr>
+          <w:lang w:val="fr_FR" w:bidi="fr_FR"/>
+        </w:rPr>
+        <w:t>5.14</w:t>
+      </w:r>
       <w:r>
         <w:rPr>
           <w:lang w:val="fr_FR" w:bidi="fr_FR"/>
@@ -4917,36 +3981,24 @@
         </w:rPr>
         <w:t>L’enseignement par l’exemple était très estimé dans le monde antique. Paul lui-même a donné l’exemple en travaillant pour sa propre nourriture (</w:t>
       </w:r>
-      <w:hyperlink r:id="rId133">
-        <w:r>
-          <w:rPr>
-            <w:lang w:val="fr_FR" w:bidi="fr_FR"/>
-          </w:rPr>
-          <w:rPr>
-            <w:color w:val="0000EE"/>
-            <w:u w:val="single"/>
-          </w:rPr>
-          <w:t>3.8</w:t>
-        </w:r>
-      </w:hyperlink>
+      <w:r>
+        <w:rPr>
+          <w:lang w:val="fr_FR" w:bidi="fr_FR"/>
+        </w:rPr>
+        <w:t>3.8</w:t>
+      </w:r>
       <w:r>
         <w:rPr>
           <w:lang w:val="fr_FR" w:bidi="fr_FR"/>
         </w:rPr>
         <w:t xml:space="preserve"> ; </w:t>
       </w:r>
-      <w:hyperlink r:id="rId134">
-        <w:r>
-          <w:rPr>
-            <w:lang w:val="fr_FR" w:bidi="fr_FR"/>
-          </w:rPr>
-          <w:rPr>
-            <w:color w:val="0000EE"/>
-            <w:u w:val="single"/>
-          </w:rPr>
-          <w:t>1Th 2.9</w:t>
-        </w:r>
-      </w:hyperlink>
+      <w:r>
+        <w:rPr>
+          <w:lang w:val="fr_FR" w:bidi="fr_FR"/>
+        </w:rPr>
+        <w:t>1Th 2.9</w:t>
+      </w:r>
       <w:r>
         <w:rPr>
           <w:lang w:val="fr_FR" w:bidi="fr_FR"/>
@@ -5001,108 +4053,72 @@
         </w:rPr>
         <w:t>gratuitement : Bien que Paul ait enseigné que les travailleurs dans l’Église pouvaient recevoir un salaire pour leur travail (</w:t>
       </w:r>
-      <w:hyperlink r:id="rId135">
-        <w:r>
-          <w:rPr>
-            <w:lang w:val="fr_FR" w:bidi="fr_FR"/>
-          </w:rPr>
-          <w:rPr>
-            <w:color w:val="0000EE"/>
-            <w:u w:val="single"/>
-          </w:rPr>
-          <w:t>3.9</w:t>
-        </w:r>
-      </w:hyperlink>
+      <w:r>
+        <w:rPr>
+          <w:lang w:val="fr_FR" w:bidi="fr_FR"/>
+        </w:rPr>
+        <w:t>3.9</w:t>
+      </w:r>
       <w:r>
         <w:rPr>
           <w:lang w:val="fr_FR" w:bidi="fr_FR"/>
         </w:rPr>
         <w:t xml:space="preserve"> ; voir </w:t>
       </w:r>
-      <w:hyperlink r:id="rId136">
-        <w:r>
-          <w:rPr>
-            <w:lang w:val="fr_FR" w:bidi="fr_FR"/>
-          </w:rPr>
-          <w:rPr>
-            <w:color w:val="0000EE"/>
-            <w:u w:val="single"/>
-          </w:rPr>
-          <w:t>Mt 10.10</w:t>
-        </w:r>
-      </w:hyperlink>
+      <w:r>
+        <w:rPr>
+          <w:lang w:val="fr_FR" w:bidi="fr_FR"/>
+        </w:rPr>
+        <w:t>Mt 10.10</w:t>
+      </w:r>
       <w:r>
         <w:rPr>
           <w:lang w:val="fr_FR" w:bidi="fr_FR"/>
         </w:rPr>
         <w:t xml:space="preserve"> ; </w:t>
       </w:r>
-      <w:hyperlink r:id="rId137">
-        <w:r>
-          <w:rPr>
-            <w:lang w:val="fr_FR" w:bidi="fr_FR"/>
-          </w:rPr>
-          <w:rPr>
-            <w:color w:val="0000EE"/>
-            <w:u w:val="single"/>
-          </w:rPr>
-          <w:t>1Co 9.7–14</w:t>
-        </w:r>
-      </w:hyperlink>
+      <w:r>
+        <w:rPr>
+          <w:lang w:val="fr_FR" w:bidi="fr_FR"/>
+        </w:rPr>
+        <w:t>1Co 9.7–14</w:t>
+      </w:r>
       <w:r>
         <w:rPr>
           <w:lang w:val="fr_FR" w:bidi="fr_FR"/>
         </w:rPr>
         <w:t xml:space="preserve"> ; </w:t>
       </w:r>
-      <w:hyperlink r:id="rId138">
-        <w:r>
-          <w:rPr>
-            <w:lang w:val="fr_FR" w:bidi="fr_FR"/>
-          </w:rPr>
-          <w:rPr>
-            <w:color w:val="0000EE"/>
-            <w:u w:val="single"/>
-          </w:rPr>
-          <w:t>1Tm 5.17–18</w:t>
-        </w:r>
-      </w:hyperlink>
+      <w:r>
+        <w:rPr>
+          <w:lang w:val="fr_FR" w:bidi="fr_FR"/>
+        </w:rPr>
+        <w:t>1Tm 5.17–18</w:t>
+      </w:r>
       <w:r>
         <w:rPr>
           <w:lang w:val="fr_FR" w:bidi="fr_FR"/>
         </w:rPr>
         <w:t>), il n’a pas profité de ce privilège (</w:t>
       </w:r>
-      <w:hyperlink r:id="rId134">
-        <w:r>
-          <w:rPr>
-            <w:lang w:val="fr_FR" w:bidi="fr_FR"/>
-          </w:rPr>
-          <w:rPr>
-            <w:color w:val="0000EE"/>
-            <w:u w:val="single"/>
-          </w:rPr>
-          <w:t xml:space="preserve">1Th 2.9 </w:t>
-        </w:r>
-      </w:hyperlink>
+      <w:r>
+        <w:rPr>
+          <w:lang w:val="fr_FR" w:bidi="fr_FR"/>
+        </w:rPr>
+        <w:t xml:space="preserve">1Th 2.9 </w:t>
+      </w:r>
       <w:r>
         <w:rPr>
           <w:lang w:val="fr_FR" w:bidi="fr_FR"/>
         </w:rPr>
         <w:t xml:space="preserve">; </w:t>
       </w:r>
-      <w:hyperlink r:id="rId139">
-        <w:r>
-          <w:rPr>
-            <w:lang w:val="fr_FR" w:bidi="fr_FR"/>
-          </w:rPr>
-          <w:rPr>
-            <w:color w:val="0000EE"/>
-            <w:u w:val="single"/>
-          </w:rPr>
-          <w:t>2Th 3.6–10</w:t>
-        </w:r>
-      </w:hyperlink>
+      <w:r>
+        <w:rPr>
+          <w:lang w:val="fr_FR" w:bidi="fr_FR"/>
+        </w:rPr>
+        <w:t>2Th 3.6–10</w:t>
+      </w:r>
       <w:r>
         <w:rPr>
           <w:lang w:val="fr_FR" w:bidi="fr_FR"/>
@@ -5157,18 +4173,12 @@
         </w:rPr>
         <w:t>Paul s’était distingué des autres fidèles de la culture qui étaient motivés par la célébrité et l’argent (</w:t>
       </w:r>
-      <w:hyperlink r:id="rId140">
-        <w:r>
-          <w:rPr>
-            <w:lang w:val="fr_FR" w:bidi="fr_FR"/>
-          </w:rPr>
-          <w:rPr>
-            <w:color w:val="0000EE"/>
-            <w:u w:val="single"/>
-          </w:rPr>
-          <w:t>1Th 2.5</w:t>
-        </w:r>
-      </w:hyperlink>
+      <w:r>
+        <w:rPr>
+          <w:lang w:val="fr_FR" w:bidi="fr_FR"/>
+        </w:rPr>
+        <w:t>1Th 2.5</w:t>
+      </w:r>
       <w:r>
         <w:rPr>
           <w:lang w:val="fr_FR" w:bidi="fr_FR"/>
@@ -5223,54 +4233,36 @@
         </w:rPr>
         <w:t xml:space="preserve">Le travail est le moyen approprié de gagner sa vie (voir </w:t>
       </w:r>
-      <w:hyperlink r:id="rId141">
-        <w:r>
-          <w:rPr>
-            <w:lang w:val="fr_FR" w:bidi="fr_FR"/>
-          </w:rPr>
-          <w:rPr>
-            <w:color w:val="0000EE"/>
-            <w:u w:val="single"/>
-          </w:rPr>
-          <w:t>Gn 3.17–19</w:t>
-        </w:r>
-      </w:hyperlink>
+      <w:r>
+        <w:rPr>
+          <w:lang w:val="fr_FR" w:bidi="fr_FR"/>
+        </w:rPr>
+        <w:t>Gn 3.17–19</w:t>
+      </w:r>
       <w:r>
         <w:rPr>
           <w:lang w:val="fr_FR" w:bidi="fr_FR"/>
         </w:rPr>
         <w:t xml:space="preserve"> ; </w:t>
       </w:r>
-      <w:hyperlink r:id="rId142">
-        <w:r>
-          <w:rPr>
-            <w:lang w:val="fr_FR" w:bidi="fr_FR"/>
-          </w:rPr>
-          <w:rPr>
-            <w:color w:val="0000EE"/>
-            <w:u w:val="single"/>
-          </w:rPr>
-          <w:t xml:space="preserve">Ps 128.2 </w:t>
-        </w:r>
-      </w:hyperlink>
+      <w:r>
+        <w:rPr>
+          <w:lang w:val="fr_FR" w:bidi="fr_FR"/>
+        </w:rPr>
+        <w:t xml:space="preserve">Ps 128.2 </w:t>
+      </w:r>
       <w:r>
         <w:rPr>
           <w:lang w:val="fr_FR" w:bidi="fr_FR"/>
         </w:rPr>
         <w:t xml:space="preserve">; </w:t>
       </w:r>
-      <w:hyperlink r:id="rId143">
-        <w:r>
-          <w:rPr>
-            <w:lang w:val="fr_FR" w:bidi="fr_FR"/>
-          </w:rPr>
-          <w:rPr>
-            <w:color w:val="0000EE"/>
-            <w:u w:val="single"/>
-          </w:rPr>
-          <w:t>Pr 10.4</w:t>
-        </w:r>
-      </w:hyperlink>
+      <w:r>
+        <w:rPr>
+          <w:lang w:val="fr_FR" w:bidi="fr_FR"/>
+        </w:rPr>
+        <w:t>Pr 10.4</w:t>
+      </w:r>
       <w:r>
         <w:rPr>
           <w:lang w:val="fr_FR" w:bidi="fr_FR"/>
@@ -5325,54 +4317,36 @@
         </w:rPr>
         <w:t xml:space="preserve">Paul souligne la force du commandement en faisant appel à l’autorité du Seigneur Jésus (comme aux versets </w:t>
       </w:r>
-      <w:hyperlink r:id="rId103">
-        <w:r>
-          <w:rPr>
-            <w:lang w:val="fr_FR" w:bidi="fr_FR"/>
-          </w:rPr>
-          <w:rPr>
-            <w:color w:val="0000EE"/>
-            <w:u w:val="single"/>
-          </w:rPr>
-          <w:t>3.6</w:t>
-        </w:r>
-      </w:hyperlink>
+      <w:r>
+        <w:rPr>
+          <w:lang w:val="fr_FR" w:bidi="fr_FR"/>
+        </w:rPr>
+        <w:t>3.6</w:t>
+      </w:r>
       <w:r>
         <w:rPr>
           <w:lang w:val="fr_FR" w:bidi="fr_FR"/>
         </w:rPr>
         <w:t xml:space="preserve"> ; </w:t>
       </w:r>
-      <w:hyperlink r:id="rId102">
-        <w:r>
-          <w:rPr>
-            <w:lang w:val="fr_FR" w:bidi="fr_FR"/>
-          </w:rPr>
-          <w:rPr>
-            <w:color w:val="0000EE"/>
-            <w:u w:val="single"/>
-          </w:rPr>
-          <w:t>1Th 4.1–2</w:t>
-        </w:r>
-      </w:hyperlink>
+      <w:r>
+        <w:rPr>
+          <w:lang w:val="fr_FR" w:bidi="fr_FR"/>
+        </w:rPr>
+        <w:t>1Th 4.1–2</w:t>
+      </w:r>
       <w:r>
         <w:rPr>
           <w:lang w:val="fr_FR" w:bidi="fr_FR"/>
         </w:rPr>
         <w:t xml:space="preserve">). • paisiblement : c’est-à-dire mener une vie tranquille au lieu de se mêler d’affaires indiscrètes (voir </w:t>
       </w:r>
-      <w:hyperlink r:id="rId144">
-        <w:r>
-          <w:rPr>
-            <w:lang w:val="fr_FR" w:bidi="fr_FR"/>
-          </w:rPr>
-          <w:rPr>
-            <w:color w:val="0000EE"/>
-            <w:u w:val="single"/>
-          </w:rPr>
-          <w:t>1Th 4.11</w:t>
-        </w:r>
-      </w:hyperlink>
+      <w:r>
+        <w:rPr>
+          <w:lang w:val="fr_FR" w:bidi="fr_FR"/>
+        </w:rPr>
+        <w:t>1Th 4.11</w:t>
+      </w:r>
       <w:r>
         <w:rPr>
           <w:lang w:val="fr_FR" w:bidi="fr_FR"/>
@@ -5427,54 +4401,36 @@
         </w:rPr>
         <w:t xml:space="preserve">faire le bien : Les Thessaloniciens ont été encouragés à tendre la main et à aider ceux réellement dans le besoin (voir </w:t>
       </w:r>
-      <w:hyperlink r:id="rId145">
-        <w:r>
-          <w:rPr>
-            <w:lang w:val="fr_FR" w:bidi="fr_FR"/>
-          </w:rPr>
-          <w:rPr>
-            <w:color w:val="0000EE"/>
-            <w:u w:val="single"/>
-          </w:rPr>
-          <w:t>Ga 6.9–10</w:t>
-        </w:r>
-      </w:hyperlink>
+      <w:r>
+        <w:rPr>
+          <w:lang w:val="fr_FR" w:bidi="fr_FR"/>
+        </w:rPr>
+        <w:t>Ga 6.9–10</w:t>
+      </w:r>
       <w:r>
         <w:rPr>
           <w:lang w:val="fr_FR" w:bidi="fr_FR"/>
         </w:rPr>
         <w:t>), par opposition aux personnes paresseuses et dépendantes (</w:t>
       </w:r>
-      <w:hyperlink r:id="rId146">
-        <w:r>
-          <w:rPr>
-            <w:lang w:val="fr_FR" w:bidi="fr_FR"/>
-          </w:rPr>
-          <w:rPr>
-            <w:color w:val="0000EE"/>
-            <w:u w:val="single"/>
-          </w:rPr>
-          <w:t>2Th 3.7–8</w:t>
-        </w:r>
-      </w:hyperlink>
+      <w:r>
+        <w:rPr>
+          <w:lang w:val="fr_FR" w:bidi="fr_FR"/>
+        </w:rPr>
+        <w:t>2Th 3.7–8</w:t>
+      </w:r>
       <w:r>
         <w:rPr>
           <w:lang w:val="fr_FR" w:bidi="fr_FR"/>
         </w:rPr>
         <w:t xml:space="preserve">, </w:t>
       </w:r>
-      <w:hyperlink r:id="rId147">
-        <w:r>
-          <w:rPr>
-            <w:lang w:val="fr_FR" w:bidi="fr_FR"/>
-          </w:rPr>
-          <w:rPr>
-            <w:color w:val="0000EE"/>
-            <w:u w:val="single"/>
-          </w:rPr>
-          <w:t>10</w:t>
-        </w:r>
-      </w:hyperlink>
+      <w:r>
+        <w:rPr>
+          <w:lang w:val="fr_FR" w:bidi="fr_FR"/>
+        </w:rPr>
+        <w:t>10</w:t>
+      </w:r>
       <w:r>
         <w:rPr>
           <w:lang w:val="fr_FR" w:bidi="fr_FR"/>
@@ -5589,54 +4545,36 @@
         </w:rPr>
         <w:t>Ne le regardez pas comme un ennemi : Dans le monde antique, on coupait toute relation avec ses ennemis et on engageait même des actions punitives à leur égard. Paul avertit les Thessaloniciens que la punition des chrétiens désobéissants (</w:t>
       </w:r>
-      <w:hyperlink r:id="rId130">
-        <w:r>
-          <w:rPr>
-            <w:lang w:val="fr_FR" w:bidi="fr_FR"/>
-          </w:rPr>
-          <w:rPr>
-            <w:color w:val="0000EE"/>
-            <w:u w:val="single"/>
-          </w:rPr>
-          <w:t>3.14</w:t>
-        </w:r>
-      </w:hyperlink>
+      <w:r>
+        <w:rPr>
+          <w:lang w:val="fr_FR" w:bidi="fr_FR"/>
+        </w:rPr>
+        <w:t>3.14</w:t>
+      </w:r>
       <w:r>
         <w:rPr>
           <w:lang w:val="fr_FR" w:bidi="fr_FR"/>
         </w:rPr>
         <w:t>) ne devait pas aboutir à ce type d’attaque. Au contraire, l’église devait les traiter comme des membres de la famille, dans l’espoir qu’ils changent leur conduite (</w:t>
       </w:r>
-      <w:hyperlink r:id="rId148">
-        <w:r>
-          <w:rPr>
-            <w:lang w:val="fr_FR" w:bidi="fr_FR"/>
-          </w:rPr>
-          <w:rPr>
-            <w:color w:val="0000EE"/>
-            <w:u w:val="single"/>
-          </w:rPr>
-          <w:t>1Th 5.12</w:t>
-        </w:r>
-      </w:hyperlink>
+      <w:r>
+        <w:rPr>
+          <w:lang w:val="fr_FR" w:bidi="fr_FR"/>
+        </w:rPr>
+        <w:t>1Th 5.12</w:t>
+      </w:r>
       <w:r>
         <w:rPr>
           <w:lang w:val="fr_FR" w:bidi="fr_FR"/>
         </w:rPr>
         <w:t xml:space="preserve">, </w:t>
       </w:r>
-      <w:hyperlink r:id="rId126">
-        <w:r>
-          <w:rPr>
-            <w:lang w:val="fr_FR" w:bidi="fr_FR"/>
-          </w:rPr>
-          <w:rPr>
-            <w:color w:val="0000EE"/>
-            <w:u w:val="single"/>
-          </w:rPr>
-          <w:t>14</w:t>
-        </w:r>
-      </w:hyperlink>
+      <w:r>
+        <w:rPr>
+          <w:lang w:val="fr_FR" w:bidi="fr_FR"/>
+        </w:rPr>
+        <w:t>14</w:t>
+      </w:r>
       <w:r>
         <w:rPr>
           <w:lang w:val="fr_FR" w:bidi="fr_FR"/>
@@ -5691,108 +4629,72 @@
         </w:rPr>
         <w:t xml:space="preserve">La prière finale évoque la bénédiction de Jésus au verset </w:t>
       </w:r>
-      <w:hyperlink r:id="rId149">
-        <w:r>
-          <w:rPr>
-            <w:lang w:val="fr_FR" w:bidi="fr_FR"/>
-          </w:rPr>
-          <w:rPr>
-            <w:color w:val="0000EE"/>
-            <w:u w:val="single"/>
-          </w:rPr>
-          <w:t>Jn 14.27</w:t>
-        </w:r>
-      </w:hyperlink>
+      <w:r>
+        <w:rPr>
+          <w:lang w:val="fr_FR" w:bidi="fr_FR"/>
+        </w:rPr>
+        <w:t>Jn 14.27</w:t>
+      </w:r>
       <w:r>
         <w:rPr>
           <w:lang w:val="fr_FR" w:bidi="fr_FR"/>
         </w:rPr>
         <w:t xml:space="preserve"> (cf. </w:t>
       </w:r>
-      <w:hyperlink r:id="rId150">
-        <w:r>
-          <w:rPr>
-            <w:lang w:val="fr_FR" w:bidi="fr_FR"/>
-          </w:rPr>
-          <w:rPr>
-            <w:color w:val="0000EE"/>
-            <w:u w:val="single"/>
-          </w:rPr>
-          <w:t>Nb 6.26</w:t>
-        </w:r>
-      </w:hyperlink>
+      <w:r>
+        <w:rPr>
+          <w:lang w:val="fr_FR" w:bidi="fr_FR"/>
+        </w:rPr>
+        <w:t>Nb 6.26</w:t>
+      </w:r>
       <w:r>
         <w:rPr>
           <w:lang w:val="fr_FR" w:bidi="fr_FR"/>
         </w:rPr>
         <w:t>) et s’oppose à la situation des fidèles à Thessalonique (</w:t>
       </w:r>
-      <w:hyperlink r:id="rId151">
-        <w:r>
-          <w:rPr>
-            <w:lang w:val="fr_FR" w:bidi="fr_FR"/>
-          </w:rPr>
-          <w:rPr>
-            <w:color w:val="0000EE"/>
-            <w:u w:val="single"/>
-          </w:rPr>
-          <w:t>2Th 1.4–10</w:t>
-        </w:r>
-      </w:hyperlink>
+      <w:r>
+        <w:rPr>
+          <w:lang w:val="fr_FR" w:bidi="fr_FR"/>
+        </w:rPr>
+        <w:t>2Th 1.4–10</w:t>
+      </w:r>
       <w:r>
         <w:rPr>
           <w:lang w:val="fr_FR" w:bidi="fr_FR"/>
         </w:rPr>
         <w:t xml:space="preserve"> ; </w:t>
       </w:r>
-      <w:hyperlink r:id="rId23">
-        <w:r>
-          <w:rPr>
-            <w:lang w:val="fr_FR" w:bidi="fr_FR"/>
-          </w:rPr>
-          <w:rPr>
-            <w:color w:val="0000EE"/>
-            <w:u w:val="single"/>
-          </w:rPr>
-          <w:t>1Th 2.14</w:t>
-        </w:r>
-      </w:hyperlink>
+      <w:r>
+        <w:rPr>
+          <w:lang w:val="fr_FR" w:bidi="fr_FR"/>
+        </w:rPr>
+        <w:t>1Th 2.14</w:t>
+      </w:r>
       <w:r>
         <w:rPr>
           <w:lang w:val="fr_FR" w:bidi="fr_FR"/>
         </w:rPr>
         <w:t>). Paul était toujours conscient de la présence du Seigneur auprès de son peuple (</w:t>
       </w:r>
-      <w:hyperlink r:id="rId152">
-        <w:r>
-          <w:rPr>
-            <w:lang w:val="fr_FR" w:bidi="fr_FR"/>
-          </w:rPr>
-          <w:rPr>
-            <w:color w:val="0000EE"/>
-            <w:u w:val="single"/>
-          </w:rPr>
-          <w:t>Rm 15.33</w:t>
-        </w:r>
-      </w:hyperlink>
+      <w:r>
+        <w:rPr>
+          <w:lang w:val="fr_FR" w:bidi="fr_FR"/>
+        </w:rPr>
+        <w:t>Rm 15.33</w:t>
+      </w:r>
       <w:r>
         <w:rPr>
           <w:lang w:val="fr_FR" w:bidi="fr_FR"/>
         </w:rPr>
         <w:t xml:space="preserve"> ; </w:t>
       </w:r>
-      <w:hyperlink r:id="rId153">
-        <w:r>
-          <w:rPr>
-            <w:lang w:val="fr_FR" w:bidi="fr_FR"/>
-          </w:rPr>
-          <w:rPr>
-            <w:color w:val="0000EE"/>
-            <w:u w:val="single"/>
-          </w:rPr>
-          <w:t>Ph 4.9</w:t>
-        </w:r>
-      </w:hyperlink>
+      <w:r>
+        <w:rPr>
+          <w:lang w:val="fr_FR" w:bidi="fr_FR"/>
+        </w:rPr>
+        <w:t>Ph 4.9</w:t>
+      </w:r>
       <w:r>
         <w:rPr>
           <w:lang w:val="fr_FR" w:bidi="fr_FR"/>
@@ -5847,126 +4749,84 @@
         </w:rPr>
         <w:t>Un secrétaire avait rédigé cette lettre pour Paul (</w:t>
       </w:r>
-      <w:hyperlink r:id="rId154">
-        <w:r>
-          <w:rPr>
-            <w:lang w:val="fr_FR" w:bidi="fr_FR"/>
-          </w:rPr>
-          <w:rPr>
-            <w:color w:val="0000EE"/>
-            <w:u w:val="single"/>
-          </w:rPr>
-          <w:t>Rm 16.22</w:t>
-        </w:r>
-      </w:hyperlink>
+      <w:r>
+        <w:rPr>
+          <w:lang w:val="fr_FR" w:bidi="fr_FR"/>
+        </w:rPr>
+        <w:t>Rm 16.22</w:t>
+      </w:r>
       <w:r>
         <w:rPr>
           <w:lang w:val="fr_FR" w:bidi="fr_FR"/>
         </w:rPr>
         <w:t xml:space="preserve"> ; </w:t>
       </w:r>
-      <w:hyperlink r:id="rId155">
-        <w:r>
-          <w:rPr>
-            <w:lang w:val="fr_FR" w:bidi="fr_FR"/>
-          </w:rPr>
-          <w:rPr>
-            <w:color w:val="0000EE"/>
-            <w:u w:val="single"/>
-          </w:rPr>
-          <w:t>1P 5.12</w:t>
-        </w:r>
-      </w:hyperlink>
+      <w:r>
+        <w:rPr>
+          <w:lang w:val="fr_FR" w:bidi="fr_FR"/>
+        </w:rPr>
+        <w:t>1P 5.12</w:t>
+      </w:r>
       <w:r>
         <w:rPr>
           <w:lang w:val="fr_FR" w:bidi="fr_FR"/>
         </w:rPr>
         <w:t xml:space="preserve">). Maintenant, Paul prend la plume pour ajouter une salutation finale de sa propre main (cf. </w:t>
       </w:r>
-      <w:hyperlink r:id="rId156">
-        <w:r>
-          <w:rPr>
-            <w:lang w:val="fr_FR" w:bidi="fr_FR"/>
-          </w:rPr>
-          <w:rPr>
-            <w:color w:val="0000EE"/>
-            <w:u w:val="single"/>
-          </w:rPr>
-          <w:t>1Co 16.21</w:t>
-        </w:r>
-      </w:hyperlink>
+      <w:r>
+        <w:rPr>
+          <w:lang w:val="fr_FR" w:bidi="fr_FR"/>
+        </w:rPr>
+        <w:t>1Co 16.21</w:t>
+      </w:r>
       <w:r>
         <w:rPr>
           <w:lang w:val="fr_FR" w:bidi="fr_FR"/>
         </w:rPr>
         <w:t xml:space="preserve"> ; </w:t>
       </w:r>
-      <w:hyperlink r:id="rId157">
-        <w:r>
-          <w:rPr>
-            <w:lang w:val="fr_FR" w:bidi="fr_FR"/>
-          </w:rPr>
-          <w:rPr>
-            <w:color w:val="0000EE"/>
-            <w:u w:val="single"/>
-          </w:rPr>
-          <w:t>Ga 6.11</w:t>
-        </w:r>
-      </w:hyperlink>
+      <w:r>
+        <w:rPr>
+          <w:lang w:val="fr_FR" w:bidi="fr_FR"/>
+        </w:rPr>
+        <w:t>Ga 6.11</w:t>
+      </w:r>
       <w:r>
         <w:rPr>
           <w:lang w:val="fr_FR" w:bidi="fr_FR"/>
         </w:rPr>
         <w:t xml:space="preserve"> ; </w:t>
       </w:r>
-      <w:hyperlink r:id="rId158">
-        <w:r>
-          <w:rPr>
-            <w:lang w:val="fr_FR" w:bidi="fr_FR"/>
-          </w:rPr>
-          <w:rPr>
-            <w:color w:val="0000EE"/>
-            <w:u w:val="single"/>
-          </w:rPr>
-          <w:t>Col 4.18</w:t>
-        </w:r>
-      </w:hyperlink>
+      <w:r>
+        <w:rPr>
+          <w:lang w:val="fr_FR" w:bidi="fr_FR"/>
+        </w:rPr>
+        <w:t>Col 4.18</w:t>
+      </w:r>
       <w:r>
         <w:rPr>
           <w:lang w:val="fr_FR" w:bidi="fr_FR"/>
         </w:rPr>
         <w:t xml:space="preserve"> ; </w:t>
       </w:r>
-      <w:hyperlink r:id="rId159">
-        <w:r>
-          <w:rPr>
-            <w:lang w:val="fr_FR" w:bidi="fr_FR"/>
-          </w:rPr>
-          <w:rPr>
-            <w:color w:val="0000EE"/>
-            <w:u w:val="single"/>
-          </w:rPr>
-          <w:t>Phm 1.19</w:t>
-        </w:r>
-      </w:hyperlink>
+      <w:r>
+        <w:rPr>
+          <w:lang w:val="fr_FR" w:bidi="fr_FR"/>
+        </w:rPr>
+        <w:t>Phm 1.19</w:t>
+      </w:r>
       <w:r>
         <w:rPr>
           <w:lang w:val="fr_FR" w:bidi="fr_FR"/>
         </w:rPr>
         <w:t>). Par crainte qu’une lettre dont il n’était pas l’auteur circule sous son nom (</w:t>
       </w:r>
-      <w:hyperlink r:id="rId41">
-        <w:r>
-          <w:rPr>
-            <w:lang w:val="fr_FR" w:bidi="fr_FR"/>
-          </w:rPr>
-          <w:rPr>
-            <w:color w:val="0000EE"/>
-            <w:u w:val="single"/>
-          </w:rPr>
-          <w:t>2Th 2.2</w:t>
-        </w:r>
-      </w:hyperlink>
+      <w:r>
+        <w:rPr>
+          <w:lang w:val="fr_FR" w:bidi="fr_FR"/>
+        </w:rPr>
+        <w:t>2Th 2.2</w:t>
+      </w:r>
       <w:r>
         <w:rPr>
           <w:lang w:val="fr_FR" w:bidi="fr_FR"/>
@@ -6021,18 +4881,12 @@
         </w:rPr>
         <w:t xml:space="preserve">On terminait souvent les lettres antiques en souhaitant la bonne santé ou la prospérité, mais la bénédiction qu’adresse Paul est bien plus grande : il invoque le Seigneur Jésus-Christ pour accorder la grâce aux destinataires (voir </w:t>
       </w:r>
-      <w:hyperlink r:id="rId160">
-        <w:r>
-          <w:rPr>
-            <w:lang w:val="fr_FR" w:bidi="fr_FR"/>
-          </w:rPr>
-          <w:rPr>
-            <w:color w:val="0000EE"/>
-            <w:u w:val="single"/>
-          </w:rPr>
-          <w:t>1Th 5.28</w:t>
-        </w:r>
-      </w:hyperlink>
+      <w:r>
+        <w:rPr>
+          <w:lang w:val="fr_FR" w:bidi="fr_FR"/>
+        </w:rPr>
+        <w:t>1Th 5.28</w:t>
+      </w:r>
       <w:r>
         <w:rPr>
           <w:lang w:val="fr_FR" w:bidi="fr_FR"/>
